--- a/docs/chiiki-karte-system/handoff/保守マニュアル.docx
+++ b/docs/chiiki-karte-system/handoff/保守マニュアル.docx
@@ -7042,7 +7042,7 @@
                 <w:sz w:val="18"/>
                 <w:szCs w:val="18"/>
               </w:rPr>
-              <w:t xml:space="preserve">2020年国勢調査</w:t>
+              <w:t xml:space="preserve">国勢調査</w:t>
             </w:r>
           </w:p>
         </w:tc>
@@ -7100,7 +7100,96 @@
                 <w:sz w:val="18"/>
                 <w:szCs w:val="18"/>
               </w:rPr>
-              <w:t xml:space="preserve">国勢調査の年（検索で出てくる箇所すべて）</w:t>
+              <w:t xml:space="preserve">国勢調査の年（「2020年」「令和2年」「2015年」の表記。検索で出てくる箇所すべて）</w:t>
+            </w:r>
+          </w:p>
+        </w:tc>
+      </w:tr>
+      <w:tr>
+        <w:tc>
+          <w:tcPr>
+            <w:tcW w:type="dxa" w:w="4016"/>
+            <w:tcBorders>
+              <w:top w:val="single" w:color="C9D1DC" w:sz="4"/>
+              <w:left w:val="single" w:color="C9D1DC" w:sz="4"/>
+              <w:bottom w:val="single" w:color="C9D1DC" w:sz="4"/>
+              <w:right w:val="single" w:color="C9D1DC" w:sz="4"/>
+            </w:tcBorders>
+            <w:tcMar>
+              <w:top w:type="dxa" w:w="60"/>
+              <w:left w:type="dxa" w:w="90"/>
+              <w:bottom w:type="dxa" w:w="60"/>
+              <w:right w:type="dxa" w:w="90"/>
+            </w:tcMar>
+          </w:tcPr>
+          <w:p>
+            <w:pPr>
+              <w:spacing w:after="0" w:line="260"/>
+            </w:pPr>
+            <w:r>
+              <w:rPr>
+                <w:sz w:val="18"/>
+                <w:szCs w:val="18"/>
+              </w:rPr>
+              <w:t xml:space="preserve">統計表ID・項目コード・リンク</w:t>
+            </w:r>
+          </w:p>
+        </w:tc>
+        <w:tc>
+          <w:tcPr>
+            <w:tcW w:type="dxa" w:w="2410"/>
+            <w:tcBorders>
+              <w:top w:val="single" w:color="C9D1DC" w:sz="4"/>
+              <w:left w:val="single" w:color="C9D1DC" w:sz="4"/>
+              <w:bottom w:val="single" w:color="C9D1DC" w:sz="4"/>
+              <w:right w:val="single" w:color="C9D1DC" w:sz="4"/>
+            </w:tcBorders>
+            <w:tcMar>
+              <w:top w:type="dxa" w:w="60"/>
+              <w:left w:type="dxa" w:w="90"/>
+              <w:bottom w:type="dxa" w:w="60"/>
+              <w:right w:type="dxa" w:w="90"/>
+            </w:tcMar>
+          </w:tcPr>
+          <w:p>
+            <w:pPr>
+              <w:spacing w:after="0" w:line="260"/>
+            </w:pPr>
+            <w:r>
+              <w:rPr>
+                <w:sz w:val="18"/>
+                <w:szCs w:val="18"/>
+              </w:rPr>
+              <w:t xml:space="preserve">データソースの表</w:t>
+            </w:r>
+          </w:p>
+        </w:tc>
+        <w:tc>
+          <w:tcPr>
+            <w:tcW w:type="dxa" w:w="3212"/>
+            <w:tcBorders>
+              <w:top w:val="single" w:color="C9D1DC" w:sz="4"/>
+              <w:left w:val="single" w:color="C9D1DC" w:sz="4"/>
+              <w:bottom w:val="single" w:color="C9D1DC" w:sz="4"/>
+              <w:right w:val="single" w:color="C9D1DC" w:sz="4"/>
+            </w:tcBorders>
+            <w:tcMar>
+              <w:top w:type="dxa" w:w="60"/>
+              <w:left w:type="dxa" w:w="90"/>
+              <w:bottom w:type="dxa" w:w="60"/>
+              <w:right w:type="dxa" w:w="90"/>
+            </w:tcMar>
+          </w:tcPr>
+          <w:p>
+            <w:pPr>
+              <w:spacing w:after="0" w:line="260"/>
+            </w:pPr>
+            <w:r>
+              <w:rPr>
+                <w:sz w:val="18"/>
+                <w:szCs w:val="18"/>
+              </w:rPr>
+              <w:t xml:space="preserve">統計の表番号や公表元のページが変わった場合は、表の該当行を直す</w:t>
             </w:r>
           </w:p>
         </w:tc>

--- a/docs/chiiki-karte-system/handoff/保守マニュアル.docx
+++ b/docs/chiiki-karte-system/handoff/保守マニュアル.docx
@@ -2460,7 +2460,7 @@
         <w:spacing w:after="80" w:line="300"/>
       </w:pPr>
       <w:r>
-        <w:t xml:space="preserve">CSVをExcelで開き、新しい統計の数値に書き換える（書き方は3.3）。書き換えたら、</w:t>
+        <w:t xml:space="preserve">CSVをExcelで開き、新しい統計の数値に書き換える（書き方は3.3。数値の取り方は3.4と付録A）。書き換えたら、</w:t>
       </w:r>
       <w:r>
         <w:rPr>
@@ -2595,7 +2595,7 @@
         <w:spacing w:after="60" w:line="300"/>
       </w:pPr>
       <w:r>
-        <w:t xml:space="preserve">「市町村ID」「市町村名」の列は変えない。行の並べ替えは構わない（IDで照合する）。43市町村すべての行が必要。</w:t>
+        <w:t xml:space="preserve">「市町村ID」「市町村名」「自治体コード」の3列は変えない。行の並べ替えは構わない（IDで照合する）。43市町村すべての行が必要。自治体コードは、Excelで他の表から数値を引いてくるときの目印にも使う（付録A）。ツールは取り込み時にコードと市町村名の組が合っているかを確かめ、行のずれを見つける。</w:t>
       </w:r>
     </w:p>
     <w:p>
@@ -2690,7 +2690,17 @@
         <w:spacing w:after="120" w:line="320"/>
       </w:pPr>
       <w:r>
-        <w:t xml:space="preserve">ツールの「CSVの各列の意味」にも、単位と空欄の可否を載せています。計算が必要な列は、Excelで計算列を作ってから値を貼り付けてください（小数点以下の桁数は今の値にそろえる）。</w:t>
+        <w:t xml:space="preserve">ツールの「CSVの各列の意味」にも、単位と空欄の可否を載せています。</w:t>
+      </w:r>
+      <w:r>
+        <w:rPr>
+          <w:b/>
+          <w:bCs/>
+        </w:rPr>
+        <w:t xml:space="preserve">この表の取り方は、現在の値を公式の表から再現して、43市町村すべてで一致することを確かめたものです。</w:t>
+      </w:r>
+      <w:r>
+        <w:t xml:space="preserve">「小数○桁」はExcelのROUND関数で丸めます（表示桁数を変えるだけでは値が変わらないので不可）。画面での取り方は付録A、Excelの式の例は付録A.10にあります。</w:t>
       </w:r>
     </w:p>
     <w:tbl>
@@ -2706,9 +2716,10 @@
         </w:tblBorders>
       </w:tblPr>
       <w:tblGrid>
-        <w:gridCol w:w="3213"/>
-        <w:gridCol w:w="3213"/>
-        <w:gridCol w:w="3212"/>
+        <w:gridCol w:w="2302"/>
+        <w:gridCol w:w="3021"/>
+        <w:gridCol w:w="3596"/>
+        <w:gridCol w:w="719"/>
       </w:tblGrid>
       <w:tr>
         <w:trPr>
@@ -2716,7 +2727,7 @@
         </w:trPr>
         <w:tc>
           <w:tcPr>
-            <w:tcW w:type="dxa" w:w="3213"/>
+            <w:tcW w:type="dxa" w:w="2302"/>
             <w:tcBorders>
               <w:top w:val="single" w:color="C9D1DC" w:sz="4"/>
               <w:left w:val="single" w:color="C9D1DC" w:sz="4"/>
@@ -2748,7 +2759,7 @@
         </w:tc>
         <w:tc>
           <w:tcPr>
-            <w:tcW w:type="dxa" w:w="3213"/>
+            <w:tcW w:type="dxa" w:w="3021"/>
             <w:tcBorders>
               <w:top w:val="single" w:color="C9D1DC" w:sz="4"/>
               <w:left w:val="single" w:color="C9D1DC" w:sz="4"/>
@@ -2774,13 +2785,13 @@
                 <w:sz w:val="18"/>
                 <w:szCs w:val="18"/>
               </w:rPr>
-              <w:t xml:space="preserve">出典</w:t>
-            </w:r>
-          </w:p>
-        </w:tc>
-        <w:tc>
-          <w:tcPr>
-            <w:tcW w:type="dxa" w:w="3212"/>
+              <w:t xml:space="preserve">元にする表・項目（時点）</w:t>
+            </w:r>
+          </w:p>
+        </w:tc>
+        <w:tc>
+          <w:tcPr>
+            <w:tcW w:type="dxa" w:w="3596"/>
             <w:tcBorders>
               <w:top w:val="single" w:color="C9D1DC" w:sz="4"/>
               <w:left w:val="single" w:color="C9D1DC" w:sz="4"/>
@@ -2810,69 +2821,101 @@
             </w:r>
           </w:p>
         </w:tc>
+        <w:tc>
+          <w:tcPr>
+            <w:tcW w:type="dxa" w:w="719"/>
+            <w:tcBorders>
+              <w:top w:val="single" w:color="C9D1DC" w:sz="4"/>
+              <w:left w:val="single" w:color="C9D1DC" w:sz="4"/>
+              <w:bottom w:val="single" w:color="C9D1DC" w:sz="4"/>
+              <w:right w:val="single" w:color="C9D1DC" w:sz="4"/>
+            </w:tcBorders>
+            <w:shd w:fill="E3ECF8" w:color="auto" w:val="clear"/>
+            <w:tcMar>
+              <w:top w:type="dxa" w:w="60"/>
+              <w:left w:type="dxa" w:w="90"/>
+              <w:bottom w:type="dxa" w:w="60"/>
+              <w:right w:type="dxa" w:w="90"/>
+            </w:tcMar>
+          </w:tcPr>
+          <w:p>
+            <w:pPr>
+              <w:spacing w:after="0" w:line="260"/>
+            </w:pPr>
+            <w:r>
+              <w:rPr>
+                <w:b/>
+                <w:bCs/>
+                <w:sz w:val="18"/>
+                <w:szCs w:val="18"/>
+              </w:rPr>
+              <w:t xml:space="preserve">手順</w:t>
+            </w:r>
+          </w:p>
+        </w:tc>
       </w:tr>
       <w:tr>
         <w:tc>
           <w:tcPr>
-            <w:tcW w:type="dxa" w:w="3213"/>
-            <w:tcBorders>
-              <w:top w:val="single" w:color="C9D1DC" w:sz="4"/>
-              <w:left w:val="single" w:color="C9D1DC" w:sz="4"/>
-              <w:bottom w:val="single" w:color="C9D1DC" w:sz="4"/>
-              <w:right w:val="single" w:color="C9D1DC" w:sz="4"/>
-            </w:tcBorders>
-            <w:tcMar>
-              <w:top w:type="dxa" w:w="60"/>
-              <w:left w:type="dxa" w:w="90"/>
-              <w:bottom w:type="dxa" w:w="60"/>
-              <w:right w:type="dxa" w:w="90"/>
-            </w:tcMar>
-          </w:tcPr>
-          <w:p>
-            <w:pPr>
-              <w:spacing w:after="0" w:line="260"/>
-            </w:pPr>
-            <w:r>
-              <w:rPr>
-                <w:sz w:val="18"/>
-                <w:szCs w:val="18"/>
-              </w:rPr>
-              <w:t xml:space="preserve">人口（人）</w:t>
-            </w:r>
-          </w:p>
-        </w:tc>
-        <w:tc>
-          <w:tcPr>
-            <w:tcW w:type="dxa" w:w="3213"/>
-            <w:tcBorders>
-              <w:top w:val="single" w:color="C9D1DC" w:sz="4"/>
-              <w:left w:val="single" w:color="C9D1DC" w:sz="4"/>
-              <w:bottom w:val="single" w:color="C9D1DC" w:sz="4"/>
-              <w:right w:val="single" w:color="C9D1DC" w:sz="4"/>
-            </w:tcBorders>
-            <w:tcMar>
-              <w:top w:type="dxa" w:w="60"/>
-              <w:left w:type="dxa" w:w="90"/>
-              <w:bottom w:type="dxa" w:w="60"/>
-              <w:right w:type="dxa" w:w="90"/>
-            </w:tcMar>
-          </w:tcPr>
-          <w:p>
-            <w:pPr>
-              <w:spacing w:after="0" w:line="260"/>
-            </w:pPr>
-            <w:r>
-              <w:rPr>
-                <w:sz w:val="18"/>
-                <w:szCs w:val="18"/>
-              </w:rPr>
-              <w:t xml:space="preserve">国勢調査（e-Stat「社会・人口統計体系」市区町村データ A1101）</w:t>
-            </w:r>
-          </w:p>
-        </w:tc>
-        <w:tc>
-          <w:tcPr>
-            <w:tcW w:type="dxa" w:w="3212"/>
+            <w:tcW w:type="dxa" w:w="2302"/>
+            <w:tcBorders>
+              <w:top w:val="single" w:color="C9D1DC" w:sz="4"/>
+              <w:left w:val="single" w:color="C9D1DC" w:sz="4"/>
+              <w:bottom w:val="single" w:color="C9D1DC" w:sz="4"/>
+              <w:right w:val="single" w:color="C9D1DC" w:sz="4"/>
+            </w:tcBorders>
+            <w:tcMar>
+              <w:top w:type="dxa" w:w="60"/>
+              <w:left w:type="dxa" w:w="90"/>
+              <w:bottom w:type="dxa" w:w="60"/>
+              <w:right w:type="dxa" w:w="90"/>
+            </w:tcMar>
+          </w:tcPr>
+          <w:p>
+            <w:pPr>
+              <w:spacing w:after="0" w:line="260"/>
+            </w:pPr>
+            <w:r>
+              <w:rPr>
+                <w:sz w:val="18"/>
+                <w:szCs w:val="18"/>
+              </w:rPr>
+              <w:t xml:space="preserve">人口</w:t>
+            </w:r>
+          </w:p>
+        </w:tc>
+        <w:tc>
+          <w:tcPr>
+            <w:tcW w:type="dxa" w:w="3021"/>
+            <w:tcBorders>
+              <w:top w:val="single" w:color="C9D1DC" w:sz="4"/>
+              <w:left w:val="single" w:color="C9D1DC" w:sz="4"/>
+              <w:bottom w:val="single" w:color="C9D1DC" w:sz="4"/>
+              <w:right w:val="single" w:color="C9D1DC" w:sz="4"/>
+            </w:tcBorders>
+            <w:tcMar>
+              <w:top w:type="dxa" w:w="60"/>
+              <w:left w:type="dxa" w:w="90"/>
+              <w:bottom w:type="dxa" w:w="60"/>
+              <w:right w:type="dxa" w:w="90"/>
+            </w:tcMar>
+          </w:tcPr>
+          <w:p>
+            <w:pPr>
+              <w:spacing w:after="0" w:line="260"/>
+            </w:pPr>
+            <w:r>
+              <w:rPr>
+                <w:sz w:val="18"/>
+                <w:szCs w:val="18"/>
+              </w:rPr>
+              <w:t xml:space="preserve">国勢調査 A1101 総人口（2020年）</w:t>
+            </w:r>
+          </w:p>
+        </w:tc>
+        <w:tc>
+          <w:tcPr>
+            <w:tcW w:type="dxa" w:w="3596"/>
             <w:tcBorders>
               <w:top w:val="single" w:color="C9D1DC" w:sz="4"/>
               <w:left w:val="single" w:color="C9D1DC" w:sz="4"/>
@@ -2896,6 +2939,35 @@
                 <w:szCs w:val="18"/>
               </w:rPr>
               <w:t xml:space="preserve">そのまま</w:t>
+            </w:r>
+          </w:p>
+        </w:tc>
+        <w:tc>
+          <w:tcPr>
+            <w:tcW w:type="dxa" w:w="719"/>
+            <w:tcBorders>
+              <w:top w:val="single" w:color="C9D1DC" w:sz="4"/>
+              <w:left w:val="single" w:color="C9D1DC" w:sz="4"/>
+              <w:bottom w:val="single" w:color="C9D1DC" w:sz="4"/>
+              <w:right w:val="single" w:color="C9D1DC" w:sz="4"/>
+            </w:tcBorders>
+            <w:tcMar>
+              <w:top w:type="dxa" w:w="60"/>
+              <w:left w:type="dxa" w:w="90"/>
+              <w:bottom w:type="dxa" w:w="60"/>
+              <w:right w:type="dxa" w:w="90"/>
+            </w:tcMar>
+          </w:tcPr>
+          <w:p>
+            <w:pPr>
+              <w:spacing w:after="0" w:line="260"/>
+            </w:pPr>
+            <w:r>
+              <w:rPr>
+                <w:sz w:val="18"/>
+                <w:szCs w:val="18"/>
+              </w:rPr>
+              <w:t xml:space="preserve">A.1</w:t>
             </w:r>
           </w:p>
         </w:tc>
@@ -2903,88 +2975,117 @@
       <w:tr>
         <w:tc>
           <w:tcPr>
-            <w:tcW w:type="dxa" w:w="3213"/>
-            <w:tcBorders>
-              <w:top w:val="single" w:color="C9D1DC" w:sz="4"/>
-              <w:left w:val="single" w:color="C9D1DC" w:sz="4"/>
-              <w:bottom w:val="single" w:color="C9D1DC" w:sz="4"/>
-              <w:right w:val="single" w:color="C9D1DC" w:sz="4"/>
-            </w:tcBorders>
-            <w:tcMar>
-              <w:top w:type="dxa" w:w="60"/>
-              <w:left w:type="dxa" w:w="90"/>
-              <w:bottom w:type="dxa" w:w="60"/>
-              <w:right w:type="dxa" w:w="90"/>
-            </w:tcMar>
-          </w:tcPr>
-          <w:p>
-            <w:pPr>
-              <w:spacing w:after="0" w:line="260"/>
-            </w:pPr>
-            <w:r>
-              <w:rPr>
-                <w:sz w:val="18"/>
-                <w:szCs w:val="18"/>
-              </w:rPr>
-              <w:t xml:space="preserve">人口増減率（年率換算）（%/年）</w:t>
-            </w:r>
-          </w:p>
-        </w:tc>
-        <w:tc>
-          <w:tcPr>
-            <w:tcW w:type="dxa" w:w="3213"/>
-            <w:tcBorders>
-              <w:top w:val="single" w:color="C9D1DC" w:sz="4"/>
-              <w:left w:val="single" w:color="C9D1DC" w:sz="4"/>
-              <w:bottom w:val="single" w:color="C9D1DC" w:sz="4"/>
-              <w:right w:val="single" w:color="C9D1DC" w:sz="4"/>
-            </w:tcBorders>
-            <w:tcMar>
-              <w:top w:type="dxa" w:w="60"/>
-              <w:left w:type="dxa" w:w="90"/>
-              <w:bottom w:type="dxa" w:w="60"/>
-              <w:right w:type="dxa" w:w="90"/>
-            </w:tcMar>
-          </w:tcPr>
-          <w:p>
-            <w:pPr>
-              <w:spacing w:after="0" w:line="260"/>
-            </w:pPr>
-            <w:r>
-              <w:rPr>
-                <w:sz w:val="18"/>
-                <w:szCs w:val="18"/>
-              </w:rPr>
-              <w:t xml:space="preserve">国勢調査（2回分）</w:t>
-            </w:r>
-          </w:p>
-        </w:tc>
-        <w:tc>
-          <w:tcPr>
-            <w:tcW w:type="dxa" w:w="3212"/>
-            <w:tcBorders>
-              <w:top w:val="single" w:color="C9D1DC" w:sz="4"/>
-              <w:left w:val="single" w:color="C9D1DC" w:sz="4"/>
-              <w:bottom w:val="single" w:color="C9D1DC" w:sz="4"/>
-              <w:right w:val="single" w:color="C9D1DC" w:sz="4"/>
-            </w:tcBorders>
-            <w:tcMar>
-              <w:top w:type="dxa" w:w="60"/>
-              <w:left w:type="dxa" w:w="90"/>
-              <w:bottom w:type="dxa" w:w="60"/>
-              <w:right w:type="dxa" w:w="90"/>
-            </w:tcMar>
-          </w:tcPr>
-          <w:p>
-            <w:pPr>
-              <w:spacing w:after="0" w:line="260"/>
-            </w:pPr>
-            <w:r>
-              <w:rPr>
-                <w:sz w:val="18"/>
-                <w:szCs w:val="18"/>
-              </w:rPr>
-              <w:t xml:space="preserve">((最新の人口÷前回の人口)^(1/5)−1)×100。小数2桁</w:t>
+            <w:tcW w:type="dxa" w:w="2302"/>
+            <w:tcBorders>
+              <w:top w:val="single" w:color="C9D1DC" w:sz="4"/>
+              <w:left w:val="single" w:color="C9D1DC" w:sz="4"/>
+              <w:bottom w:val="single" w:color="C9D1DC" w:sz="4"/>
+              <w:right w:val="single" w:color="C9D1DC" w:sz="4"/>
+            </w:tcBorders>
+            <w:tcMar>
+              <w:top w:type="dxa" w:w="60"/>
+              <w:left w:type="dxa" w:w="90"/>
+              <w:bottom w:type="dxa" w:w="60"/>
+              <w:right w:type="dxa" w:w="90"/>
+            </w:tcMar>
+          </w:tcPr>
+          <w:p>
+            <w:pPr>
+              <w:spacing w:after="0" w:line="260"/>
+            </w:pPr>
+            <w:r>
+              <w:rPr>
+                <w:sz w:val="18"/>
+                <w:szCs w:val="18"/>
+              </w:rPr>
+              <w:t xml:space="preserve">人口増減率（年率換算）</w:t>
+            </w:r>
+          </w:p>
+        </w:tc>
+        <w:tc>
+          <w:tcPr>
+            <w:tcW w:type="dxa" w:w="3021"/>
+            <w:tcBorders>
+              <w:top w:val="single" w:color="C9D1DC" w:sz="4"/>
+              <w:left w:val="single" w:color="C9D1DC" w:sz="4"/>
+              <w:bottom w:val="single" w:color="C9D1DC" w:sz="4"/>
+              <w:right w:val="single" w:color="C9D1DC" w:sz="4"/>
+            </w:tcBorders>
+            <w:tcMar>
+              <w:top w:type="dxa" w:w="60"/>
+              <w:left w:type="dxa" w:w="90"/>
+              <w:bottom w:type="dxa" w:w="60"/>
+              <w:right w:type="dxa" w:w="90"/>
+            </w:tcMar>
+          </w:tcPr>
+          <w:p>
+            <w:pPr>
+              <w:spacing w:after="0" w:line="260"/>
+            </w:pPr>
+            <w:r>
+              <w:rPr>
+                <w:sz w:val="18"/>
+                <w:szCs w:val="18"/>
+              </w:rPr>
+              <w:t xml:space="preserve">A1101（2020年・2015年）</w:t>
+            </w:r>
+          </w:p>
+        </w:tc>
+        <w:tc>
+          <w:tcPr>
+            <w:tcW w:type="dxa" w:w="3596"/>
+            <w:tcBorders>
+              <w:top w:val="single" w:color="C9D1DC" w:sz="4"/>
+              <w:left w:val="single" w:color="C9D1DC" w:sz="4"/>
+              <w:bottom w:val="single" w:color="C9D1DC" w:sz="4"/>
+              <w:right w:val="single" w:color="C9D1DC" w:sz="4"/>
+            </w:tcBorders>
+            <w:tcMar>
+              <w:top w:type="dxa" w:w="60"/>
+              <w:left w:type="dxa" w:w="90"/>
+              <w:bottom w:type="dxa" w:w="60"/>
+              <w:right w:type="dxa" w:w="90"/>
+            </w:tcMar>
+          </w:tcPr>
+          <w:p>
+            <w:pPr>
+              <w:spacing w:after="0" w:line="260"/>
+            </w:pPr>
+            <w:r>
+              <w:rPr>
+                <w:sz w:val="18"/>
+                <w:szCs w:val="18"/>
+              </w:rPr>
+              <w:t xml:space="preserve">((2020年÷2015年)^(1/5)−1)×100。小数2桁</w:t>
+            </w:r>
+          </w:p>
+        </w:tc>
+        <w:tc>
+          <w:tcPr>
+            <w:tcW w:type="dxa" w:w="719"/>
+            <w:tcBorders>
+              <w:top w:val="single" w:color="C9D1DC" w:sz="4"/>
+              <w:left w:val="single" w:color="C9D1DC" w:sz="4"/>
+              <w:bottom w:val="single" w:color="C9D1DC" w:sz="4"/>
+              <w:right w:val="single" w:color="C9D1DC" w:sz="4"/>
+            </w:tcBorders>
+            <w:tcMar>
+              <w:top w:type="dxa" w:w="60"/>
+              <w:left w:type="dxa" w:w="90"/>
+              <w:bottom w:type="dxa" w:w="60"/>
+              <w:right w:type="dxa" w:w="90"/>
+            </w:tcMar>
+          </w:tcPr>
+          <w:p>
+            <w:pPr>
+              <w:spacing w:after="0" w:line="260"/>
+            </w:pPr>
+            <w:r>
+              <w:rPr>
+                <w:sz w:val="18"/>
+                <w:szCs w:val="18"/>
+              </w:rPr>
+              <w:t xml:space="preserve">A.1</w:t>
             </w:r>
           </w:p>
         </w:tc>
@@ -2992,88 +3093,117 @@
       <w:tr>
         <w:tc>
           <w:tcPr>
-            <w:tcW w:type="dxa" w:w="3213"/>
-            <w:tcBorders>
-              <w:top w:val="single" w:color="C9D1DC" w:sz="4"/>
-              <w:left w:val="single" w:color="C9D1DC" w:sz="4"/>
-              <w:bottom w:val="single" w:color="C9D1DC" w:sz="4"/>
-              <w:right w:val="single" w:color="C9D1DC" w:sz="4"/>
-            </w:tcBorders>
-            <w:tcMar>
-              <w:top w:type="dxa" w:w="60"/>
-              <w:left w:type="dxa" w:w="90"/>
-              <w:bottom w:type="dxa" w:w="60"/>
-              <w:right w:type="dxa" w:w="90"/>
-            </w:tcMar>
-          </w:tcPr>
-          <w:p>
-            <w:pPr>
-              <w:spacing w:after="0" w:line="260"/>
-            </w:pPr>
-            <w:r>
-              <w:rPr>
-                <w:sz w:val="18"/>
-                <w:szCs w:val="18"/>
-              </w:rPr>
-              <w:t xml:space="preserve">高齢化率（%）</w:t>
-            </w:r>
-          </w:p>
-        </w:tc>
-        <w:tc>
-          <w:tcPr>
-            <w:tcW w:type="dxa" w:w="3213"/>
-            <w:tcBorders>
-              <w:top w:val="single" w:color="C9D1DC" w:sz="4"/>
-              <w:left w:val="single" w:color="C9D1DC" w:sz="4"/>
-              <w:bottom w:val="single" w:color="C9D1DC" w:sz="4"/>
-              <w:right w:val="single" w:color="C9D1DC" w:sz="4"/>
-            </w:tcBorders>
-            <w:tcMar>
-              <w:top w:type="dxa" w:w="60"/>
-              <w:left w:type="dxa" w:w="90"/>
-              <w:bottom w:type="dxa" w:w="60"/>
-              <w:right w:type="dxa" w:w="90"/>
-            </w:tcMar>
-          </w:tcPr>
-          <w:p>
-            <w:pPr>
-              <w:spacing w:after="0" w:line="260"/>
-            </w:pPr>
-            <w:r>
-              <w:rPr>
-                <w:sz w:val="18"/>
-                <w:szCs w:val="18"/>
-              </w:rPr>
-              <w:t xml:space="preserve">国勢調査（A1303 65歳以上人口、A1101 総人口）</w:t>
-            </w:r>
-          </w:p>
-        </w:tc>
-        <w:tc>
-          <w:tcPr>
-            <w:tcW w:type="dxa" w:w="3212"/>
-            <w:tcBorders>
-              <w:top w:val="single" w:color="C9D1DC" w:sz="4"/>
-              <w:left w:val="single" w:color="C9D1DC" w:sz="4"/>
-              <w:bottom w:val="single" w:color="C9D1DC" w:sz="4"/>
-              <w:right w:val="single" w:color="C9D1DC" w:sz="4"/>
-            </w:tcBorders>
-            <w:tcMar>
-              <w:top w:type="dxa" w:w="60"/>
-              <w:left w:type="dxa" w:w="90"/>
-              <w:bottom w:type="dxa" w:w="60"/>
-              <w:right w:type="dxa" w:w="90"/>
-            </w:tcMar>
-          </w:tcPr>
-          <w:p>
-            <w:pPr>
-              <w:spacing w:after="0" w:line="260"/>
-            </w:pPr>
-            <w:r>
-              <w:rPr>
-                <w:sz w:val="18"/>
-                <w:szCs w:val="18"/>
-              </w:rPr>
-              <w:t xml:space="preserve">65歳以上人口÷総人口×100。小数1桁</w:t>
+            <w:tcW w:type="dxa" w:w="2302"/>
+            <w:tcBorders>
+              <w:top w:val="single" w:color="C9D1DC" w:sz="4"/>
+              <w:left w:val="single" w:color="C9D1DC" w:sz="4"/>
+              <w:bottom w:val="single" w:color="C9D1DC" w:sz="4"/>
+              <w:right w:val="single" w:color="C9D1DC" w:sz="4"/>
+            </w:tcBorders>
+            <w:tcMar>
+              <w:top w:type="dxa" w:w="60"/>
+              <w:left w:type="dxa" w:w="90"/>
+              <w:bottom w:type="dxa" w:w="60"/>
+              <w:right w:type="dxa" w:w="90"/>
+            </w:tcMar>
+          </w:tcPr>
+          <w:p>
+            <w:pPr>
+              <w:spacing w:after="0" w:line="260"/>
+            </w:pPr>
+            <w:r>
+              <w:rPr>
+                <w:sz w:val="18"/>
+                <w:szCs w:val="18"/>
+              </w:rPr>
+              <w:t xml:space="preserve">高齢化率</w:t>
+            </w:r>
+          </w:p>
+        </w:tc>
+        <w:tc>
+          <w:tcPr>
+            <w:tcW w:type="dxa" w:w="3021"/>
+            <w:tcBorders>
+              <w:top w:val="single" w:color="C9D1DC" w:sz="4"/>
+              <w:left w:val="single" w:color="C9D1DC" w:sz="4"/>
+              <w:bottom w:val="single" w:color="C9D1DC" w:sz="4"/>
+              <w:right w:val="single" w:color="C9D1DC" w:sz="4"/>
+            </w:tcBorders>
+            <w:tcMar>
+              <w:top w:type="dxa" w:w="60"/>
+              <w:left w:type="dxa" w:w="90"/>
+              <w:bottom w:type="dxa" w:w="60"/>
+              <w:right w:type="dxa" w:w="90"/>
+            </w:tcMar>
+          </w:tcPr>
+          <w:p>
+            <w:pPr>
+              <w:spacing w:after="0" w:line="260"/>
+            </w:pPr>
+            <w:r>
+              <w:rPr>
+                <w:sz w:val="18"/>
+                <w:szCs w:val="18"/>
+              </w:rPr>
+              <w:t xml:space="preserve">A1303 65歳以上人口÷A1101 総人口（2020年）</w:t>
+            </w:r>
+          </w:p>
+        </w:tc>
+        <w:tc>
+          <w:tcPr>
+            <w:tcW w:type="dxa" w:w="3596"/>
+            <w:tcBorders>
+              <w:top w:val="single" w:color="C9D1DC" w:sz="4"/>
+              <w:left w:val="single" w:color="C9D1DC" w:sz="4"/>
+              <w:bottom w:val="single" w:color="C9D1DC" w:sz="4"/>
+              <w:right w:val="single" w:color="C9D1DC" w:sz="4"/>
+            </w:tcBorders>
+            <w:tcMar>
+              <w:top w:type="dxa" w:w="60"/>
+              <w:left w:type="dxa" w:w="90"/>
+              <w:bottom w:type="dxa" w:w="60"/>
+              <w:right w:type="dxa" w:w="90"/>
+            </w:tcMar>
+          </w:tcPr>
+          <w:p>
+            <w:pPr>
+              <w:spacing w:after="0" w:line="260"/>
+            </w:pPr>
+            <w:r>
+              <w:rPr>
+                <w:sz w:val="18"/>
+                <w:szCs w:val="18"/>
+              </w:rPr>
+              <w:t xml:space="preserve">×100。小数1桁</w:t>
+            </w:r>
+          </w:p>
+        </w:tc>
+        <w:tc>
+          <w:tcPr>
+            <w:tcW w:type="dxa" w:w="719"/>
+            <w:tcBorders>
+              <w:top w:val="single" w:color="C9D1DC" w:sz="4"/>
+              <w:left w:val="single" w:color="C9D1DC" w:sz="4"/>
+              <w:bottom w:val="single" w:color="C9D1DC" w:sz="4"/>
+              <w:right w:val="single" w:color="C9D1DC" w:sz="4"/>
+            </w:tcBorders>
+            <w:tcMar>
+              <w:top w:type="dxa" w:w="60"/>
+              <w:left w:type="dxa" w:w="90"/>
+              <w:bottom w:type="dxa" w:w="60"/>
+              <w:right w:type="dxa" w:w="90"/>
+            </w:tcMar>
+          </w:tcPr>
+          <w:p>
+            <w:pPr>
+              <w:spacing w:after="0" w:line="260"/>
+            </w:pPr>
+            <w:r>
+              <w:rPr>
+                <w:sz w:val="18"/>
+                <w:szCs w:val="18"/>
+              </w:rPr>
+              <w:t xml:space="preserve">A.1</w:t>
             </w:r>
           </w:p>
         </w:tc>
@@ -3081,88 +3211,117 @@
       <w:tr>
         <w:tc>
           <w:tcPr>
-            <w:tcW w:type="dxa" w:w="3213"/>
-            <w:tcBorders>
-              <w:top w:val="single" w:color="C9D1DC" w:sz="4"/>
-              <w:left w:val="single" w:color="C9D1DC" w:sz="4"/>
-              <w:bottom w:val="single" w:color="C9D1DC" w:sz="4"/>
-              <w:right w:val="single" w:color="C9D1DC" w:sz="4"/>
-            </w:tcBorders>
-            <w:tcMar>
-              <w:top w:type="dxa" w:w="60"/>
-              <w:left w:type="dxa" w:w="90"/>
-              <w:bottom w:type="dxa" w:w="60"/>
-              <w:right w:type="dxa" w:w="90"/>
-            </w:tcMar>
-          </w:tcPr>
-          <w:p>
-            <w:pPr>
-              <w:spacing w:after="0" w:line="260"/>
-            </w:pPr>
-            <w:r>
-              <w:rPr>
-                <w:sz w:val="18"/>
-                <w:szCs w:val="18"/>
-              </w:rPr>
-              <w:t xml:space="preserve">面積（平方km）</w:t>
-            </w:r>
-          </w:p>
-        </w:tc>
-        <w:tc>
-          <w:tcPr>
-            <w:tcW w:type="dxa" w:w="3213"/>
-            <w:tcBorders>
-              <w:top w:val="single" w:color="C9D1DC" w:sz="4"/>
-              <w:left w:val="single" w:color="C9D1DC" w:sz="4"/>
-              <w:bottom w:val="single" w:color="C9D1DC" w:sz="4"/>
-              <w:right w:val="single" w:color="C9D1DC" w:sz="4"/>
-            </w:tcBorders>
-            <w:tcMar>
-              <w:top w:type="dxa" w:w="60"/>
-              <w:left w:type="dxa" w:w="90"/>
-              <w:bottom w:type="dxa" w:w="60"/>
-              <w:right w:type="dxa" w:w="90"/>
-            </w:tcMar>
-          </w:tcPr>
-          <w:p>
-            <w:pPr>
-              <w:spacing w:after="0" w:line="260"/>
-            </w:pPr>
-            <w:r>
-              <w:rPr>
-                <w:sz w:val="18"/>
-                <w:szCs w:val="18"/>
-              </w:rPr>
-              <w:t xml:space="preserve">国土地理院「全国都道府県市区町村別面積調」</w:t>
-            </w:r>
-          </w:p>
-        </w:tc>
-        <w:tc>
-          <w:tcPr>
-            <w:tcW w:type="dxa" w:w="3212"/>
-            <w:tcBorders>
-              <w:top w:val="single" w:color="C9D1DC" w:sz="4"/>
-              <w:left w:val="single" w:color="C9D1DC" w:sz="4"/>
-              <w:bottom w:val="single" w:color="C9D1DC" w:sz="4"/>
-              <w:right w:val="single" w:color="C9D1DC" w:sz="4"/>
-            </w:tcBorders>
-            <w:tcMar>
-              <w:top w:type="dxa" w:w="60"/>
-              <w:left w:type="dxa" w:w="90"/>
-              <w:bottom w:type="dxa" w:w="60"/>
-              <w:right w:type="dxa" w:w="90"/>
-            </w:tcMar>
-          </w:tcPr>
-          <w:p>
-            <w:pPr>
-              <w:spacing w:after="0" w:line="260"/>
-            </w:pPr>
-            <w:r>
-              <w:rPr>
-                <w:sz w:val="18"/>
-                <w:szCs w:val="18"/>
-              </w:rPr>
-              <w:t xml:space="preserve">そのまま</w:t>
+            <w:tcW w:type="dxa" w:w="2302"/>
+            <w:tcBorders>
+              <w:top w:val="single" w:color="C9D1DC" w:sz="4"/>
+              <w:left w:val="single" w:color="C9D1DC" w:sz="4"/>
+              <w:bottom w:val="single" w:color="C9D1DC" w:sz="4"/>
+              <w:right w:val="single" w:color="C9D1DC" w:sz="4"/>
+            </w:tcBorders>
+            <w:tcMar>
+              <w:top w:type="dxa" w:w="60"/>
+              <w:left w:type="dxa" w:w="90"/>
+              <w:bottom w:type="dxa" w:w="60"/>
+              <w:right w:type="dxa" w:w="90"/>
+            </w:tcMar>
+          </w:tcPr>
+          <w:p>
+            <w:pPr>
+              <w:spacing w:after="0" w:line="260"/>
+            </w:pPr>
+            <w:r>
+              <w:rPr>
+                <w:sz w:val="18"/>
+                <w:szCs w:val="18"/>
+              </w:rPr>
+              <w:t xml:space="preserve">面積</w:t>
+            </w:r>
+          </w:p>
+        </w:tc>
+        <w:tc>
+          <w:tcPr>
+            <w:tcW w:type="dxa" w:w="3021"/>
+            <w:tcBorders>
+              <w:top w:val="single" w:color="C9D1DC" w:sz="4"/>
+              <w:left w:val="single" w:color="C9D1DC" w:sz="4"/>
+              <w:bottom w:val="single" w:color="C9D1DC" w:sz="4"/>
+              <w:right w:val="single" w:color="C9D1DC" w:sz="4"/>
+            </w:tcBorders>
+            <w:tcMar>
+              <w:top w:type="dxa" w:w="60"/>
+              <w:left w:type="dxa" w:w="90"/>
+              <w:bottom w:type="dxa" w:w="60"/>
+              <w:right w:type="dxa" w:w="90"/>
+            </w:tcMar>
+          </w:tcPr>
+          <w:p>
+            <w:pPr>
+              <w:spacing w:after="0" w:line="260"/>
+            </w:pPr>
+            <w:r>
+              <w:rPr>
+                <w:sz w:val="18"/>
+                <w:szCs w:val="18"/>
+              </w:rPr>
+              <w:t xml:space="preserve">B1101 総面積（2024年度。単位はha）</w:t>
+            </w:r>
+          </w:p>
+        </w:tc>
+        <w:tc>
+          <w:tcPr>
+            <w:tcW w:type="dxa" w:w="3596"/>
+            <w:tcBorders>
+              <w:top w:val="single" w:color="C9D1DC" w:sz="4"/>
+              <w:left w:val="single" w:color="C9D1DC" w:sz="4"/>
+              <w:bottom w:val="single" w:color="C9D1DC" w:sz="4"/>
+              <w:right w:val="single" w:color="C9D1DC" w:sz="4"/>
+            </w:tcBorders>
+            <w:tcMar>
+              <w:top w:type="dxa" w:w="60"/>
+              <w:left w:type="dxa" w:w="90"/>
+              <w:bottom w:type="dxa" w:w="60"/>
+              <w:right w:type="dxa" w:w="90"/>
+            </w:tcMar>
+          </w:tcPr>
+          <w:p>
+            <w:pPr>
+              <w:spacing w:after="0" w:line="260"/>
+            </w:pPr>
+            <w:r>
+              <w:rPr>
+                <w:sz w:val="18"/>
+                <w:szCs w:val="18"/>
+              </w:rPr>
+              <w:t xml:space="preserve">ha÷100＝平方km。小数2桁</w:t>
+            </w:r>
+          </w:p>
+        </w:tc>
+        <w:tc>
+          <w:tcPr>
+            <w:tcW w:type="dxa" w:w="719"/>
+            <w:tcBorders>
+              <w:top w:val="single" w:color="C9D1DC" w:sz="4"/>
+              <w:left w:val="single" w:color="C9D1DC" w:sz="4"/>
+              <w:bottom w:val="single" w:color="C9D1DC" w:sz="4"/>
+              <w:right w:val="single" w:color="C9D1DC" w:sz="4"/>
+            </w:tcBorders>
+            <w:tcMar>
+              <w:top w:type="dxa" w:w="60"/>
+              <w:left w:type="dxa" w:w="90"/>
+              <w:bottom w:type="dxa" w:w="60"/>
+              <w:right w:type="dxa" w:w="90"/>
+            </w:tcMar>
+          </w:tcPr>
+          <w:p>
+            <w:pPr>
+              <w:spacing w:after="0" w:line="260"/>
+            </w:pPr>
+            <w:r>
+              <w:rPr>
+                <w:sz w:val="18"/>
+                <w:szCs w:val="18"/>
+              </w:rPr>
+              <w:t xml:space="preserve">A.1</w:t>
             </w:r>
           </w:p>
         </w:tc>
@@ -3170,88 +3329,124 @@
       <w:tr>
         <w:tc>
           <w:tcPr>
-            <w:tcW w:type="dxa" w:w="3213"/>
-            <w:tcBorders>
-              <w:top w:val="single" w:color="C9D1DC" w:sz="4"/>
-              <w:left w:val="single" w:color="C9D1DC" w:sz="4"/>
-              <w:bottom w:val="single" w:color="C9D1DC" w:sz="4"/>
-              <w:right w:val="single" w:color="C9D1DC" w:sz="4"/>
-            </w:tcBorders>
-            <w:tcMar>
-              <w:top w:type="dxa" w:w="60"/>
-              <w:left w:type="dxa" w:w="90"/>
-              <w:bottom w:type="dxa" w:w="60"/>
-              <w:right w:type="dxa" w:w="90"/>
-            </w:tcMar>
-          </w:tcPr>
-          <w:p>
-            <w:pPr>
-              <w:spacing w:after="0" w:line="260"/>
-            </w:pPr>
-            <w:r>
-              <w:rPr>
-                <w:sz w:val="18"/>
-                <w:szCs w:val="18"/>
-              </w:rPr>
-              <w:t xml:space="preserve">世帯数（世帯）</w:t>
-            </w:r>
-          </w:p>
-        </w:tc>
-        <w:tc>
-          <w:tcPr>
-            <w:tcW w:type="dxa" w:w="3213"/>
-            <w:tcBorders>
-              <w:top w:val="single" w:color="C9D1DC" w:sz="4"/>
-              <w:left w:val="single" w:color="C9D1DC" w:sz="4"/>
-              <w:bottom w:val="single" w:color="C9D1DC" w:sz="4"/>
-              <w:right w:val="single" w:color="C9D1DC" w:sz="4"/>
-            </w:tcBorders>
-            <w:tcMar>
-              <w:top w:type="dxa" w:w="60"/>
-              <w:left w:type="dxa" w:w="90"/>
-              <w:bottom w:type="dxa" w:w="60"/>
-              <w:right w:type="dxa" w:w="90"/>
-            </w:tcMar>
-          </w:tcPr>
-          <w:p>
-            <w:pPr>
-              <w:spacing w:after="0" w:line="260"/>
-            </w:pPr>
-            <w:r>
-              <w:rPr>
-                <w:sz w:val="18"/>
-                <w:szCs w:val="18"/>
-              </w:rPr>
-              <w:t xml:space="preserve">国勢調査（総世帯数）</w:t>
-            </w:r>
-          </w:p>
-        </w:tc>
-        <w:tc>
-          <w:tcPr>
-            <w:tcW w:type="dxa" w:w="3212"/>
-            <w:tcBorders>
-              <w:top w:val="single" w:color="C9D1DC" w:sz="4"/>
-              <w:left w:val="single" w:color="C9D1DC" w:sz="4"/>
-              <w:bottom w:val="single" w:color="C9D1DC" w:sz="4"/>
-              <w:right w:val="single" w:color="C9D1DC" w:sz="4"/>
-            </w:tcBorders>
-            <w:tcMar>
-              <w:top w:type="dxa" w:w="60"/>
-              <w:left w:type="dxa" w:w="90"/>
-              <w:bottom w:type="dxa" w:w="60"/>
-              <w:right w:type="dxa" w:w="90"/>
-            </w:tcMar>
-          </w:tcPr>
-          <w:p>
-            <w:pPr>
-              <w:spacing w:after="0" w:line="260"/>
-            </w:pPr>
-            <w:r>
-              <w:rPr>
-                <w:sz w:val="18"/>
-                <w:szCs w:val="18"/>
-              </w:rPr>
-              <w:t xml:space="preserve">そのまま</w:t>
+            <w:tcW w:type="dxa" w:w="2302"/>
+            <w:tcBorders>
+              <w:top w:val="single" w:color="C9D1DC" w:sz="4"/>
+              <w:left w:val="single" w:color="C9D1DC" w:sz="4"/>
+              <w:bottom w:val="single" w:color="C9D1DC" w:sz="4"/>
+              <w:right w:val="single" w:color="C9D1DC" w:sz="4"/>
+            </w:tcBorders>
+            <w:tcMar>
+              <w:top w:type="dxa" w:w="60"/>
+              <w:left w:type="dxa" w:w="90"/>
+              <w:bottom w:type="dxa" w:w="60"/>
+              <w:right w:type="dxa" w:w="90"/>
+            </w:tcMar>
+          </w:tcPr>
+          <w:p>
+            <w:pPr>
+              <w:spacing w:after="0" w:line="260"/>
+            </w:pPr>
+            <w:r>
+              <w:rPr>
+                <w:sz w:val="18"/>
+                <w:szCs w:val="18"/>
+              </w:rPr>
+              <w:t xml:space="preserve">世帯数</w:t>
+            </w:r>
+          </w:p>
+        </w:tc>
+        <w:tc>
+          <w:tcPr>
+            <w:tcW w:type="dxa" w:w="3021"/>
+            <w:tcBorders>
+              <w:top w:val="single" w:color="C9D1DC" w:sz="4"/>
+              <w:left w:val="single" w:color="C9D1DC" w:sz="4"/>
+              <w:bottom w:val="single" w:color="C9D1DC" w:sz="4"/>
+              <w:right w:val="single" w:color="C9D1DC" w:sz="4"/>
+            </w:tcBorders>
+            <w:tcMar>
+              <w:top w:type="dxa" w:w="60"/>
+              <w:left w:type="dxa" w:w="90"/>
+              <w:bottom w:type="dxa" w:w="60"/>
+              <w:right w:type="dxa" w:w="90"/>
+            </w:tcMar>
+          </w:tcPr>
+          <w:p>
+            <w:pPr>
+              <w:spacing w:after="0" w:line="260"/>
+            </w:pPr>
+            <w:r>
+              <w:rPr>
+                <w:sz w:val="18"/>
+                <w:szCs w:val="18"/>
+              </w:rPr>
+              <w:t xml:space="preserve">A7101 世帯数（2020年）</w:t>
+            </w:r>
+          </w:p>
+        </w:tc>
+        <w:tc>
+          <w:tcPr>
+            <w:tcW w:type="dxa" w:w="3596"/>
+            <w:tcBorders>
+              <w:top w:val="single" w:color="C9D1DC" w:sz="4"/>
+              <w:left w:val="single" w:color="C9D1DC" w:sz="4"/>
+              <w:bottom w:val="single" w:color="C9D1DC" w:sz="4"/>
+              <w:right w:val="single" w:color="C9D1DC" w:sz="4"/>
+            </w:tcBorders>
+            <w:tcMar>
+              <w:top w:type="dxa" w:w="60"/>
+              <w:left w:type="dxa" w:w="90"/>
+              <w:bottom w:type="dxa" w:w="60"/>
+              <w:right w:type="dxa" w:w="90"/>
+            </w:tcMar>
+          </w:tcPr>
+          <w:p>
+            <w:pPr>
+              <w:spacing w:after="0" w:line="260"/>
+            </w:pPr>
+            <w:r>
+              <w:rPr>
+                <w:sz w:val="18"/>
+                <w:szCs w:val="18"/>
+              </w:rPr>
+              <w:t xml:space="preserve">そのまま。</w:t>
+            </w:r>
+            <w:r>
+              <w:rPr>
+                <w:sz w:val="18"/>
+                <w:szCs w:val="18"/>
+              </w:rPr>
+              <w:t xml:space="preserve">A710101（一般世帯数）とは別の項目</w:t>
+            </w:r>
+          </w:p>
+        </w:tc>
+        <w:tc>
+          <w:tcPr>
+            <w:tcW w:type="dxa" w:w="719"/>
+            <w:tcBorders>
+              <w:top w:val="single" w:color="C9D1DC" w:sz="4"/>
+              <w:left w:val="single" w:color="C9D1DC" w:sz="4"/>
+              <w:bottom w:val="single" w:color="C9D1DC" w:sz="4"/>
+              <w:right w:val="single" w:color="C9D1DC" w:sz="4"/>
+            </w:tcBorders>
+            <w:tcMar>
+              <w:top w:type="dxa" w:w="60"/>
+              <w:left w:type="dxa" w:w="90"/>
+              <w:bottom w:type="dxa" w:w="60"/>
+              <w:right w:type="dxa" w:w="90"/>
+            </w:tcMar>
+          </w:tcPr>
+          <w:p>
+            <w:pPr>
+              <w:spacing w:after="0" w:line="260"/>
+            </w:pPr>
+            <w:r>
+              <w:rPr>
+                <w:sz w:val="18"/>
+                <w:szCs w:val="18"/>
+              </w:rPr>
+              <w:t xml:space="preserve">A.1</w:t>
             </w:r>
           </w:p>
         </w:tc>
@@ -3259,7 +3454,7 @@
       <w:tr>
         <w:tc>
           <w:tcPr>
-            <w:tcW w:type="dxa" w:w="3213"/>
+            <w:tcW w:type="dxa" w:w="2302"/>
             <w:tcBorders>
               <w:top w:val="single" w:color="C9D1DC" w:sz="4"/>
               <w:left w:val="single" w:color="C9D1DC" w:sz="4"/>
@@ -3288,59 +3483,88 @@
         </w:tc>
         <w:tc>
           <w:tcPr>
-            <w:tcW w:type="dxa" w:w="3213"/>
-            <w:tcBorders>
-              <w:top w:val="single" w:color="C9D1DC" w:sz="4"/>
-              <w:left w:val="single" w:color="C9D1DC" w:sz="4"/>
-              <w:bottom w:val="single" w:color="C9D1DC" w:sz="4"/>
-              <w:right w:val="single" w:color="C9D1DC" w:sz="4"/>
-            </w:tcBorders>
-            <w:tcMar>
-              <w:top w:type="dxa" w:w="60"/>
-              <w:left w:type="dxa" w:w="90"/>
-              <w:bottom w:type="dxa" w:w="60"/>
-              <w:right w:type="dxa" w:w="90"/>
-            </w:tcMar>
-          </w:tcPr>
-          <w:p>
-            <w:pPr>
-              <w:spacing w:after="0" w:line="260"/>
-            </w:pPr>
-            <w:r>
-              <w:rPr>
-                <w:sz w:val="18"/>
-                <w:szCs w:val="18"/>
-              </w:rPr>
-              <w:t xml:space="preserve">総務省 地方財政状況調査</w:t>
-            </w:r>
-          </w:p>
-        </w:tc>
-        <w:tc>
-          <w:tcPr>
-            <w:tcW w:type="dxa" w:w="3212"/>
-            <w:tcBorders>
-              <w:top w:val="single" w:color="C9D1DC" w:sz="4"/>
-              <w:left w:val="single" w:color="C9D1DC" w:sz="4"/>
-              <w:bottom w:val="single" w:color="C9D1DC" w:sz="4"/>
-              <w:right w:val="single" w:color="C9D1DC" w:sz="4"/>
-            </w:tcBorders>
-            <w:tcMar>
-              <w:top w:type="dxa" w:w="60"/>
-              <w:left w:type="dxa" w:w="90"/>
-              <w:bottom w:type="dxa" w:w="60"/>
-              <w:right w:type="dxa" w:w="90"/>
-            </w:tcMar>
-          </w:tcPr>
-          <w:p>
-            <w:pPr>
-              <w:spacing w:after="0" w:line="260"/>
-            </w:pPr>
-            <w:r>
-              <w:rPr>
-                <w:sz w:val="18"/>
-                <w:szCs w:val="18"/>
-              </w:rPr>
-              <w:t xml:space="preserve">公表値（直近の年度）</w:t>
+            <w:tcW w:type="dxa" w:w="3021"/>
+            <w:tcBorders>
+              <w:top w:val="single" w:color="C9D1DC" w:sz="4"/>
+              <w:left w:val="single" w:color="C9D1DC" w:sz="4"/>
+              <w:bottom w:val="single" w:color="C9D1DC" w:sz="4"/>
+              <w:right w:val="single" w:color="C9D1DC" w:sz="4"/>
+            </w:tcBorders>
+            <w:tcMar>
+              <w:top w:type="dxa" w:w="60"/>
+              <w:left w:type="dxa" w:w="90"/>
+              <w:bottom w:type="dxa" w:w="60"/>
+              <w:right w:type="dxa" w:w="90"/>
+            </w:tcMar>
+          </w:tcPr>
+          <w:p>
+            <w:pPr>
+              <w:spacing w:after="0" w:line="260"/>
+            </w:pPr>
+            <w:r>
+              <w:rPr>
+                <w:sz w:val="18"/>
+                <w:szCs w:val="18"/>
+              </w:rPr>
+              <w:t xml:space="preserve">D2201 財政力指数（2022年度）</w:t>
+            </w:r>
+          </w:p>
+        </w:tc>
+        <w:tc>
+          <w:tcPr>
+            <w:tcW w:type="dxa" w:w="3596"/>
+            <w:tcBorders>
+              <w:top w:val="single" w:color="C9D1DC" w:sz="4"/>
+              <w:left w:val="single" w:color="C9D1DC" w:sz="4"/>
+              <w:bottom w:val="single" w:color="C9D1DC" w:sz="4"/>
+              <w:right w:val="single" w:color="C9D1DC" w:sz="4"/>
+            </w:tcBorders>
+            <w:tcMar>
+              <w:top w:type="dxa" w:w="60"/>
+              <w:left w:type="dxa" w:w="90"/>
+              <w:bottom w:type="dxa" w:w="60"/>
+              <w:right w:type="dxa" w:w="90"/>
+            </w:tcMar>
+          </w:tcPr>
+          <w:p>
+            <w:pPr>
+              <w:spacing w:after="0" w:line="260"/>
+            </w:pPr>
+            <w:r>
+              <w:rPr>
+                <w:sz w:val="18"/>
+                <w:szCs w:val="18"/>
+              </w:rPr>
+              <w:t xml:space="preserve">そのまま。小数2桁</w:t>
+            </w:r>
+          </w:p>
+        </w:tc>
+        <w:tc>
+          <w:tcPr>
+            <w:tcW w:type="dxa" w:w="719"/>
+            <w:tcBorders>
+              <w:top w:val="single" w:color="C9D1DC" w:sz="4"/>
+              <w:left w:val="single" w:color="C9D1DC" w:sz="4"/>
+              <w:bottom w:val="single" w:color="C9D1DC" w:sz="4"/>
+              <w:right w:val="single" w:color="C9D1DC" w:sz="4"/>
+            </w:tcBorders>
+            <w:tcMar>
+              <w:top w:type="dxa" w:w="60"/>
+              <w:left w:type="dxa" w:w="90"/>
+              <w:bottom w:type="dxa" w:w="60"/>
+              <w:right w:type="dxa" w:w="90"/>
+            </w:tcMar>
+          </w:tcPr>
+          <w:p>
+            <w:pPr>
+              <w:spacing w:after="0" w:line="260"/>
+            </w:pPr>
+            <w:r>
+              <w:rPr>
+                <w:sz w:val="18"/>
+                <w:szCs w:val="18"/>
+              </w:rPr>
+              <w:t xml:space="preserve">A.1</w:t>
             </w:r>
           </w:p>
         </w:tc>
@@ -3348,88 +3572,117 @@
       <w:tr>
         <w:tc>
           <w:tcPr>
-            <w:tcW w:type="dxa" w:w="3213"/>
-            <w:tcBorders>
-              <w:top w:val="single" w:color="C9D1DC" w:sz="4"/>
-              <w:left w:val="single" w:color="C9D1DC" w:sz="4"/>
-              <w:bottom w:val="single" w:color="C9D1DC" w:sz="4"/>
-              <w:right w:val="single" w:color="C9D1DC" w:sz="4"/>
-            </w:tcBorders>
-            <w:tcMar>
-              <w:top w:type="dxa" w:w="60"/>
-              <w:left w:type="dxa" w:w="90"/>
-              <w:bottom w:type="dxa" w:w="60"/>
-              <w:right w:type="dxa" w:w="90"/>
-            </w:tcMar>
-          </w:tcPr>
-          <w:p>
-            <w:pPr>
-              <w:spacing w:after="0" w:line="260"/>
-            </w:pPr>
-            <w:r>
-              <w:rPr>
-                <w:sz w:val="18"/>
-                <w:szCs w:val="18"/>
-              </w:rPr>
-              <w:t xml:space="preserve">空き家率（%）</w:t>
-            </w:r>
-          </w:p>
-        </w:tc>
-        <w:tc>
-          <w:tcPr>
-            <w:tcW w:type="dxa" w:w="3213"/>
-            <w:tcBorders>
-              <w:top w:val="single" w:color="C9D1DC" w:sz="4"/>
-              <w:left w:val="single" w:color="C9D1DC" w:sz="4"/>
-              <w:bottom w:val="single" w:color="C9D1DC" w:sz="4"/>
-              <w:right w:val="single" w:color="C9D1DC" w:sz="4"/>
-            </w:tcBorders>
-            <w:tcMar>
-              <w:top w:type="dxa" w:w="60"/>
-              <w:left w:type="dxa" w:w="90"/>
-              <w:bottom w:type="dxa" w:w="60"/>
-              <w:right w:type="dxa" w:w="90"/>
-            </w:tcMar>
-          </w:tcPr>
-          <w:p>
-            <w:pPr>
-              <w:spacing w:after="0" w:line="260"/>
-            </w:pPr>
-            <w:r>
-              <w:rPr>
-                <w:sz w:val="18"/>
-                <w:szCs w:val="18"/>
-              </w:rPr>
-              <w:t xml:space="preserve">総務省「住宅・土地統計調査」</w:t>
-            </w:r>
-          </w:p>
-        </w:tc>
-        <w:tc>
-          <w:tcPr>
-            <w:tcW w:type="dxa" w:w="3212"/>
-            <w:tcBorders>
-              <w:top w:val="single" w:color="C9D1DC" w:sz="4"/>
-              <w:left w:val="single" w:color="C9D1DC" w:sz="4"/>
-              <w:bottom w:val="single" w:color="C9D1DC" w:sz="4"/>
-              <w:right w:val="single" w:color="C9D1DC" w:sz="4"/>
-            </w:tcBorders>
-            <w:tcMar>
-              <w:top w:type="dxa" w:w="60"/>
-              <w:left w:type="dxa" w:w="90"/>
-              <w:bottom w:type="dxa" w:w="60"/>
-              <w:right w:type="dxa" w:w="90"/>
-            </w:tcMar>
-          </w:tcPr>
-          <w:p>
-            <w:pPr>
-              <w:spacing w:after="0" w:line="260"/>
-            </w:pPr>
-            <w:r>
-              <w:rPr>
-                <w:sz w:val="18"/>
-                <w:szCs w:val="18"/>
-              </w:rPr>
-              <w:t xml:space="preserve">空き家数÷住宅総数×100。未公表の町村は空欄</w:t>
+            <w:tcW w:type="dxa" w:w="2302"/>
+            <w:tcBorders>
+              <w:top w:val="single" w:color="C9D1DC" w:sz="4"/>
+              <w:left w:val="single" w:color="C9D1DC" w:sz="4"/>
+              <w:bottom w:val="single" w:color="C9D1DC" w:sz="4"/>
+              <w:right w:val="single" w:color="C9D1DC" w:sz="4"/>
+            </w:tcBorders>
+            <w:tcMar>
+              <w:top w:type="dxa" w:w="60"/>
+              <w:left w:type="dxa" w:w="90"/>
+              <w:bottom w:type="dxa" w:w="60"/>
+              <w:right w:type="dxa" w:w="90"/>
+            </w:tcMar>
+          </w:tcPr>
+          <w:p>
+            <w:pPr>
+              <w:spacing w:after="0" w:line="260"/>
+            </w:pPr>
+            <w:r>
+              <w:rPr>
+                <w:sz w:val="18"/>
+                <w:szCs w:val="18"/>
+              </w:rPr>
+              <w:t xml:space="preserve">空き家率</w:t>
+            </w:r>
+          </w:p>
+        </w:tc>
+        <w:tc>
+          <w:tcPr>
+            <w:tcW w:type="dxa" w:w="3021"/>
+            <w:tcBorders>
+              <w:top w:val="single" w:color="C9D1DC" w:sz="4"/>
+              <w:left w:val="single" w:color="C9D1DC" w:sz="4"/>
+              <w:bottom w:val="single" w:color="C9D1DC" w:sz="4"/>
+              <w:right w:val="single" w:color="C9D1DC" w:sz="4"/>
+            </w:tcBorders>
+            <w:tcMar>
+              <w:top w:type="dxa" w:w="60"/>
+              <w:left w:type="dxa" w:w="90"/>
+              <w:bottom w:type="dxa" w:w="60"/>
+              <w:right w:type="dxa" w:w="90"/>
+            </w:tcMar>
+          </w:tcPr>
+          <w:p>
+            <w:pPr>
+              <w:spacing w:after="0" w:line="260"/>
+            </w:pPr>
+            <w:r>
+              <w:rPr>
+                <w:sz w:val="18"/>
+                <w:szCs w:val="18"/>
+              </w:rPr>
+              <w:t xml:space="preserve">指標 #H01405 空き家比率（2023年度）</w:t>
+            </w:r>
+          </w:p>
+        </w:tc>
+        <w:tc>
+          <w:tcPr>
+            <w:tcW w:type="dxa" w:w="3596"/>
+            <w:tcBorders>
+              <w:top w:val="single" w:color="C9D1DC" w:sz="4"/>
+              <w:left w:val="single" w:color="C9D1DC" w:sz="4"/>
+              <w:bottom w:val="single" w:color="C9D1DC" w:sz="4"/>
+              <w:right w:val="single" w:color="C9D1DC" w:sz="4"/>
+            </w:tcBorders>
+            <w:tcMar>
+              <w:top w:type="dxa" w:w="60"/>
+              <w:left w:type="dxa" w:w="90"/>
+              <w:bottom w:type="dxa" w:w="60"/>
+              <w:right w:type="dxa" w:w="90"/>
+            </w:tcMar>
+          </w:tcPr>
+          <w:p>
+            <w:pPr>
+              <w:spacing w:after="0" w:line="260"/>
+            </w:pPr>
+            <w:r>
+              <w:rPr>
+                <w:sz w:val="18"/>
+                <w:szCs w:val="18"/>
+              </w:rPr>
+              <w:t xml:space="preserve">そのまま。小数2桁。「X」「-」の町村は空欄（データなし）</w:t>
+            </w:r>
+          </w:p>
+        </w:tc>
+        <w:tc>
+          <w:tcPr>
+            <w:tcW w:type="dxa" w:w="719"/>
+            <w:tcBorders>
+              <w:top w:val="single" w:color="C9D1DC" w:sz="4"/>
+              <w:left w:val="single" w:color="C9D1DC" w:sz="4"/>
+              <w:bottom w:val="single" w:color="C9D1DC" w:sz="4"/>
+              <w:right w:val="single" w:color="C9D1DC" w:sz="4"/>
+            </w:tcBorders>
+            <w:tcMar>
+              <w:top w:type="dxa" w:w="60"/>
+              <w:left w:type="dxa" w:w="90"/>
+              <w:bottom w:type="dxa" w:w="60"/>
+              <w:right w:type="dxa" w:w="90"/>
+            </w:tcMar>
+          </w:tcPr>
+          <w:p>
+            <w:pPr>
+              <w:spacing w:after="0" w:line="260"/>
+            </w:pPr>
+            <w:r>
+              <w:rPr>
+                <w:sz w:val="18"/>
+                <w:szCs w:val="18"/>
+              </w:rPr>
+              <w:t xml:space="preserve">A.1</w:t>
             </w:r>
           </w:p>
         </w:tc>
@@ -3437,88 +3690,117 @@
       <w:tr>
         <w:tc>
           <w:tcPr>
-            <w:tcW w:type="dxa" w:w="3213"/>
-            <w:tcBorders>
-              <w:top w:val="single" w:color="C9D1DC" w:sz="4"/>
-              <w:left w:val="single" w:color="C9D1DC" w:sz="4"/>
-              <w:bottom w:val="single" w:color="C9D1DC" w:sz="4"/>
-              <w:right w:val="single" w:color="C9D1DC" w:sz="4"/>
-            </w:tcBorders>
-            <w:tcMar>
-              <w:top w:type="dxa" w:w="60"/>
-              <w:left w:type="dxa" w:w="90"/>
-              <w:bottom w:type="dxa" w:w="60"/>
-              <w:right w:type="dxa" w:w="90"/>
-            </w:tcMar>
-          </w:tcPr>
-          <w:p>
-            <w:pPr>
-              <w:spacing w:after="0" w:line="260"/>
-            </w:pPr>
-            <w:r>
-              <w:rPr>
-                <w:sz w:val="18"/>
-                <w:szCs w:val="18"/>
-              </w:rPr>
-              <w:t xml:space="preserve">65歳以上単独世帯率（一般世帯に占める割合）（%）</w:t>
-            </w:r>
-          </w:p>
-        </w:tc>
-        <w:tc>
-          <w:tcPr>
-            <w:tcW w:type="dxa" w:w="3213"/>
-            <w:tcBorders>
-              <w:top w:val="single" w:color="C9D1DC" w:sz="4"/>
-              <w:left w:val="single" w:color="C9D1DC" w:sz="4"/>
-              <w:bottom w:val="single" w:color="C9D1DC" w:sz="4"/>
-              <w:right w:val="single" w:color="C9D1DC" w:sz="4"/>
-            </w:tcBorders>
-            <w:tcMar>
-              <w:top w:type="dxa" w:w="60"/>
-              <w:left w:type="dxa" w:w="90"/>
-              <w:bottom w:type="dxa" w:w="60"/>
-              <w:right w:type="dxa" w:w="90"/>
-            </w:tcMar>
-          </w:tcPr>
-          <w:p>
-            <w:pPr>
-              <w:spacing w:after="0" w:line="260"/>
-            </w:pPr>
-            <w:r>
-              <w:rPr>
-                <w:sz w:val="18"/>
-                <w:szCs w:val="18"/>
-              </w:rPr>
-              <w:t xml:space="preserve">国勢調査（A8301 65歳以上世帯員の単独世帯数、A710101 一般世帯数）</w:t>
-            </w:r>
-          </w:p>
-        </w:tc>
-        <w:tc>
-          <w:tcPr>
-            <w:tcW w:type="dxa" w:w="3212"/>
-            <w:tcBorders>
-              <w:top w:val="single" w:color="C9D1DC" w:sz="4"/>
-              <w:left w:val="single" w:color="C9D1DC" w:sz="4"/>
-              <w:bottom w:val="single" w:color="C9D1DC" w:sz="4"/>
-              <w:right w:val="single" w:color="C9D1DC" w:sz="4"/>
-            </w:tcBorders>
-            <w:tcMar>
-              <w:top w:type="dxa" w:w="60"/>
-              <w:left w:type="dxa" w:w="90"/>
-              <w:bottom w:type="dxa" w:w="60"/>
-              <w:right w:type="dxa" w:w="90"/>
-            </w:tcMar>
-          </w:tcPr>
-          <w:p>
-            <w:pPr>
-              <w:spacing w:after="0" w:line="260"/>
-            </w:pPr>
-            <w:r>
-              <w:rPr>
-                <w:sz w:val="18"/>
-                <w:szCs w:val="18"/>
-              </w:rPr>
-              <w:t xml:space="preserve">A8301÷A710101×100。小数2桁</w:t>
+            <w:tcW w:type="dxa" w:w="2302"/>
+            <w:tcBorders>
+              <w:top w:val="single" w:color="C9D1DC" w:sz="4"/>
+              <w:left w:val="single" w:color="C9D1DC" w:sz="4"/>
+              <w:bottom w:val="single" w:color="C9D1DC" w:sz="4"/>
+              <w:right w:val="single" w:color="C9D1DC" w:sz="4"/>
+            </w:tcBorders>
+            <w:tcMar>
+              <w:top w:type="dxa" w:w="60"/>
+              <w:left w:type="dxa" w:w="90"/>
+              <w:bottom w:type="dxa" w:w="60"/>
+              <w:right w:type="dxa" w:w="90"/>
+            </w:tcMar>
+          </w:tcPr>
+          <w:p>
+            <w:pPr>
+              <w:spacing w:after="0" w:line="260"/>
+            </w:pPr>
+            <w:r>
+              <w:rPr>
+                <w:sz w:val="18"/>
+                <w:szCs w:val="18"/>
+              </w:rPr>
+              <w:t xml:space="preserve">65歳以上単独世帯率</w:t>
+            </w:r>
+          </w:p>
+        </w:tc>
+        <w:tc>
+          <w:tcPr>
+            <w:tcW w:type="dxa" w:w="3021"/>
+            <w:tcBorders>
+              <w:top w:val="single" w:color="C9D1DC" w:sz="4"/>
+              <w:left w:val="single" w:color="C9D1DC" w:sz="4"/>
+              <w:bottom w:val="single" w:color="C9D1DC" w:sz="4"/>
+              <w:right w:val="single" w:color="C9D1DC" w:sz="4"/>
+            </w:tcBorders>
+            <w:tcMar>
+              <w:top w:type="dxa" w:w="60"/>
+              <w:left w:type="dxa" w:w="90"/>
+              <w:bottom w:type="dxa" w:w="60"/>
+              <w:right w:type="dxa" w:w="90"/>
+            </w:tcMar>
+          </w:tcPr>
+          <w:p>
+            <w:pPr>
+              <w:spacing w:after="0" w:line="260"/>
+            </w:pPr>
+            <w:r>
+              <w:rPr>
+                <w:sz w:val="18"/>
+                <w:szCs w:val="18"/>
+              </w:rPr>
+              <w:t xml:space="preserve">A8301÷A710101 一般世帯数（2020年）</w:t>
+            </w:r>
+          </w:p>
+        </w:tc>
+        <w:tc>
+          <w:tcPr>
+            <w:tcW w:type="dxa" w:w="3596"/>
+            <w:tcBorders>
+              <w:top w:val="single" w:color="C9D1DC" w:sz="4"/>
+              <w:left w:val="single" w:color="C9D1DC" w:sz="4"/>
+              <w:bottom w:val="single" w:color="C9D1DC" w:sz="4"/>
+              <w:right w:val="single" w:color="C9D1DC" w:sz="4"/>
+            </w:tcBorders>
+            <w:tcMar>
+              <w:top w:type="dxa" w:w="60"/>
+              <w:left w:type="dxa" w:w="90"/>
+              <w:bottom w:type="dxa" w:w="60"/>
+              <w:right w:type="dxa" w:w="90"/>
+            </w:tcMar>
+          </w:tcPr>
+          <w:p>
+            <w:pPr>
+              <w:spacing w:after="0" w:line="260"/>
+            </w:pPr>
+            <w:r>
+              <w:rPr>
+                <w:sz w:val="18"/>
+                <w:szCs w:val="18"/>
+              </w:rPr>
+              <w:t xml:space="preserve">×100。小数2桁</w:t>
+            </w:r>
+          </w:p>
+        </w:tc>
+        <w:tc>
+          <w:tcPr>
+            <w:tcW w:type="dxa" w:w="719"/>
+            <w:tcBorders>
+              <w:top w:val="single" w:color="C9D1DC" w:sz="4"/>
+              <w:left w:val="single" w:color="C9D1DC" w:sz="4"/>
+              <w:bottom w:val="single" w:color="C9D1DC" w:sz="4"/>
+              <w:right w:val="single" w:color="C9D1DC" w:sz="4"/>
+            </w:tcBorders>
+            <w:tcMar>
+              <w:top w:type="dxa" w:w="60"/>
+              <w:left w:type="dxa" w:w="90"/>
+              <w:bottom w:type="dxa" w:w="60"/>
+              <w:right w:type="dxa" w:w="90"/>
+            </w:tcMar>
+          </w:tcPr>
+          <w:p>
+            <w:pPr>
+              <w:spacing w:after="0" w:line="260"/>
+            </w:pPr>
+            <w:r>
+              <w:rPr>
+                <w:sz w:val="18"/>
+                <w:szCs w:val="18"/>
+              </w:rPr>
+              <w:t xml:space="preserve">A.1</w:t>
             </w:r>
           </w:p>
         </w:tc>
@@ -3526,88 +3808,117 @@
       <w:tr>
         <w:tc>
           <w:tcPr>
-            <w:tcW w:type="dxa" w:w="3213"/>
-            <w:tcBorders>
-              <w:top w:val="single" w:color="C9D1DC" w:sz="4"/>
-              <w:left w:val="single" w:color="C9D1DC" w:sz="4"/>
-              <w:bottom w:val="single" w:color="C9D1DC" w:sz="4"/>
-              <w:right w:val="single" w:color="C9D1DC" w:sz="4"/>
-            </w:tcBorders>
-            <w:tcMar>
-              <w:top w:type="dxa" w:w="60"/>
-              <w:left w:type="dxa" w:w="90"/>
-              <w:bottom w:type="dxa" w:w="60"/>
-              <w:right w:type="dxa" w:w="90"/>
-            </w:tcMar>
-          </w:tcPr>
-          <w:p>
-            <w:pPr>
-              <w:spacing w:after="0" w:line="260"/>
-            </w:pPr>
-            <w:r>
-              <w:rPr>
-                <w:sz w:val="18"/>
-                <w:szCs w:val="18"/>
-              </w:rPr>
-              <w:t xml:space="preserve">マイナンバーカード保有率（%）</w:t>
-            </w:r>
-          </w:p>
-        </w:tc>
-        <w:tc>
-          <w:tcPr>
-            <w:tcW w:type="dxa" w:w="3213"/>
-            <w:tcBorders>
-              <w:top w:val="single" w:color="C9D1DC" w:sz="4"/>
-              <w:left w:val="single" w:color="C9D1DC" w:sz="4"/>
-              <w:bottom w:val="single" w:color="C9D1DC" w:sz="4"/>
-              <w:right w:val="single" w:color="C9D1DC" w:sz="4"/>
-            </w:tcBorders>
-            <w:tcMar>
-              <w:top w:type="dxa" w:w="60"/>
-              <w:left w:type="dxa" w:w="90"/>
-              <w:bottom w:type="dxa" w:w="60"/>
-              <w:right w:type="dxa" w:w="90"/>
-            </w:tcMar>
-          </w:tcPr>
-          <w:p>
-            <w:pPr>
-              <w:spacing w:after="0" w:line="260"/>
-            </w:pPr>
-            <w:r>
-              <w:rPr>
-                <w:sz w:val="18"/>
-                <w:szCs w:val="18"/>
-              </w:rPr>
-              <w:t xml:space="preserve">総務省「マイナンバーカードの交付・保有状況」</w:t>
-            </w:r>
-          </w:p>
-        </w:tc>
-        <w:tc>
-          <w:tcPr>
-            <w:tcW w:type="dxa" w:w="3212"/>
-            <w:tcBorders>
-              <w:top w:val="single" w:color="C9D1DC" w:sz="4"/>
-              <w:left w:val="single" w:color="C9D1DC" w:sz="4"/>
-              <w:bottom w:val="single" w:color="C9D1DC" w:sz="4"/>
-              <w:right w:val="single" w:color="C9D1DC" w:sz="4"/>
-            </w:tcBorders>
-            <w:tcMar>
-              <w:top w:type="dxa" w:w="60"/>
-              <w:left w:type="dxa" w:w="90"/>
-              <w:bottom w:type="dxa" w:w="60"/>
-              <w:right w:type="dxa" w:w="90"/>
-            </w:tcMar>
-          </w:tcPr>
-          <w:p>
-            <w:pPr>
-              <w:spacing w:after="0" w:line="260"/>
-            </w:pPr>
-            <w:r>
-              <w:rPr>
-                <w:sz w:val="18"/>
-                <w:szCs w:val="18"/>
-              </w:rPr>
-              <w:t xml:space="preserve">公表値（カルテの参考表示のみ）</w:t>
+            <w:tcW w:type="dxa" w:w="2302"/>
+            <w:tcBorders>
+              <w:top w:val="single" w:color="C9D1DC" w:sz="4"/>
+              <w:left w:val="single" w:color="C9D1DC" w:sz="4"/>
+              <w:bottom w:val="single" w:color="C9D1DC" w:sz="4"/>
+              <w:right w:val="single" w:color="C9D1DC" w:sz="4"/>
+            </w:tcBorders>
+            <w:tcMar>
+              <w:top w:type="dxa" w:w="60"/>
+              <w:left w:type="dxa" w:w="90"/>
+              <w:bottom w:type="dxa" w:w="60"/>
+              <w:right w:type="dxa" w:w="90"/>
+            </w:tcMar>
+          </w:tcPr>
+          <w:p>
+            <w:pPr>
+              <w:spacing w:after="0" w:line="260"/>
+            </w:pPr>
+            <w:r>
+              <w:rPr>
+                <w:sz w:val="18"/>
+                <w:szCs w:val="18"/>
+              </w:rPr>
+              <w:t xml:space="preserve">マイナンバーカード保有率</w:t>
+            </w:r>
+          </w:p>
+        </w:tc>
+        <w:tc>
+          <w:tcPr>
+            <w:tcW w:type="dxa" w:w="3021"/>
+            <w:tcBorders>
+              <w:top w:val="single" w:color="C9D1DC" w:sz="4"/>
+              <w:left w:val="single" w:color="C9D1DC" w:sz="4"/>
+              <w:bottom w:val="single" w:color="C9D1DC" w:sz="4"/>
+              <w:right w:val="single" w:color="C9D1DC" w:sz="4"/>
+            </w:tcBorders>
+            <w:tcMar>
+              <w:top w:type="dxa" w:w="60"/>
+              <w:left w:type="dxa" w:w="90"/>
+              <w:bottom w:type="dxa" w:w="60"/>
+              <w:right w:type="dxa" w:w="90"/>
+            </w:tcMar>
+          </w:tcPr>
+          <w:p>
+            <w:pPr>
+              <w:spacing w:after="0" w:line="260"/>
+            </w:pPr>
+            <w:r>
+              <w:rPr>
+                <w:sz w:val="18"/>
+                <w:szCs w:val="18"/>
+              </w:rPr>
+              <w:t xml:space="preserve">総務省の公表表「人口に対する保有枚数率」</w:t>
+            </w:r>
+          </w:p>
+        </w:tc>
+        <w:tc>
+          <w:tcPr>
+            <w:tcW w:type="dxa" w:w="3596"/>
+            <w:tcBorders>
+              <w:top w:val="single" w:color="C9D1DC" w:sz="4"/>
+              <w:left w:val="single" w:color="C9D1DC" w:sz="4"/>
+              <w:bottom w:val="single" w:color="C9D1DC" w:sz="4"/>
+              <w:right w:val="single" w:color="C9D1DC" w:sz="4"/>
+            </w:tcBorders>
+            <w:tcMar>
+              <w:top w:type="dxa" w:w="60"/>
+              <w:left w:type="dxa" w:w="90"/>
+              <w:bottom w:type="dxa" w:w="60"/>
+              <w:right w:type="dxa" w:w="90"/>
+            </w:tcMar>
+          </w:tcPr>
+          <w:p>
+            <w:pPr>
+              <w:spacing w:after="0" w:line="260"/>
+            </w:pPr>
+            <w:r>
+              <w:rPr>
+                <w:sz w:val="18"/>
+                <w:szCs w:val="18"/>
+              </w:rPr>
+              <w:t xml:space="preserve">表の値（0.82…）×100。小数2桁</w:t>
+            </w:r>
+          </w:p>
+        </w:tc>
+        <w:tc>
+          <w:tcPr>
+            <w:tcW w:type="dxa" w:w="719"/>
+            <w:tcBorders>
+              <w:top w:val="single" w:color="C9D1DC" w:sz="4"/>
+              <w:left w:val="single" w:color="C9D1DC" w:sz="4"/>
+              <w:bottom w:val="single" w:color="C9D1DC" w:sz="4"/>
+              <w:right w:val="single" w:color="C9D1DC" w:sz="4"/>
+            </w:tcBorders>
+            <w:tcMar>
+              <w:top w:type="dxa" w:w="60"/>
+              <w:left w:type="dxa" w:w="90"/>
+              <w:bottom w:type="dxa" w:w="60"/>
+              <w:right w:type="dxa" w:w="90"/>
+            </w:tcMar>
+          </w:tcPr>
+          <w:p>
+            <w:pPr>
+              <w:spacing w:after="0" w:line="260"/>
+            </w:pPr>
+            <w:r>
+              <w:rPr>
+                <w:sz w:val="18"/>
+                <w:szCs w:val="18"/>
+              </w:rPr>
+              <w:t xml:space="preserve">A.3</w:t>
             </w:r>
           </w:p>
         </w:tc>
@@ -3615,88 +3926,117 @@
       <w:tr>
         <w:tc>
           <w:tcPr>
-            <w:tcW w:type="dxa" w:w="3213"/>
-            <w:tcBorders>
-              <w:top w:val="single" w:color="C9D1DC" w:sz="4"/>
-              <w:left w:val="single" w:color="C9D1DC" w:sz="4"/>
-              <w:bottom w:val="single" w:color="C9D1DC" w:sz="4"/>
-              <w:right w:val="single" w:color="C9D1DC" w:sz="4"/>
-            </w:tcBorders>
-            <w:tcMar>
-              <w:top w:type="dxa" w:w="60"/>
-              <w:left w:type="dxa" w:w="90"/>
-              <w:bottom w:type="dxa" w:w="60"/>
-              <w:right w:type="dxa" w:w="90"/>
-            </w:tcMar>
-          </w:tcPr>
-          <w:p>
-            <w:pPr>
-              <w:spacing w:after="0" w:line="260"/>
-            </w:pPr>
-            <w:r>
-              <w:rPr>
-                <w:sz w:val="18"/>
-                <w:szCs w:val="18"/>
-              </w:rPr>
-              <w:t xml:space="preserve">土砂災害警戒区域数（区域）</w:t>
-            </w:r>
-          </w:p>
-        </w:tc>
-        <w:tc>
-          <w:tcPr>
-            <w:tcW w:type="dxa" w:w="3213"/>
-            <w:tcBorders>
-              <w:top w:val="single" w:color="C9D1DC" w:sz="4"/>
-              <w:left w:val="single" w:color="C9D1DC" w:sz="4"/>
-              <w:bottom w:val="single" w:color="C9D1DC" w:sz="4"/>
-              <w:right w:val="single" w:color="C9D1DC" w:sz="4"/>
-            </w:tcBorders>
-            <w:tcMar>
-              <w:top w:type="dxa" w:w="60"/>
-              <w:left w:type="dxa" w:w="90"/>
-              <w:bottom w:type="dxa" w:w="60"/>
-              <w:right w:type="dxa" w:w="90"/>
-            </w:tcMar>
-          </w:tcPr>
-          <w:p>
-            <w:pPr>
-              <w:spacing w:after="0" w:line="260"/>
-            </w:pPr>
-            <w:r>
-              <w:rPr>
-                <w:sz w:val="18"/>
-                <w:szCs w:val="18"/>
-              </w:rPr>
-              <w:t xml:space="preserve">大阪府「土砂災害防止法の指定状況」</w:t>
-            </w:r>
-          </w:p>
-        </w:tc>
-        <w:tc>
-          <w:tcPr>
-            <w:tcW w:type="dxa" w:w="3212"/>
-            <w:tcBorders>
-              <w:top w:val="single" w:color="C9D1DC" w:sz="4"/>
-              <w:left w:val="single" w:color="C9D1DC" w:sz="4"/>
-              <w:bottom w:val="single" w:color="C9D1DC" w:sz="4"/>
-              <w:right w:val="single" w:color="C9D1DC" w:sz="4"/>
-            </w:tcBorders>
-            <w:tcMar>
-              <w:top w:type="dxa" w:w="60"/>
-              <w:left w:type="dxa" w:w="90"/>
-              <w:bottom w:type="dxa" w:w="60"/>
-              <w:right w:type="dxa" w:w="90"/>
-            </w:tcMar>
-          </w:tcPr>
-          <w:p>
-            <w:pPr>
-              <w:spacing w:after="0" w:line="260"/>
-            </w:pPr>
-            <w:r>
-              <w:rPr>
-                <w:sz w:val="18"/>
-                <w:szCs w:val="18"/>
-              </w:rPr>
-              <w:t xml:space="preserve">市町村ごとの警戒区域の指定数</w:t>
+            <w:tcW w:type="dxa" w:w="2302"/>
+            <w:tcBorders>
+              <w:top w:val="single" w:color="C9D1DC" w:sz="4"/>
+              <w:left w:val="single" w:color="C9D1DC" w:sz="4"/>
+              <w:bottom w:val="single" w:color="C9D1DC" w:sz="4"/>
+              <w:right w:val="single" w:color="C9D1DC" w:sz="4"/>
+            </w:tcBorders>
+            <w:tcMar>
+              <w:top w:type="dxa" w:w="60"/>
+              <w:left w:type="dxa" w:w="90"/>
+              <w:bottom w:type="dxa" w:w="60"/>
+              <w:right w:type="dxa" w:w="90"/>
+            </w:tcMar>
+          </w:tcPr>
+          <w:p>
+            <w:pPr>
+              <w:spacing w:after="0" w:line="260"/>
+            </w:pPr>
+            <w:r>
+              <w:rPr>
+                <w:sz w:val="18"/>
+                <w:szCs w:val="18"/>
+              </w:rPr>
+              <w:t xml:space="preserve">土砂災害警戒区域数</w:t>
+            </w:r>
+          </w:p>
+        </w:tc>
+        <w:tc>
+          <w:tcPr>
+            <w:tcW w:type="dxa" w:w="3021"/>
+            <w:tcBorders>
+              <w:top w:val="single" w:color="C9D1DC" w:sz="4"/>
+              <w:left w:val="single" w:color="C9D1DC" w:sz="4"/>
+              <w:bottom w:val="single" w:color="C9D1DC" w:sz="4"/>
+              <w:right w:val="single" w:color="C9D1DC" w:sz="4"/>
+            </w:tcBorders>
+            <w:tcMar>
+              <w:top w:type="dxa" w:w="60"/>
+              <w:left w:type="dxa" w:w="90"/>
+              <w:bottom w:type="dxa" w:w="60"/>
+              <w:right w:type="dxa" w:w="90"/>
+            </w:tcMar>
+          </w:tcPr>
+          <w:p>
+            <w:pPr>
+              <w:spacing w:after="0" w:line="260"/>
+            </w:pPr>
+            <w:r>
+              <w:rPr>
+                <w:sz w:val="18"/>
+                <w:szCs w:val="18"/>
+              </w:rPr>
+              <w:t xml:space="preserve">大阪府「各市町村の指定状況一覧表」全体のＹ</w:t>
+            </w:r>
+          </w:p>
+        </w:tc>
+        <w:tc>
+          <w:tcPr>
+            <w:tcW w:type="dxa" w:w="3596"/>
+            <w:tcBorders>
+              <w:top w:val="single" w:color="C9D1DC" w:sz="4"/>
+              <w:left w:val="single" w:color="C9D1DC" w:sz="4"/>
+              <w:bottom w:val="single" w:color="C9D1DC" w:sz="4"/>
+              <w:right w:val="single" w:color="C9D1DC" w:sz="4"/>
+            </w:tcBorders>
+            <w:tcMar>
+              <w:top w:type="dxa" w:w="60"/>
+              <w:left w:type="dxa" w:w="90"/>
+              <w:bottom w:type="dxa" w:w="60"/>
+              <w:right w:type="dxa" w:w="90"/>
+            </w:tcMar>
+          </w:tcPr>
+          <w:p>
+            <w:pPr>
+              <w:spacing w:after="0" w:line="260"/>
+            </w:pPr>
+            <w:r>
+              <w:rPr>
+                <w:sz w:val="18"/>
+                <w:szCs w:val="18"/>
+              </w:rPr>
+              <w:t xml:space="preserve">一覧に載らない9市町は0</w:t>
+            </w:r>
+          </w:p>
+        </w:tc>
+        <w:tc>
+          <w:tcPr>
+            <w:tcW w:type="dxa" w:w="719"/>
+            <w:tcBorders>
+              <w:top w:val="single" w:color="C9D1DC" w:sz="4"/>
+              <w:left w:val="single" w:color="C9D1DC" w:sz="4"/>
+              <w:bottom w:val="single" w:color="C9D1DC" w:sz="4"/>
+              <w:right w:val="single" w:color="C9D1DC" w:sz="4"/>
+            </w:tcBorders>
+            <w:tcMar>
+              <w:top w:type="dxa" w:w="60"/>
+              <w:left w:type="dxa" w:w="90"/>
+              <w:bottom w:type="dxa" w:w="60"/>
+              <w:right w:type="dxa" w:w="90"/>
+            </w:tcMar>
+          </w:tcPr>
+          <w:p>
+            <w:pPr>
+              <w:spacing w:after="0" w:line="260"/>
+            </w:pPr>
+            <w:r>
+              <w:rPr>
+                <w:sz w:val="18"/>
+                <w:szCs w:val="18"/>
+              </w:rPr>
+              <w:t xml:space="preserve">A.6</w:t>
             </w:r>
           </w:p>
         </w:tc>
@@ -3704,88 +4044,117 @@
       <w:tr>
         <w:tc>
           <w:tcPr>
-            <w:tcW w:type="dxa" w:w="3213"/>
-            <w:tcBorders>
-              <w:top w:val="single" w:color="C9D1DC" w:sz="4"/>
-              <w:left w:val="single" w:color="C9D1DC" w:sz="4"/>
-              <w:bottom w:val="single" w:color="C9D1DC" w:sz="4"/>
-              <w:right w:val="single" w:color="C9D1DC" w:sz="4"/>
-            </w:tcBorders>
-            <w:tcMar>
-              <w:top w:type="dxa" w:w="60"/>
-              <w:left w:type="dxa" w:w="90"/>
-              <w:bottom w:type="dxa" w:w="60"/>
-              <w:right w:type="dxa" w:w="90"/>
-            </w:tcMar>
-          </w:tcPr>
-          <w:p>
-            <w:pPr>
-              <w:spacing w:after="0" w:line="260"/>
-            </w:pPr>
-            <w:r>
-              <w:rPr>
-                <w:sz w:val="18"/>
-                <w:szCs w:val="18"/>
-              </w:rPr>
-              <w:t xml:space="preserve">通勤・通学の自家用車利用率（%）</w:t>
-            </w:r>
-          </w:p>
-        </w:tc>
-        <w:tc>
-          <w:tcPr>
-            <w:tcW w:type="dxa" w:w="3213"/>
-            <w:tcBorders>
-              <w:top w:val="single" w:color="C9D1DC" w:sz="4"/>
-              <w:left w:val="single" w:color="C9D1DC" w:sz="4"/>
-              <w:bottom w:val="single" w:color="C9D1DC" w:sz="4"/>
-              <w:right w:val="single" w:color="C9D1DC" w:sz="4"/>
-            </w:tcBorders>
-            <w:tcMar>
-              <w:top w:type="dxa" w:w="60"/>
-              <w:left w:type="dxa" w:w="90"/>
-              <w:bottom w:type="dxa" w:w="60"/>
-              <w:right w:type="dxa" w:w="90"/>
-            </w:tcMar>
-          </w:tcPr>
-          <w:p>
-            <w:pPr>
-              <w:spacing w:after="0" w:line="260"/>
-            </w:pPr>
-            <w:r>
-              <w:rPr>
-                <w:sz w:val="18"/>
-                <w:szCs w:val="18"/>
-              </w:rPr>
-              <w:t xml:space="preserve">国勢調査「利用交通手段」（e-Stat 統計表 0003454514）</w:t>
-            </w:r>
-          </w:p>
-        </w:tc>
-        <w:tc>
-          <w:tcPr>
-            <w:tcW w:type="dxa" w:w="3212"/>
-            <w:tcBorders>
-              <w:top w:val="single" w:color="C9D1DC" w:sz="4"/>
-              <w:left w:val="single" w:color="C9D1DC" w:sz="4"/>
-              <w:bottom w:val="single" w:color="C9D1DC" w:sz="4"/>
-              <w:right w:val="single" w:color="C9D1DC" w:sz="4"/>
-            </w:tcBorders>
-            <w:tcMar>
-              <w:top w:type="dxa" w:w="60"/>
-              <w:left w:type="dxa" w:w="90"/>
-              <w:bottom w:type="dxa" w:w="60"/>
-              <w:right w:type="dxa" w:w="90"/>
-            </w:tcMar>
-          </w:tcPr>
-          <w:p>
-            <w:pPr>
-              <w:spacing w:after="0" w:line="260"/>
-            </w:pPr>
-            <w:r>
-              <w:rPr>
-                <w:sz w:val="18"/>
-                <w:szCs w:val="18"/>
-              </w:rPr>
-              <w:t xml:space="preserve">自家用車を利用する人÷自宅外の就業者・通学者の総数×100</w:t>
+            <w:tcW w:type="dxa" w:w="2302"/>
+            <w:tcBorders>
+              <w:top w:val="single" w:color="C9D1DC" w:sz="4"/>
+              <w:left w:val="single" w:color="C9D1DC" w:sz="4"/>
+              <w:bottom w:val="single" w:color="C9D1DC" w:sz="4"/>
+              <w:right w:val="single" w:color="C9D1DC" w:sz="4"/>
+            </w:tcBorders>
+            <w:tcMar>
+              <w:top w:type="dxa" w:w="60"/>
+              <w:left w:type="dxa" w:w="90"/>
+              <w:bottom w:type="dxa" w:w="60"/>
+              <w:right w:type="dxa" w:w="90"/>
+            </w:tcMar>
+          </w:tcPr>
+          <w:p>
+            <w:pPr>
+              <w:spacing w:after="0" w:line="260"/>
+            </w:pPr>
+            <w:r>
+              <w:rPr>
+                <w:sz w:val="18"/>
+                <w:szCs w:val="18"/>
+              </w:rPr>
+              <w:t xml:space="preserve">通勤・通学の自家用車利用率</w:t>
+            </w:r>
+          </w:p>
+        </w:tc>
+        <w:tc>
+          <w:tcPr>
+            <w:tcW w:type="dxa" w:w="3021"/>
+            <w:tcBorders>
+              <w:top w:val="single" w:color="C9D1DC" w:sz="4"/>
+              <w:left w:val="single" w:color="C9D1DC" w:sz="4"/>
+              <w:bottom w:val="single" w:color="C9D1DC" w:sz="4"/>
+              <w:right w:val="single" w:color="C9D1DC" w:sz="4"/>
+            </w:tcBorders>
+            <w:tcMar>
+              <w:top w:type="dxa" w:w="60"/>
+              <w:left w:type="dxa" w:w="90"/>
+              <w:bottom w:type="dxa" w:w="60"/>
+              <w:right w:type="dxa" w:w="90"/>
+            </w:tcMar>
+          </w:tcPr>
+          <w:p>
+            <w:pPr>
+              <w:spacing w:after="0" w:line="260"/>
+            </w:pPr>
+            <w:r>
+              <w:rPr>
+                <w:sz w:val="18"/>
+                <w:szCs w:val="18"/>
+              </w:rPr>
+              <w:t xml:space="preserve">国勢調査 表0003454514「自家用車」÷「総数」（常住地）</w:t>
+            </w:r>
+          </w:p>
+        </w:tc>
+        <w:tc>
+          <w:tcPr>
+            <w:tcW w:type="dxa" w:w="3596"/>
+            <w:tcBorders>
+              <w:top w:val="single" w:color="C9D1DC" w:sz="4"/>
+              <w:left w:val="single" w:color="C9D1DC" w:sz="4"/>
+              <w:bottom w:val="single" w:color="C9D1DC" w:sz="4"/>
+              <w:right w:val="single" w:color="C9D1DC" w:sz="4"/>
+            </w:tcBorders>
+            <w:tcMar>
+              <w:top w:type="dxa" w:w="60"/>
+              <w:left w:type="dxa" w:w="90"/>
+              <w:bottom w:type="dxa" w:w="60"/>
+              <w:right w:type="dxa" w:w="90"/>
+            </w:tcMar>
+          </w:tcPr>
+          <w:p>
+            <w:pPr>
+              <w:spacing w:after="0" w:line="260"/>
+            </w:pPr>
+            <w:r>
+              <w:rPr>
+                <w:sz w:val="18"/>
+                <w:szCs w:val="18"/>
+              </w:rPr>
+              <w:t xml:space="preserve">×100。小数1桁</w:t>
+            </w:r>
+          </w:p>
+        </w:tc>
+        <w:tc>
+          <w:tcPr>
+            <w:tcW w:type="dxa" w:w="719"/>
+            <w:tcBorders>
+              <w:top w:val="single" w:color="C9D1DC" w:sz="4"/>
+              <w:left w:val="single" w:color="C9D1DC" w:sz="4"/>
+              <w:bottom w:val="single" w:color="C9D1DC" w:sz="4"/>
+              <w:right w:val="single" w:color="C9D1DC" w:sz="4"/>
+            </w:tcBorders>
+            <w:tcMar>
+              <w:top w:type="dxa" w:w="60"/>
+              <w:left w:type="dxa" w:w="90"/>
+              <w:bottom w:type="dxa" w:w="60"/>
+              <w:right w:type="dxa" w:w="90"/>
+            </w:tcMar>
+          </w:tcPr>
+          <w:p>
+            <w:pPr>
+              <w:spacing w:after="0" w:line="260"/>
+            </w:pPr>
+            <w:r>
+              <w:rPr>
+                <w:sz w:val="18"/>
+                <w:szCs w:val="18"/>
+              </w:rPr>
+              <w:t xml:space="preserve">A.2</w:t>
             </w:r>
           </w:p>
         </w:tc>
@@ -3793,88 +4162,117 @@
       <w:tr>
         <w:tc>
           <w:tcPr>
-            <w:tcW w:type="dxa" w:w="3213"/>
-            <w:tcBorders>
-              <w:top w:val="single" w:color="C9D1DC" w:sz="4"/>
-              <w:left w:val="single" w:color="C9D1DC" w:sz="4"/>
-              <w:bottom w:val="single" w:color="C9D1DC" w:sz="4"/>
-              <w:right w:val="single" w:color="C9D1DC" w:sz="4"/>
-            </w:tcBorders>
-            <w:tcMar>
-              <w:top w:type="dxa" w:w="60"/>
-              <w:left w:type="dxa" w:w="90"/>
-              <w:bottom w:type="dxa" w:w="60"/>
-              <w:right w:type="dxa" w:w="90"/>
-            </w:tcMar>
-          </w:tcPr>
-          <w:p>
-            <w:pPr>
-              <w:spacing w:after="0" w:line="260"/>
-            </w:pPr>
-            <w:r>
-              <w:rPr>
-                <w:sz w:val="18"/>
-                <w:szCs w:val="18"/>
-              </w:rPr>
-              <w:t xml:space="preserve">鉄道駅1km圏に住む人の割合（%）</w:t>
-            </w:r>
-          </w:p>
-        </w:tc>
-        <w:tc>
-          <w:tcPr>
-            <w:tcW w:type="dxa" w:w="3213"/>
-            <w:tcBorders>
-              <w:top w:val="single" w:color="C9D1DC" w:sz="4"/>
-              <w:left w:val="single" w:color="C9D1DC" w:sz="4"/>
-              <w:bottom w:val="single" w:color="C9D1DC" w:sz="4"/>
-              <w:right w:val="single" w:color="C9D1DC" w:sz="4"/>
-            </w:tcBorders>
-            <w:tcMar>
-              <w:top w:type="dxa" w:w="60"/>
-              <w:left w:type="dxa" w:w="90"/>
-              <w:bottom w:type="dxa" w:w="60"/>
-              <w:right w:type="dxa" w:w="90"/>
-            </w:tcMar>
-          </w:tcPr>
-          <w:p>
-            <w:pPr>
-              <w:spacing w:after="0" w:line="260"/>
-            </w:pPr>
-            <w:r>
-              <w:rPr>
-                <w:sz w:val="18"/>
-                <w:szCs w:val="18"/>
-              </w:rPr>
-              <w:t xml:space="preserve">国土数値情報 鉄道データ＋国勢調査250mメッシュ人口</w:t>
-            </w:r>
-          </w:p>
-        </w:tc>
-        <w:tc>
-          <w:tcPr>
-            <w:tcW w:type="dxa" w:w="3212"/>
-            <w:tcBorders>
-              <w:top w:val="single" w:color="C9D1DC" w:sz="4"/>
-              <w:left w:val="single" w:color="C9D1DC" w:sz="4"/>
-              <w:bottom w:val="single" w:color="C9D1DC" w:sz="4"/>
-              <w:right w:val="single" w:color="C9D1DC" w:sz="4"/>
-            </w:tcBorders>
-            <w:tcMar>
-              <w:top w:type="dxa" w:w="60"/>
-              <w:left w:type="dxa" w:w="90"/>
-              <w:bottom w:type="dxa" w:w="60"/>
-              <w:right w:type="dxa" w:w="90"/>
-            </w:tcMar>
-          </w:tcPr>
-          <w:p>
-            <w:pPr>
-              <w:spacing w:after="0" w:line="260"/>
-            </w:pPr>
-            <w:r>
-              <w:rPr>
-                <w:sz w:val="18"/>
-                <w:szCs w:val="18"/>
-              </w:rPr>
-              <w:t xml:space="preserve">Pythonの tools/geo.py で計算。できなければ前回値のまま</w:t>
+            <w:tcW w:type="dxa" w:w="2302"/>
+            <w:tcBorders>
+              <w:top w:val="single" w:color="C9D1DC" w:sz="4"/>
+              <w:left w:val="single" w:color="C9D1DC" w:sz="4"/>
+              <w:bottom w:val="single" w:color="C9D1DC" w:sz="4"/>
+              <w:right w:val="single" w:color="C9D1DC" w:sz="4"/>
+            </w:tcBorders>
+            <w:tcMar>
+              <w:top w:type="dxa" w:w="60"/>
+              <w:left w:type="dxa" w:w="90"/>
+              <w:bottom w:type="dxa" w:w="60"/>
+              <w:right w:type="dxa" w:w="90"/>
+            </w:tcMar>
+          </w:tcPr>
+          <w:p>
+            <w:pPr>
+              <w:spacing w:after="0" w:line="260"/>
+            </w:pPr>
+            <w:r>
+              <w:rPr>
+                <w:sz w:val="18"/>
+                <w:szCs w:val="18"/>
+              </w:rPr>
+              <w:t xml:space="preserve">鉄道駅1km圏に住む人の割合</w:t>
+            </w:r>
+          </w:p>
+        </w:tc>
+        <w:tc>
+          <w:tcPr>
+            <w:tcW w:type="dxa" w:w="3021"/>
+            <w:tcBorders>
+              <w:top w:val="single" w:color="C9D1DC" w:sz="4"/>
+              <w:left w:val="single" w:color="C9D1DC" w:sz="4"/>
+              <w:bottom w:val="single" w:color="C9D1DC" w:sz="4"/>
+              <w:right w:val="single" w:color="C9D1DC" w:sz="4"/>
+            </w:tcBorders>
+            <w:tcMar>
+              <w:top w:type="dxa" w:w="60"/>
+              <w:left w:type="dxa" w:w="90"/>
+              <w:bottom w:type="dxa" w:w="60"/>
+              <w:right w:type="dxa" w:w="90"/>
+            </w:tcMar>
+          </w:tcPr>
+          <w:p>
+            <w:pPr>
+              <w:spacing w:after="0" w:line="260"/>
+            </w:pPr>
+            <w:r>
+              <w:rPr>
+                <w:sz w:val="18"/>
+                <w:szCs w:val="18"/>
+              </w:rPr>
+              <w:t xml:space="preserve">国土数値情報＋250mメッシュ人口</w:t>
+            </w:r>
+          </w:p>
+        </w:tc>
+        <w:tc>
+          <w:tcPr>
+            <w:tcW w:type="dxa" w:w="3596"/>
+            <w:tcBorders>
+              <w:top w:val="single" w:color="C9D1DC" w:sz="4"/>
+              <w:left w:val="single" w:color="C9D1DC" w:sz="4"/>
+              <w:bottom w:val="single" w:color="C9D1DC" w:sz="4"/>
+              <w:right w:val="single" w:color="C9D1DC" w:sz="4"/>
+            </w:tcBorders>
+            <w:tcMar>
+              <w:top w:type="dxa" w:w="60"/>
+              <w:left w:type="dxa" w:w="90"/>
+              <w:bottom w:type="dxa" w:w="60"/>
+              <w:right w:type="dxa" w:w="90"/>
+            </w:tcMar>
+          </w:tcPr>
+          <w:p>
+            <w:pPr>
+              <w:spacing w:after="0" w:line="260"/>
+            </w:pPr>
+            <w:r>
+              <w:rPr>
+                <w:sz w:val="18"/>
+                <w:szCs w:val="18"/>
+              </w:rPr>
+              <w:t xml:space="preserve">Pythonが必要。前回値のまま残す</w:t>
+            </w:r>
+          </w:p>
+        </w:tc>
+        <w:tc>
+          <w:tcPr>
+            <w:tcW w:type="dxa" w:w="719"/>
+            <w:tcBorders>
+              <w:top w:val="single" w:color="C9D1DC" w:sz="4"/>
+              <w:left w:val="single" w:color="C9D1DC" w:sz="4"/>
+              <w:bottom w:val="single" w:color="C9D1DC" w:sz="4"/>
+              <w:right w:val="single" w:color="C9D1DC" w:sz="4"/>
+            </w:tcBorders>
+            <w:tcMar>
+              <w:top w:type="dxa" w:w="60"/>
+              <w:left w:type="dxa" w:w="90"/>
+              <w:bottom w:type="dxa" w:w="60"/>
+              <w:right w:type="dxa" w:w="90"/>
+            </w:tcMar>
+          </w:tcPr>
+          <w:p>
+            <w:pPr>
+              <w:spacing w:after="0" w:line="260"/>
+            </w:pPr>
+            <w:r>
+              <w:rPr>
+                <w:sz w:val="18"/>
+                <w:szCs w:val="18"/>
+              </w:rPr>
+              <w:t xml:space="preserve">A.9</w:t>
             </w:r>
           </w:p>
         </w:tc>
@@ -3882,7 +4280,7 @@
       <w:tr>
         <w:tc>
           <w:tcPr>
-            <w:tcW w:type="dxa" w:w="3213"/>
+            <w:tcW w:type="dxa" w:w="2302"/>
             <w:tcBorders>
               <w:top w:val="single" w:color="C9D1DC" w:sz="4"/>
               <w:left w:val="single" w:color="C9D1DC" w:sz="4"/>
@@ -3911,59 +4309,88 @@
         </w:tc>
         <w:tc>
           <w:tcPr>
-            <w:tcW w:type="dxa" w:w="3213"/>
-            <w:tcBorders>
-              <w:top w:val="single" w:color="C9D1DC" w:sz="4"/>
-              <w:left w:val="single" w:color="C9D1DC" w:sz="4"/>
-              <w:bottom w:val="single" w:color="C9D1DC" w:sz="4"/>
-              <w:right w:val="single" w:color="C9D1DC" w:sz="4"/>
-            </w:tcBorders>
-            <w:tcMar>
-              <w:top w:type="dxa" w:w="60"/>
-              <w:left w:type="dxa" w:w="90"/>
-              <w:bottom w:type="dxa" w:w="60"/>
-              <w:right w:type="dxa" w:w="90"/>
-            </w:tcMar>
-          </w:tcPr>
-          <w:p>
-            <w:pPr>
-              <w:spacing w:after="0" w:line="260"/>
-            </w:pPr>
-            <w:r>
-              <w:rPr>
-                <w:sz w:val="18"/>
-                <w:szCs w:val="18"/>
-              </w:rPr>
-              <w:t xml:space="preserve">総務省「地方自治体におけるAI・RPAの実証実験・導入状況等調査」</w:t>
-            </w:r>
-          </w:p>
-        </w:tc>
-        <w:tc>
-          <w:tcPr>
-            <w:tcW w:type="dxa" w:w="3212"/>
-            <w:tcBorders>
-              <w:top w:val="single" w:color="C9D1DC" w:sz="4"/>
-              <w:left w:val="single" w:color="C9D1DC" w:sz="4"/>
-              <w:bottom w:val="single" w:color="C9D1DC" w:sz="4"/>
-              <w:right w:val="single" w:color="C9D1DC" w:sz="4"/>
-            </w:tcBorders>
-            <w:tcMar>
-              <w:top w:type="dxa" w:w="60"/>
-              <w:left w:type="dxa" w:w="90"/>
-              <w:bottom w:type="dxa" w:w="60"/>
-              <w:right w:type="dxa" w:w="90"/>
-            </w:tcMar>
-          </w:tcPr>
-          <w:p>
-            <w:pPr>
-              <w:spacing w:after="0" w:line="260"/>
-            </w:pPr>
-            <w:r>
-              <w:rPr>
-                <w:sz w:val="18"/>
-                <w:szCs w:val="18"/>
-              </w:rPr>
-              <w:t xml:space="preserve">2＝導入済、1＝実証中、0＝一覧に掲載なし</w:t>
+            <w:tcW w:type="dxa" w:w="3021"/>
+            <w:tcBorders>
+              <w:top w:val="single" w:color="C9D1DC" w:sz="4"/>
+              <w:left w:val="single" w:color="C9D1DC" w:sz="4"/>
+              <w:bottom w:val="single" w:color="C9D1DC" w:sz="4"/>
+              <w:right w:val="single" w:color="C9D1DC" w:sz="4"/>
+            </w:tcBorders>
+            <w:tcMar>
+              <w:top w:type="dxa" w:w="60"/>
+              <w:left w:type="dxa" w:w="90"/>
+              <w:bottom w:type="dxa" w:w="60"/>
+              <w:right w:type="dxa" w:w="90"/>
+            </w:tcMar>
+          </w:tcPr>
+          <w:p>
+            <w:pPr>
+              <w:spacing w:after="0" w:line="260"/>
+            </w:pPr>
+            <w:r>
+              <w:rPr>
+                <w:sz w:val="18"/>
+                <w:szCs w:val="18"/>
+              </w:rPr>
+              <w:t xml:space="preserve">総務省の導入団体一覧（令和7年度）</w:t>
+            </w:r>
+          </w:p>
+        </w:tc>
+        <w:tc>
+          <w:tcPr>
+            <w:tcW w:type="dxa" w:w="3596"/>
+            <w:tcBorders>
+              <w:top w:val="single" w:color="C9D1DC" w:sz="4"/>
+              <w:left w:val="single" w:color="C9D1DC" w:sz="4"/>
+              <w:bottom w:val="single" w:color="C9D1DC" w:sz="4"/>
+              <w:right w:val="single" w:color="C9D1DC" w:sz="4"/>
+            </w:tcBorders>
+            <w:tcMar>
+              <w:top w:type="dxa" w:w="60"/>
+              <w:left w:type="dxa" w:w="90"/>
+              <w:bottom w:type="dxa" w:w="60"/>
+              <w:right w:type="dxa" w:w="90"/>
+            </w:tcMar>
+          </w:tcPr>
+          <w:p>
+            <w:pPr>
+              <w:spacing w:after="0" w:line="260"/>
+            </w:pPr>
+            <w:r>
+              <w:rPr>
+                <w:sz w:val="18"/>
+                <w:szCs w:val="18"/>
+              </w:rPr>
+              <w:t xml:space="preserve">導入済＝2、実証実験中＝1、一覧に載らない＝0</w:t>
+            </w:r>
+          </w:p>
+        </w:tc>
+        <w:tc>
+          <w:tcPr>
+            <w:tcW w:type="dxa" w:w="719"/>
+            <w:tcBorders>
+              <w:top w:val="single" w:color="C9D1DC" w:sz="4"/>
+              <w:left w:val="single" w:color="C9D1DC" w:sz="4"/>
+              <w:bottom w:val="single" w:color="C9D1DC" w:sz="4"/>
+              <w:right w:val="single" w:color="C9D1DC" w:sz="4"/>
+            </w:tcBorders>
+            <w:tcMar>
+              <w:top w:type="dxa" w:w="60"/>
+              <w:left w:type="dxa" w:w="90"/>
+              <w:bottom w:type="dxa" w:w="60"/>
+              <w:right w:type="dxa" w:w="90"/>
+            </w:tcMar>
+          </w:tcPr>
+          <w:p>
+            <w:pPr>
+              <w:spacing w:after="0" w:line="260"/>
+            </w:pPr>
+            <w:r>
+              <w:rPr>
+                <w:sz w:val="18"/>
+                <w:szCs w:val="18"/>
+              </w:rPr>
+              <w:t xml:space="preserve">A.7</w:t>
             </w:r>
           </w:p>
         </w:tc>
@@ -3971,88 +4398,117 @@
       <w:tr>
         <w:tc>
           <w:tcPr>
-            <w:tcW w:type="dxa" w:w="3213"/>
-            <w:tcBorders>
-              <w:top w:val="single" w:color="C9D1DC" w:sz="4"/>
-              <w:left w:val="single" w:color="C9D1DC" w:sz="4"/>
-              <w:bottom w:val="single" w:color="C9D1DC" w:sz="4"/>
-              <w:right w:val="single" w:color="C9D1DC" w:sz="4"/>
-            </w:tcBorders>
-            <w:tcMar>
-              <w:top w:type="dxa" w:w="60"/>
-              <w:left w:type="dxa" w:w="90"/>
-              <w:bottom w:type="dxa" w:w="60"/>
-              <w:right w:type="dxa" w:w="90"/>
-            </w:tcMar>
-          </w:tcPr>
-          <w:p>
-            <w:pPr>
-              <w:spacing w:after="0" w:line="260"/>
-            </w:pPr>
-            <w:r>
-              <w:rPr>
-                <w:sz w:val="18"/>
-                <w:szCs w:val="18"/>
-              </w:rPr>
-              <w:t xml:space="preserve">オンライン化済の手続数・重点計画の対象手続数（件）</w:t>
-            </w:r>
-          </w:p>
-        </w:tc>
-        <w:tc>
-          <w:tcPr>
-            <w:tcW w:type="dxa" w:w="3213"/>
-            <w:tcBorders>
-              <w:top w:val="single" w:color="C9D1DC" w:sz="4"/>
-              <w:left w:val="single" w:color="C9D1DC" w:sz="4"/>
-              <w:bottom w:val="single" w:color="C9D1DC" w:sz="4"/>
-              <w:right w:val="single" w:color="C9D1DC" w:sz="4"/>
-            </w:tcBorders>
-            <w:tcMar>
-              <w:top w:type="dxa" w:w="60"/>
-              <w:left w:type="dxa" w:w="90"/>
-              <w:bottom w:type="dxa" w:w="60"/>
-              <w:right w:type="dxa" w:w="90"/>
-            </w:tcMar>
-          </w:tcPr>
-          <w:p>
-            <w:pPr>
-              <w:spacing w:after="0" w:line="260"/>
-            </w:pPr>
-            <w:r>
-              <w:rPr>
-                <w:sz w:val="18"/>
-                <w:szCs w:val="18"/>
-              </w:rPr>
-              <w:t xml:space="preserve">総務省「自治体DX・情報化推進概要」個別資料（オンライン利用状況調査）</w:t>
-            </w:r>
-          </w:p>
-        </w:tc>
-        <w:tc>
-          <w:tcPr>
-            <w:tcW w:type="dxa" w:w="3212"/>
-            <w:tcBorders>
-              <w:top w:val="single" w:color="C9D1DC" w:sz="4"/>
-              <w:left w:val="single" w:color="C9D1DC" w:sz="4"/>
-              <w:bottom w:val="single" w:color="C9D1DC" w:sz="4"/>
-              <w:right w:val="single" w:color="C9D1DC" w:sz="4"/>
-            </w:tcBorders>
-            <w:tcMar>
-              <w:top w:type="dxa" w:w="60"/>
-              <w:left w:type="dxa" w:w="90"/>
-              <w:bottom w:type="dxa" w:w="60"/>
-              <w:right w:type="dxa" w:w="90"/>
-            </w:tcMar>
-          </w:tcPr>
-          <w:p>
-            <w:pPr>
-              <w:spacing w:after="0" w:line="260"/>
-            </w:pPr>
-            <w:r>
-              <w:rPr>
-                <w:sz w:val="18"/>
-                <w:szCs w:val="18"/>
-              </w:rPr>
-              <w:t xml:space="preserve">重点計画の対象手続のうち「オンライン化済」の数と、「済」「未」いずれかの手続の数</w:t>
+            <w:tcW w:type="dxa" w:w="2302"/>
+            <w:tcBorders>
+              <w:top w:val="single" w:color="C9D1DC" w:sz="4"/>
+              <w:left w:val="single" w:color="C9D1DC" w:sz="4"/>
+              <w:bottom w:val="single" w:color="C9D1DC" w:sz="4"/>
+              <w:right w:val="single" w:color="C9D1DC" w:sz="4"/>
+            </w:tcBorders>
+            <w:tcMar>
+              <w:top w:type="dxa" w:w="60"/>
+              <w:left w:type="dxa" w:w="90"/>
+              <w:bottom w:type="dxa" w:w="60"/>
+              <w:right w:type="dxa" w:w="90"/>
+            </w:tcMar>
+          </w:tcPr>
+          <w:p>
+            <w:pPr>
+              <w:spacing w:after="0" w:line="260"/>
+            </w:pPr>
+            <w:r>
+              <w:rPr>
+                <w:sz w:val="18"/>
+                <w:szCs w:val="18"/>
+              </w:rPr>
+              <w:t xml:space="preserve">オンライン化済の手続数・対象手続数</w:t>
+            </w:r>
+          </w:p>
+        </w:tc>
+        <w:tc>
+          <w:tcPr>
+            <w:tcW w:type="dxa" w:w="3021"/>
+            <w:tcBorders>
+              <w:top w:val="single" w:color="C9D1DC" w:sz="4"/>
+              <w:left w:val="single" w:color="C9D1DC" w:sz="4"/>
+              <w:bottom w:val="single" w:color="C9D1DC" w:sz="4"/>
+              <w:right w:val="single" w:color="C9D1DC" w:sz="4"/>
+            </w:tcBorders>
+            <w:tcMar>
+              <w:top w:type="dxa" w:w="60"/>
+              <w:left w:type="dxa" w:w="90"/>
+              <w:bottom w:type="dxa" w:w="60"/>
+              <w:right w:type="dxa" w:w="90"/>
+            </w:tcMar>
+          </w:tcPr>
+          <w:p>
+            <w:pPr>
+              <w:spacing w:after="0" w:line="260"/>
+            </w:pPr>
+            <w:r>
+              <w:rPr>
+                <w:sz w:val="18"/>
+                <w:szCs w:val="18"/>
+              </w:rPr>
+              <w:t xml:space="preserve">総務省 個別資料（６）オンライン利用状況調査</w:t>
+            </w:r>
+          </w:p>
+        </w:tc>
+        <w:tc>
+          <w:tcPr>
+            <w:tcW w:type="dxa" w:w="3596"/>
+            <w:tcBorders>
+              <w:top w:val="single" w:color="C9D1DC" w:sz="4"/>
+              <w:left w:val="single" w:color="C9D1DC" w:sz="4"/>
+              <w:bottom w:val="single" w:color="C9D1DC" w:sz="4"/>
+              <w:right w:val="single" w:color="C9D1DC" w:sz="4"/>
+            </w:tcBorders>
+            <w:tcMar>
+              <w:top w:type="dxa" w:w="60"/>
+              <w:left w:type="dxa" w:w="90"/>
+              <w:bottom w:type="dxa" w:w="60"/>
+              <w:right w:type="dxa" w:w="90"/>
+            </w:tcMar>
+          </w:tcPr>
+          <w:p>
+            <w:pPr>
+              <w:spacing w:after="0" w:line="260"/>
+            </w:pPr>
+            <w:r>
+              <w:rPr>
+                <w:sz w:val="18"/>
+                <w:szCs w:val="18"/>
+              </w:rPr>
+              <w:t xml:space="preserve">「済」の数と、「済」「未」の数（手続ごとの列は5列おき）</w:t>
+            </w:r>
+          </w:p>
+        </w:tc>
+        <w:tc>
+          <w:tcPr>
+            <w:tcW w:type="dxa" w:w="719"/>
+            <w:tcBorders>
+              <w:top w:val="single" w:color="C9D1DC" w:sz="4"/>
+              <w:left w:val="single" w:color="C9D1DC" w:sz="4"/>
+              <w:bottom w:val="single" w:color="C9D1DC" w:sz="4"/>
+              <w:right w:val="single" w:color="C9D1DC" w:sz="4"/>
+            </w:tcBorders>
+            <w:tcMar>
+              <w:top w:type="dxa" w:w="60"/>
+              <w:left w:type="dxa" w:w="90"/>
+              <w:bottom w:type="dxa" w:w="60"/>
+              <w:right w:type="dxa" w:w="90"/>
+            </w:tcMar>
+          </w:tcPr>
+          <w:p>
+            <w:pPr>
+              <w:spacing w:after="0" w:line="260"/>
+            </w:pPr>
+            <w:r>
+              <w:rPr>
+                <w:sz w:val="18"/>
+                <w:szCs w:val="18"/>
+              </w:rPr>
+              <w:t xml:space="preserve">A.7</w:t>
             </w:r>
           </w:p>
         </w:tc>
@@ -4060,88 +4516,117 @@
       <w:tr>
         <w:tc>
           <w:tcPr>
-            <w:tcW w:type="dxa" w:w="3213"/>
-            <w:tcBorders>
-              <w:top w:val="single" w:color="C9D1DC" w:sz="4"/>
-              <w:left w:val="single" w:color="C9D1DC" w:sz="4"/>
-              <w:bottom w:val="single" w:color="C9D1DC" w:sz="4"/>
-              <w:right w:val="single" w:color="C9D1DC" w:sz="4"/>
-            </w:tcBorders>
-            <w:tcMar>
-              <w:top w:type="dxa" w:w="60"/>
-              <w:left w:type="dxa" w:w="90"/>
-              <w:bottom w:type="dxa" w:w="60"/>
-              <w:right w:type="dxa" w:w="90"/>
-            </w:tcMar>
-          </w:tcPr>
-          <w:p>
-            <w:pPr>
-              <w:spacing w:after="0" w:line="260"/>
-            </w:pPr>
-            <w:r>
-              <w:rPr>
-                <w:sz w:val="18"/>
-                <w:szCs w:val="18"/>
-              </w:rPr>
-              <w:t xml:space="preserve">生産年齢人口（15〜64歳）の増減率（%）</w:t>
-            </w:r>
-          </w:p>
-        </w:tc>
-        <w:tc>
-          <w:tcPr>
-            <w:tcW w:type="dxa" w:w="3213"/>
-            <w:tcBorders>
-              <w:top w:val="single" w:color="C9D1DC" w:sz="4"/>
-              <w:left w:val="single" w:color="C9D1DC" w:sz="4"/>
-              <w:bottom w:val="single" w:color="C9D1DC" w:sz="4"/>
-              <w:right w:val="single" w:color="C9D1DC" w:sz="4"/>
-            </w:tcBorders>
-            <w:tcMar>
-              <w:top w:type="dxa" w:w="60"/>
-              <w:left w:type="dxa" w:w="90"/>
-              <w:bottom w:type="dxa" w:w="60"/>
-              <w:right w:type="dxa" w:w="90"/>
-            </w:tcMar>
-          </w:tcPr>
-          <w:p>
-            <w:pPr>
-              <w:spacing w:after="0" w:line="260"/>
-            </w:pPr>
-            <w:r>
-              <w:rPr>
-                <w:sz w:val="18"/>
-                <w:szCs w:val="18"/>
-              </w:rPr>
-              <w:t xml:space="preserve">国勢調査（A1302、2回分）</w:t>
-            </w:r>
-          </w:p>
-        </w:tc>
-        <w:tc>
-          <w:tcPr>
-            <w:tcW w:type="dxa" w:w="3212"/>
-            <w:tcBorders>
-              <w:top w:val="single" w:color="C9D1DC" w:sz="4"/>
-              <w:left w:val="single" w:color="C9D1DC" w:sz="4"/>
-              <w:bottom w:val="single" w:color="C9D1DC" w:sz="4"/>
-              <w:right w:val="single" w:color="C9D1DC" w:sz="4"/>
-            </w:tcBorders>
-            <w:tcMar>
-              <w:top w:type="dxa" w:w="60"/>
-              <w:left w:type="dxa" w:w="90"/>
-              <w:bottom w:type="dxa" w:w="60"/>
-              <w:right w:type="dxa" w:w="90"/>
-            </w:tcMar>
-          </w:tcPr>
-          <w:p>
-            <w:pPr>
-              <w:spacing w:after="0" w:line="260"/>
-            </w:pPr>
-            <w:r>
-              <w:rPr>
-                <w:sz w:val="18"/>
-                <w:szCs w:val="18"/>
-              </w:rPr>
-              <w:t xml:space="preserve">(最新÷前回−1)×100。小数2桁</w:t>
+            <w:tcW w:type="dxa" w:w="2302"/>
+            <w:tcBorders>
+              <w:top w:val="single" w:color="C9D1DC" w:sz="4"/>
+              <w:left w:val="single" w:color="C9D1DC" w:sz="4"/>
+              <w:bottom w:val="single" w:color="C9D1DC" w:sz="4"/>
+              <w:right w:val="single" w:color="C9D1DC" w:sz="4"/>
+            </w:tcBorders>
+            <w:tcMar>
+              <w:top w:type="dxa" w:w="60"/>
+              <w:left w:type="dxa" w:w="90"/>
+              <w:bottom w:type="dxa" w:w="60"/>
+              <w:right w:type="dxa" w:w="90"/>
+            </w:tcMar>
+          </w:tcPr>
+          <w:p>
+            <w:pPr>
+              <w:spacing w:after="0" w:line="260"/>
+            </w:pPr>
+            <w:r>
+              <w:rPr>
+                <w:sz w:val="18"/>
+                <w:szCs w:val="18"/>
+              </w:rPr>
+              <w:t xml:space="preserve">生産年齢人口の増減率</w:t>
+            </w:r>
+          </w:p>
+        </w:tc>
+        <w:tc>
+          <w:tcPr>
+            <w:tcW w:type="dxa" w:w="3021"/>
+            <w:tcBorders>
+              <w:top w:val="single" w:color="C9D1DC" w:sz="4"/>
+              <w:left w:val="single" w:color="C9D1DC" w:sz="4"/>
+              <w:bottom w:val="single" w:color="C9D1DC" w:sz="4"/>
+              <w:right w:val="single" w:color="C9D1DC" w:sz="4"/>
+            </w:tcBorders>
+            <w:tcMar>
+              <w:top w:type="dxa" w:w="60"/>
+              <w:left w:type="dxa" w:w="90"/>
+              <w:bottom w:type="dxa" w:w="60"/>
+              <w:right w:type="dxa" w:w="90"/>
+            </w:tcMar>
+          </w:tcPr>
+          <w:p>
+            <w:pPr>
+              <w:spacing w:after="0" w:line="260"/>
+            </w:pPr>
+            <w:r>
+              <w:rPr>
+                <w:sz w:val="18"/>
+                <w:szCs w:val="18"/>
+              </w:rPr>
+              <w:t xml:space="preserve">A1302（2020年・2015年）</w:t>
+            </w:r>
+          </w:p>
+        </w:tc>
+        <w:tc>
+          <w:tcPr>
+            <w:tcW w:type="dxa" w:w="3596"/>
+            <w:tcBorders>
+              <w:top w:val="single" w:color="C9D1DC" w:sz="4"/>
+              <w:left w:val="single" w:color="C9D1DC" w:sz="4"/>
+              <w:bottom w:val="single" w:color="C9D1DC" w:sz="4"/>
+              <w:right w:val="single" w:color="C9D1DC" w:sz="4"/>
+            </w:tcBorders>
+            <w:tcMar>
+              <w:top w:type="dxa" w:w="60"/>
+              <w:left w:type="dxa" w:w="90"/>
+              <w:bottom w:type="dxa" w:w="60"/>
+              <w:right w:type="dxa" w:w="90"/>
+            </w:tcMar>
+          </w:tcPr>
+          <w:p>
+            <w:pPr>
+              <w:spacing w:after="0" w:line="260"/>
+            </w:pPr>
+            <w:r>
+              <w:rPr>
+                <w:sz w:val="18"/>
+                <w:szCs w:val="18"/>
+              </w:rPr>
+              <w:t xml:space="preserve">(2020年÷2015年−1)×100。小数2桁</w:t>
+            </w:r>
+          </w:p>
+        </w:tc>
+        <w:tc>
+          <w:tcPr>
+            <w:tcW w:type="dxa" w:w="719"/>
+            <w:tcBorders>
+              <w:top w:val="single" w:color="C9D1DC" w:sz="4"/>
+              <w:left w:val="single" w:color="C9D1DC" w:sz="4"/>
+              <w:bottom w:val="single" w:color="C9D1DC" w:sz="4"/>
+              <w:right w:val="single" w:color="C9D1DC" w:sz="4"/>
+            </w:tcBorders>
+            <w:tcMar>
+              <w:top w:type="dxa" w:w="60"/>
+              <w:left w:type="dxa" w:w="90"/>
+              <w:bottom w:type="dxa" w:w="60"/>
+              <w:right w:type="dxa" w:w="90"/>
+            </w:tcMar>
+          </w:tcPr>
+          <w:p>
+            <w:pPr>
+              <w:spacing w:after="0" w:line="260"/>
+            </w:pPr>
+            <w:r>
+              <w:rPr>
+                <w:sz w:val="18"/>
+                <w:szCs w:val="18"/>
+              </w:rPr>
+              <w:t xml:space="preserve">A.1</w:t>
             </w:r>
           </w:p>
         </w:tc>
@@ -4149,88 +4634,117 @@
       <w:tr>
         <w:tc>
           <w:tcPr>
-            <w:tcW w:type="dxa" w:w="3213"/>
-            <w:tcBorders>
-              <w:top w:val="single" w:color="C9D1DC" w:sz="4"/>
-              <w:left w:val="single" w:color="C9D1DC" w:sz="4"/>
-              <w:bottom w:val="single" w:color="C9D1DC" w:sz="4"/>
-              <w:right w:val="single" w:color="C9D1DC" w:sz="4"/>
-            </w:tcBorders>
-            <w:tcMar>
-              <w:top w:type="dxa" w:w="60"/>
-              <w:left w:type="dxa" w:w="90"/>
-              <w:bottom w:type="dxa" w:w="60"/>
-              <w:right w:type="dxa" w:w="90"/>
-            </w:tcMar>
-          </w:tcPr>
-          <w:p>
-            <w:pPr>
-              <w:spacing w:after="0" w:line="260"/>
-            </w:pPr>
-            <w:r>
-              <w:rPr>
-                <w:sz w:val="18"/>
-                <w:szCs w:val="18"/>
-              </w:rPr>
-              <w:t xml:space="preserve">民営事業所数（前回調査）・（最新調査）</w:t>
-            </w:r>
-          </w:p>
-        </w:tc>
-        <w:tc>
-          <w:tcPr>
-            <w:tcW w:type="dxa" w:w="3213"/>
-            <w:tcBorders>
-              <w:top w:val="single" w:color="C9D1DC" w:sz="4"/>
-              <w:left w:val="single" w:color="C9D1DC" w:sz="4"/>
-              <w:bottom w:val="single" w:color="C9D1DC" w:sz="4"/>
-              <w:right w:val="single" w:color="C9D1DC" w:sz="4"/>
-            </w:tcBorders>
-            <w:tcMar>
-              <w:top w:type="dxa" w:w="60"/>
-              <w:left w:type="dxa" w:w="90"/>
-              <w:bottom w:type="dxa" w:w="60"/>
-              <w:right w:type="dxa" w:w="90"/>
-            </w:tcMar>
-          </w:tcPr>
-          <w:p>
-            <w:pPr>
-              <w:spacing w:after="0" w:line="260"/>
-            </w:pPr>
-            <w:r>
-              <w:rPr>
-                <w:sz w:val="18"/>
-                <w:szCs w:val="18"/>
-              </w:rPr>
-              <w:t xml:space="preserve">経済センサス‐活動調査（社会・人口統計体系 C2108）</w:t>
-            </w:r>
-          </w:p>
-        </w:tc>
-        <w:tc>
-          <w:tcPr>
-            <w:tcW w:type="dxa" w:w="3212"/>
-            <w:tcBorders>
-              <w:top w:val="single" w:color="C9D1DC" w:sz="4"/>
-              <w:left w:val="single" w:color="C9D1DC" w:sz="4"/>
-              <w:bottom w:val="single" w:color="C9D1DC" w:sz="4"/>
-              <w:right w:val="single" w:color="C9D1DC" w:sz="4"/>
-            </w:tcBorders>
-            <w:tcMar>
-              <w:top w:type="dxa" w:w="60"/>
-              <w:left w:type="dxa" w:w="90"/>
-              <w:bottom w:type="dxa" w:w="60"/>
-              <w:right w:type="dxa" w:w="90"/>
-            </w:tcMar>
-          </w:tcPr>
-          <w:p>
-            <w:pPr>
-              <w:spacing w:after="0" w:line="260"/>
-            </w:pPr>
-            <w:r>
-              <w:rPr>
-                <w:sz w:val="18"/>
-                <w:szCs w:val="18"/>
-              </w:rPr>
-              <w:t xml:space="preserve">そのまま。新しい調査が出たら「最新」を「前回」に移し、「最新」に新しい値を入れる</w:t>
+            <w:tcW w:type="dxa" w:w="2302"/>
+            <w:tcBorders>
+              <w:top w:val="single" w:color="C9D1DC" w:sz="4"/>
+              <w:left w:val="single" w:color="C9D1DC" w:sz="4"/>
+              <w:bottom w:val="single" w:color="C9D1DC" w:sz="4"/>
+              <w:right w:val="single" w:color="C9D1DC" w:sz="4"/>
+            </w:tcBorders>
+            <w:tcMar>
+              <w:top w:type="dxa" w:w="60"/>
+              <w:left w:type="dxa" w:w="90"/>
+              <w:bottom w:type="dxa" w:w="60"/>
+              <w:right w:type="dxa" w:w="90"/>
+            </w:tcMar>
+          </w:tcPr>
+          <w:p>
+            <w:pPr>
+              <w:spacing w:after="0" w:line="260"/>
+            </w:pPr>
+            <w:r>
+              <w:rPr>
+                <w:sz w:val="18"/>
+                <w:szCs w:val="18"/>
+              </w:rPr>
+              <w:t xml:space="preserve">民営事業所数（前回・最新）</w:t>
+            </w:r>
+          </w:p>
+        </w:tc>
+        <w:tc>
+          <w:tcPr>
+            <w:tcW w:type="dxa" w:w="3021"/>
+            <w:tcBorders>
+              <w:top w:val="single" w:color="C9D1DC" w:sz="4"/>
+              <w:left w:val="single" w:color="C9D1DC" w:sz="4"/>
+              <w:bottom w:val="single" w:color="C9D1DC" w:sz="4"/>
+              <w:right w:val="single" w:color="C9D1DC" w:sz="4"/>
+            </w:tcBorders>
+            <w:tcMar>
+              <w:top w:type="dxa" w:w="60"/>
+              <w:left w:type="dxa" w:w="90"/>
+              <w:bottom w:type="dxa" w:w="60"/>
+              <w:right w:type="dxa" w:w="90"/>
+            </w:tcMar>
+          </w:tcPr>
+          <w:p>
+            <w:pPr>
+              <w:spacing w:after="0" w:line="260"/>
+            </w:pPr>
+            <w:r>
+              <w:rPr>
+                <w:sz w:val="18"/>
+                <w:szCs w:val="18"/>
+              </w:rPr>
+              <w:t xml:space="preserve">C2108（2016年・2021年）</w:t>
+            </w:r>
+          </w:p>
+        </w:tc>
+        <w:tc>
+          <w:tcPr>
+            <w:tcW w:type="dxa" w:w="3596"/>
+            <w:tcBorders>
+              <w:top w:val="single" w:color="C9D1DC" w:sz="4"/>
+              <w:left w:val="single" w:color="C9D1DC" w:sz="4"/>
+              <w:bottom w:val="single" w:color="C9D1DC" w:sz="4"/>
+              <w:right w:val="single" w:color="C9D1DC" w:sz="4"/>
+            </w:tcBorders>
+            <w:tcMar>
+              <w:top w:type="dxa" w:w="60"/>
+              <w:left w:type="dxa" w:w="90"/>
+              <w:bottom w:type="dxa" w:w="60"/>
+              <w:right w:type="dxa" w:w="90"/>
+            </w:tcMar>
+          </w:tcPr>
+          <w:p>
+            <w:pPr>
+              <w:spacing w:after="0" w:line="260"/>
+            </w:pPr>
+            <w:r>
+              <w:rPr>
+                <w:sz w:val="18"/>
+                <w:szCs w:val="18"/>
+              </w:rPr>
+              <w:t xml:space="preserve">そのまま。新しい調査が出たら「最新」を「前回」へ移し、新しい値を「最新」に入れる</w:t>
+            </w:r>
+          </w:p>
+        </w:tc>
+        <w:tc>
+          <w:tcPr>
+            <w:tcW w:type="dxa" w:w="719"/>
+            <w:tcBorders>
+              <w:top w:val="single" w:color="C9D1DC" w:sz="4"/>
+              <w:left w:val="single" w:color="C9D1DC" w:sz="4"/>
+              <w:bottom w:val="single" w:color="C9D1DC" w:sz="4"/>
+              <w:right w:val="single" w:color="C9D1DC" w:sz="4"/>
+            </w:tcBorders>
+            <w:tcMar>
+              <w:top w:type="dxa" w:w="60"/>
+              <w:left w:type="dxa" w:w="90"/>
+              <w:bottom w:type="dxa" w:w="60"/>
+              <w:right w:type="dxa" w:w="90"/>
+            </w:tcMar>
+          </w:tcPr>
+          <w:p>
+            <w:pPr>
+              <w:spacing w:after="0" w:line="260"/>
+            </w:pPr>
+            <w:r>
+              <w:rPr>
+                <w:sz w:val="18"/>
+                <w:szCs w:val="18"/>
+              </w:rPr>
+              <w:t xml:space="preserve">A.1</w:t>
             </w:r>
           </w:p>
         </w:tc>
@@ -4238,88 +4752,117 @@
       <w:tr>
         <w:tc>
           <w:tcPr>
-            <w:tcW w:type="dxa" w:w="3213"/>
-            <w:tcBorders>
-              <w:top w:val="single" w:color="C9D1DC" w:sz="4"/>
-              <w:left w:val="single" w:color="C9D1DC" w:sz="4"/>
-              <w:bottom w:val="single" w:color="C9D1DC" w:sz="4"/>
-              <w:right w:val="single" w:color="C9D1DC" w:sz="4"/>
-            </w:tcBorders>
-            <w:tcMar>
-              <w:top w:type="dxa" w:w="60"/>
-              <w:left w:type="dxa" w:w="90"/>
-              <w:bottom w:type="dxa" w:w="60"/>
-              <w:right w:type="dxa" w:w="90"/>
-            </w:tcMar>
-          </w:tcPr>
-          <w:p>
-            <w:pPr>
-              <w:spacing w:after="0" w:line="260"/>
-            </w:pPr>
-            <w:r>
-              <w:rPr>
-                <w:sz w:val="18"/>
-                <w:szCs w:val="18"/>
-              </w:rPr>
-              <w:t xml:space="preserve">高齢化率の上昇幅（ポイント）</w:t>
-            </w:r>
-          </w:p>
-        </w:tc>
-        <w:tc>
-          <w:tcPr>
-            <w:tcW w:type="dxa" w:w="3213"/>
-            <w:tcBorders>
-              <w:top w:val="single" w:color="C9D1DC" w:sz="4"/>
-              <w:left w:val="single" w:color="C9D1DC" w:sz="4"/>
-              <w:bottom w:val="single" w:color="C9D1DC" w:sz="4"/>
-              <w:right w:val="single" w:color="C9D1DC" w:sz="4"/>
-            </w:tcBorders>
-            <w:tcMar>
-              <w:top w:type="dxa" w:w="60"/>
-              <w:left w:type="dxa" w:w="90"/>
-              <w:bottom w:type="dxa" w:w="60"/>
-              <w:right w:type="dxa" w:w="90"/>
-            </w:tcMar>
-          </w:tcPr>
-          <w:p>
-            <w:pPr>
-              <w:spacing w:after="0" w:line="260"/>
-            </w:pPr>
-            <w:r>
-              <w:rPr>
-                <w:sz w:val="18"/>
-                <w:szCs w:val="18"/>
-              </w:rPr>
-              <w:t xml:space="preserve">国勢調査（2回分）</w:t>
-            </w:r>
-          </w:p>
-        </w:tc>
-        <w:tc>
-          <w:tcPr>
-            <w:tcW w:type="dxa" w:w="3212"/>
-            <w:tcBorders>
-              <w:top w:val="single" w:color="C9D1DC" w:sz="4"/>
-              <w:left w:val="single" w:color="C9D1DC" w:sz="4"/>
-              <w:bottom w:val="single" w:color="C9D1DC" w:sz="4"/>
-              <w:right w:val="single" w:color="C9D1DC" w:sz="4"/>
-            </w:tcBorders>
-            <w:tcMar>
-              <w:top w:type="dxa" w:w="60"/>
-              <w:left w:type="dxa" w:w="90"/>
-              <w:bottom w:type="dxa" w:w="60"/>
-              <w:right w:type="dxa" w:w="90"/>
-            </w:tcMar>
-          </w:tcPr>
-          <w:p>
-            <w:pPr>
-              <w:spacing w:after="0" w:line="260"/>
-            </w:pPr>
-            <w:r>
-              <w:rPr>
-                <w:sz w:val="18"/>
-                <w:szCs w:val="18"/>
-              </w:rPr>
-              <w:t xml:space="preserve">最新の高齢化率−前回の高齢化率。小数2桁</w:t>
+            <w:tcW w:type="dxa" w:w="2302"/>
+            <w:tcBorders>
+              <w:top w:val="single" w:color="C9D1DC" w:sz="4"/>
+              <w:left w:val="single" w:color="C9D1DC" w:sz="4"/>
+              <w:bottom w:val="single" w:color="C9D1DC" w:sz="4"/>
+              <w:right w:val="single" w:color="C9D1DC" w:sz="4"/>
+            </w:tcBorders>
+            <w:tcMar>
+              <w:top w:type="dxa" w:w="60"/>
+              <w:left w:type="dxa" w:w="90"/>
+              <w:bottom w:type="dxa" w:w="60"/>
+              <w:right w:type="dxa" w:w="90"/>
+            </w:tcMar>
+          </w:tcPr>
+          <w:p>
+            <w:pPr>
+              <w:spacing w:after="0" w:line="260"/>
+            </w:pPr>
+            <w:r>
+              <w:rPr>
+                <w:sz w:val="18"/>
+                <w:szCs w:val="18"/>
+              </w:rPr>
+              <w:t xml:space="preserve">高齢化率の上昇幅</w:t>
+            </w:r>
+          </w:p>
+        </w:tc>
+        <w:tc>
+          <w:tcPr>
+            <w:tcW w:type="dxa" w:w="3021"/>
+            <w:tcBorders>
+              <w:top w:val="single" w:color="C9D1DC" w:sz="4"/>
+              <w:left w:val="single" w:color="C9D1DC" w:sz="4"/>
+              <w:bottom w:val="single" w:color="C9D1DC" w:sz="4"/>
+              <w:right w:val="single" w:color="C9D1DC" w:sz="4"/>
+            </w:tcBorders>
+            <w:tcMar>
+              <w:top w:type="dxa" w:w="60"/>
+              <w:left w:type="dxa" w:w="90"/>
+              <w:bottom w:type="dxa" w:w="60"/>
+              <w:right w:type="dxa" w:w="90"/>
+            </w:tcMar>
+          </w:tcPr>
+          <w:p>
+            <w:pPr>
+              <w:spacing w:after="0" w:line="260"/>
+            </w:pPr>
+            <w:r>
+              <w:rPr>
+                <w:sz w:val="18"/>
+                <w:szCs w:val="18"/>
+              </w:rPr>
+              <w:t xml:space="preserve">A1303、A1101（2020年・2015年）</w:t>
+            </w:r>
+          </w:p>
+        </w:tc>
+        <w:tc>
+          <w:tcPr>
+            <w:tcW w:type="dxa" w:w="3596"/>
+            <w:tcBorders>
+              <w:top w:val="single" w:color="C9D1DC" w:sz="4"/>
+              <w:left w:val="single" w:color="C9D1DC" w:sz="4"/>
+              <w:bottom w:val="single" w:color="C9D1DC" w:sz="4"/>
+              <w:right w:val="single" w:color="C9D1DC" w:sz="4"/>
+            </w:tcBorders>
+            <w:tcMar>
+              <w:top w:type="dxa" w:w="60"/>
+              <w:left w:type="dxa" w:w="90"/>
+              <w:bottom w:type="dxa" w:w="60"/>
+              <w:right w:type="dxa" w:w="90"/>
+            </w:tcMar>
+          </w:tcPr>
+          <w:p>
+            <w:pPr>
+              <w:spacing w:after="0" w:line="260"/>
+            </w:pPr>
+            <w:r>
+              <w:rPr>
+                <w:sz w:val="18"/>
+                <w:szCs w:val="18"/>
+              </w:rPr>
+              <w:t xml:space="preserve">2020年の高齢化率−2015年の高齢化率（丸める前の値で）×100。小数2桁</w:t>
+            </w:r>
+          </w:p>
+        </w:tc>
+        <w:tc>
+          <w:tcPr>
+            <w:tcW w:type="dxa" w:w="719"/>
+            <w:tcBorders>
+              <w:top w:val="single" w:color="C9D1DC" w:sz="4"/>
+              <w:left w:val="single" w:color="C9D1DC" w:sz="4"/>
+              <w:bottom w:val="single" w:color="C9D1DC" w:sz="4"/>
+              <w:right w:val="single" w:color="C9D1DC" w:sz="4"/>
+            </w:tcBorders>
+            <w:tcMar>
+              <w:top w:type="dxa" w:w="60"/>
+              <w:left w:type="dxa" w:w="90"/>
+              <w:bottom w:type="dxa" w:w="60"/>
+              <w:right w:type="dxa" w:w="90"/>
+            </w:tcMar>
+          </w:tcPr>
+          <w:p>
+            <w:pPr>
+              <w:spacing w:after="0" w:line="260"/>
+            </w:pPr>
+            <w:r>
+              <w:rPr>
+                <w:sz w:val="18"/>
+                <w:szCs w:val="18"/>
+              </w:rPr>
+              <w:t xml:space="preserve">A.1</w:t>
             </w:r>
           </w:p>
         </w:tc>
@@ -4327,88 +4870,117 @@
       <w:tr>
         <w:tc>
           <w:tcPr>
-            <w:tcW w:type="dxa" w:w="3213"/>
-            <w:tcBorders>
-              <w:top w:val="single" w:color="C9D1DC" w:sz="4"/>
-              <w:left w:val="single" w:color="C9D1DC" w:sz="4"/>
-              <w:bottom w:val="single" w:color="C9D1DC" w:sz="4"/>
-              <w:right w:val="single" w:color="C9D1DC" w:sz="4"/>
-            </w:tcBorders>
-            <w:tcMar>
-              <w:top w:type="dxa" w:w="60"/>
-              <w:left w:type="dxa" w:w="90"/>
-              <w:bottom w:type="dxa" w:w="60"/>
-              <w:right w:type="dxa" w:w="90"/>
-            </w:tcMar>
-          </w:tcPr>
-          <w:p>
-            <w:pPr>
-              <w:spacing w:after="0" w:line="260"/>
-            </w:pPr>
-            <w:r>
-              <w:rPr>
-                <w:sz w:val="18"/>
-                <w:szCs w:val="18"/>
-              </w:rPr>
-              <w:t xml:space="preserve">65歳以上のうち一人暮らしの割合（%）</w:t>
-            </w:r>
-          </w:p>
-        </w:tc>
-        <w:tc>
-          <w:tcPr>
-            <w:tcW w:type="dxa" w:w="3213"/>
-            <w:tcBorders>
-              <w:top w:val="single" w:color="C9D1DC" w:sz="4"/>
-              <w:left w:val="single" w:color="C9D1DC" w:sz="4"/>
-              <w:bottom w:val="single" w:color="C9D1DC" w:sz="4"/>
-              <w:right w:val="single" w:color="C9D1DC" w:sz="4"/>
-            </w:tcBorders>
-            <w:tcMar>
-              <w:top w:type="dxa" w:w="60"/>
-              <w:left w:type="dxa" w:w="90"/>
-              <w:bottom w:type="dxa" w:w="60"/>
-              <w:right w:type="dxa" w:w="90"/>
-            </w:tcMar>
-          </w:tcPr>
-          <w:p>
-            <w:pPr>
-              <w:spacing w:after="0" w:line="260"/>
-            </w:pPr>
-            <w:r>
-              <w:rPr>
-                <w:sz w:val="18"/>
-                <w:szCs w:val="18"/>
-              </w:rPr>
-              <w:t xml:space="preserve">国勢調査（A8301、A1303）</w:t>
-            </w:r>
-          </w:p>
-        </w:tc>
-        <w:tc>
-          <w:tcPr>
-            <w:tcW w:type="dxa" w:w="3212"/>
-            <w:tcBorders>
-              <w:top w:val="single" w:color="C9D1DC" w:sz="4"/>
-              <w:left w:val="single" w:color="C9D1DC" w:sz="4"/>
-              <w:bottom w:val="single" w:color="C9D1DC" w:sz="4"/>
-              <w:right w:val="single" w:color="C9D1DC" w:sz="4"/>
-            </w:tcBorders>
-            <w:tcMar>
-              <w:top w:type="dxa" w:w="60"/>
-              <w:left w:type="dxa" w:w="90"/>
-              <w:bottom w:type="dxa" w:w="60"/>
-              <w:right w:type="dxa" w:w="90"/>
-            </w:tcMar>
-          </w:tcPr>
-          <w:p>
-            <w:pPr>
-              <w:spacing w:after="0" w:line="260"/>
-            </w:pPr>
-            <w:r>
-              <w:rPr>
-                <w:sz w:val="18"/>
-                <w:szCs w:val="18"/>
-              </w:rPr>
-              <w:t xml:space="preserve">A8301÷A1303×100</w:t>
+            <w:tcW w:type="dxa" w:w="2302"/>
+            <w:tcBorders>
+              <w:top w:val="single" w:color="C9D1DC" w:sz="4"/>
+              <w:left w:val="single" w:color="C9D1DC" w:sz="4"/>
+              <w:bottom w:val="single" w:color="C9D1DC" w:sz="4"/>
+              <w:right w:val="single" w:color="C9D1DC" w:sz="4"/>
+            </w:tcBorders>
+            <w:tcMar>
+              <w:top w:type="dxa" w:w="60"/>
+              <w:left w:type="dxa" w:w="90"/>
+              <w:bottom w:type="dxa" w:w="60"/>
+              <w:right w:type="dxa" w:w="90"/>
+            </w:tcMar>
+          </w:tcPr>
+          <w:p>
+            <w:pPr>
+              <w:spacing w:after="0" w:line="260"/>
+            </w:pPr>
+            <w:r>
+              <w:rPr>
+                <w:sz w:val="18"/>
+                <w:szCs w:val="18"/>
+              </w:rPr>
+              <w:t xml:space="preserve">65歳以上のうち一人暮らしの割合</w:t>
+            </w:r>
+          </w:p>
+        </w:tc>
+        <w:tc>
+          <w:tcPr>
+            <w:tcW w:type="dxa" w:w="3021"/>
+            <w:tcBorders>
+              <w:top w:val="single" w:color="C9D1DC" w:sz="4"/>
+              <w:left w:val="single" w:color="C9D1DC" w:sz="4"/>
+              <w:bottom w:val="single" w:color="C9D1DC" w:sz="4"/>
+              <w:right w:val="single" w:color="C9D1DC" w:sz="4"/>
+            </w:tcBorders>
+            <w:tcMar>
+              <w:top w:type="dxa" w:w="60"/>
+              <w:left w:type="dxa" w:w="90"/>
+              <w:bottom w:type="dxa" w:w="60"/>
+              <w:right w:type="dxa" w:w="90"/>
+            </w:tcMar>
+          </w:tcPr>
+          <w:p>
+            <w:pPr>
+              <w:spacing w:after="0" w:line="260"/>
+            </w:pPr>
+            <w:r>
+              <w:rPr>
+                <w:sz w:val="18"/>
+                <w:szCs w:val="18"/>
+              </w:rPr>
+              <w:t xml:space="preserve">A8301÷A1303（2020年）</w:t>
+            </w:r>
+          </w:p>
+        </w:tc>
+        <w:tc>
+          <w:tcPr>
+            <w:tcW w:type="dxa" w:w="3596"/>
+            <w:tcBorders>
+              <w:top w:val="single" w:color="C9D1DC" w:sz="4"/>
+              <w:left w:val="single" w:color="C9D1DC" w:sz="4"/>
+              <w:bottom w:val="single" w:color="C9D1DC" w:sz="4"/>
+              <w:right w:val="single" w:color="C9D1DC" w:sz="4"/>
+            </w:tcBorders>
+            <w:tcMar>
+              <w:top w:type="dxa" w:w="60"/>
+              <w:left w:type="dxa" w:w="90"/>
+              <w:bottom w:type="dxa" w:w="60"/>
+              <w:right w:type="dxa" w:w="90"/>
+            </w:tcMar>
+          </w:tcPr>
+          <w:p>
+            <w:pPr>
+              <w:spacing w:after="0" w:line="260"/>
+            </w:pPr>
+            <w:r>
+              <w:rPr>
+                <w:sz w:val="18"/>
+                <w:szCs w:val="18"/>
+              </w:rPr>
+              <w:t xml:space="preserve">×100。小数1桁</w:t>
+            </w:r>
+          </w:p>
+        </w:tc>
+        <w:tc>
+          <w:tcPr>
+            <w:tcW w:type="dxa" w:w="719"/>
+            <w:tcBorders>
+              <w:top w:val="single" w:color="C9D1DC" w:sz="4"/>
+              <w:left w:val="single" w:color="C9D1DC" w:sz="4"/>
+              <w:bottom w:val="single" w:color="C9D1DC" w:sz="4"/>
+              <w:right w:val="single" w:color="C9D1DC" w:sz="4"/>
+            </w:tcBorders>
+            <w:tcMar>
+              <w:top w:type="dxa" w:w="60"/>
+              <w:left w:type="dxa" w:w="90"/>
+              <w:bottom w:type="dxa" w:w="60"/>
+              <w:right w:type="dxa" w:w="90"/>
+            </w:tcMar>
+          </w:tcPr>
+          <w:p>
+            <w:pPr>
+              <w:spacing w:after="0" w:line="260"/>
+            </w:pPr>
+            <w:r>
+              <w:rPr>
+                <w:sz w:val="18"/>
+                <w:szCs w:val="18"/>
+              </w:rPr>
+              <w:t xml:space="preserve">A.1</w:t>
             </w:r>
           </w:p>
         </w:tc>
@@ -4416,88 +4988,117 @@
       <w:tr>
         <w:tc>
           <w:tcPr>
-            <w:tcW w:type="dxa" w:w="3213"/>
-            <w:tcBorders>
-              <w:top w:val="single" w:color="C9D1DC" w:sz="4"/>
-              <w:left w:val="single" w:color="C9D1DC" w:sz="4"/>
-              <w:bottom w:val="single" w:color="C9D1DC" w:sz="4"/>
-              <w:right w:val="single" w:color="C9D1DC" w:sz="4"/>
-            </w:tcBorders>
-            <w:tcMar>
-              <w:top w:type="dxa" w:w="60"/>
-              <w:left w:type="dxa" w:w="90"/>
-              <w:bottom w:type="dxa" w:w="60"/>
-              <w:right w:type="dxa" w:w="90"/>
-            </w:tcMar>
-          </w:tcPr>
-          <w:p>
-            <w:pPr>
-              <w:spacing w:after="0" w:line="260"/>
-            </w:pPr>
-            <w:r>
-              <w:rPr>
-                <w:sz w:val="18"/>
-                <w:szCs w:val="18"/>
-              </w:rPr>
-              <w:t xml:space="preserve">高齢者のみの世帯の割合（%）</w:t>
-            </w:r>
-          </w:p>
-        </w:tc>
-        <w:tc>
-          <w:tcPr>
-            <w:tcW w:type="dxa" w:w="3213"/>
-            <w:tcBorders>
-              <w:top w:val="single" w:color="C9D1DC" w:sz="4"/>
-              <w:left w:val="single" w:color="C9D1DC" w:sz="4"/>
-              <w:bottom w:val="single" w:color="C9D1DC" w:sz="4"/>
-              <w:right w:val="single" w:color="C9D1DC" w:sz="4"/>
-            </w:tcBorders>
-            <w:tcMar>
-              <w:top w:type="dxa" w:w="60"/>
-              <w:left w:type="dxa" w:w="90"/>
-              <w:bottom w:type="dxa" w:w="60"/>
-              <w:right w:type="dxa" w:w="90"/>
-            </w:tcMar>
-          </w:tcPr>
-          <w:p>
-            <w:pPr>
-              <w:spacing w:after="0" w:line="260"/>
-            </w:pPr>
-            <w:r>
-              <w:rPr>
-                <w:sz w:val="18"/>
-                <w:szCs w:val="18"/>
-              </w:rPr>
-              <w:t xml:space="preserve">国勢調査（A8301、A8201 夫65歳以上・妻60歳以上の夫婦のみの世帯数、A710101）</w:t>
-            </w:r>
-          </w:p>
-        </w:tc>
-        <w:tc>
-          <w:tcPr>
-            <w:tcW w:type="dxa" w:w="3212"/>
-            <w:tcBorders>
-              <w:top w:val="single" w:color="C9D1DC" w:sz="4"/>
-              <w:left w:val="single" w:color="C9D1DC" w:sz="4"/>
-              <w:bottom w:val="single" w:color="C9D1DC" w:sz="4"/>
-              <w:right w:val="single" w:color="C9D1DC" w:sz="4"/>
-            </w:tcBorders>
-            <w:tcMar>
-              <w:top w:type="dxa" w:w="60"/>
-              <w:left w:type="dxa" w:w="90"/>
-              <w:bottom w:type="dxa" w:w="60"/>
-              <w:right w:type="dxa" w:w="90"/>
-            </w:tcMar>
-          </w:tcPr>
-          <w:p>
-            <w:pPr>
-              <w:spacing w:after="0" w:line="260"/>
-            </w:pPr>
-            <w:r>
-              <w:rPr>
-                <w:sz w:val="18"/>
-                <w:szCs w:val="18"/>
-              </w:rPr>
-              <w:t xml:space="preserve">(A8301＋A8201)÷A710101×100</w:t>
+            <w:tcW w:type="dxa" w:w="2302"/>
+            <w:tcBorders>
+              <w:top w:val="single" w:color="C9D1DC" w:sz="4"/>
+              <w:left w:val="single" w:color="C9D1DC" w:sz="4"/>
+              <w:bottom w:val="single" w:color="C9D1DC" w:sz="4"/>
+              <w:right w:val="single" w:color="C9D1DC" w:sz="4"/>
+            </w:tcBorders>
+            <w:tcMar>
+              <w:top w:type="dxa" w:w="60"/>
+              <w:left w:type="dxa" w:w="90"/>
+              <w:bottom w:type="dxa" w:w="60"/>
+              <w:right w:type="dxa" w:w="90"/>
+            </w:tcMar>
+          </w:tcPr>
+          <w:p>
+            <w:pPr>
+              <w:spacing w:after="0" w:line="260"/>
+            </w:pPr>
+            <w:r>
+              <w:rPr>
+                <w:sz w:val="18"/>
+                <w:szCs w:val="18"/>
+              </w:rPr>
+              <w:t xml:space="preserve">高齢者のみの世帯の割合</w:t>
+            </w:r>
+          </w:p>
+        </w:tc>
+        <w:tc>
+          <w:tcPr>
+            <w:tcW w:type="dxa" w:w="3021"/>
+            <w:tcBorders>
+              <w:top w:val="single" w:color="C9D1DC" w:sz="4"/>
+              <w:left w:val="single" w:color="C9D1DC" w:sz="4"/>
+              <w:bottom w:val="single" w:color="C9D1DC" w:sz="4"/>
+              <w:right w:val="single" w:color="C9D1DC" w:sz="4"/>
+            </w:tcBorders>
+            <w:tcMar>
+              <w:top w:type="dxa" w:w="60"/>
+              <w:left w:type="dxa" w:w="90"/>
+              <w:bottom w:type="dxa" w:w="60"/>
+              <w:right w:type="dxa" w:w="90"/>
+            </w:tcMar>
+          </w:tcPr>
+          <w:p>
+            <w:pPr>
+              <w:spacing w:after="0" w:line="260"/>
+            </w:pPr>
+            <w:r>
+              <w:rPr>
+                <w:sz w:val="18"/>
+                <w:szCs w:val="18"/>
+              </w:rPr>
+              <w:t xml:space="preserve">(A8301＋A8201)÷A710101（2020年）</w:t>
+            </w:r>
+          </w:p>
+        </w:tc>
+        <w:tc>
+          <w:tcPr>
+            <w:tcW w:type="dxa" w:w="3596"/>
+            <w:tcBorders>
+              <w:top w:val="single" w:color="C9D1DC" w:sz="4"/>
+              <w:left w:val="single" w:color="C9D1DC" w:sz="4"/>
+              <w:bottom w:val="single" w:color="C9D1DC" w:sz="4"/>
+              <w:right w:val="single" w:color="C9D1DC" w:sz="4"/>
+            </w:tcBorders>
+            <w:tcMar>
+              <w:top w:type="dxa" w:w="60"/>
+              <w:left w:type="dxa" w:w="90"/>
+              <w:bottom w:type="dxa" w:w="60"/>
+              <w:right w:type="dxa" w:w="90"/>
+            </w:tcMar>
+          </w:tcPr>
+          <w:p>
+            <w:pPr>
+              <w:spacing w:after="0" w:line="260"/>
+            </w:pPr>
+            <w:r>
+              <w:rPr>
+                <w:sz w:val="18"/>
+                <w:szCs w:val="18"/>
+              </w:rPr>
+              <w:t xml:space="preserve">×100。小数1桁</w:t>
+            </w:r>
+          </w:p>
+        </w:tc>
+        <w:tc>
+          <w:tcPr>
+            <w:tcW w:type="dxa" w:w="719"/>
+            <w:tcBorders>
+              <w:top w:val="single" w:color="C9D1DC" w:sz="4"/>
+              <w:left w:val="single" w:color="C9D1DC" w:sz="4"/>
+              <w:bottom w:val="single" w:color="C9D1DC" w:sz="4"/>
+              <w:right w:val="single" w:color="C9D1DC" w:sz="4"/>
+            </w:tcBorders>
+            <w:tcMar>
+              <w:top w:type="dxa" w:w="60"/>
+              <w:left w:type="dxa" w:w="90"/>
+              <w:bottom w:type="dxa" w:w="60"/>
+              <w:right w:type="dxa" w:w="90"/>
+            </w:tcMar>
+          </w:tcPr>
+          <w:p>
+            <w:pPr>
+              <w:spacing w:after="0" w:line="260"/>
+            </w:pPr>
+            <w:r>
+              <w:rPr>
+                <w:sz w:val="18"/>
+                <w:szCs w:val="18"/>
+              </w:rPr>
+              <w:t xml:space="preserve">A.1</w:t>
             </w:r>
           </w:p>
         </w:tc>
@@ -4505,88 +5106,117 @@
       <w:tr>
         <w:tc>
           <w:tcPr>
-            <w:tcW w:type="dxa" w:w="3213"/>
-            <w:tcBorders>
-              <w:top w:val="single" w:color="C9D1DC" w:sz="4"/>
-              <w:left w:val="single" w:color="C9D1DC" w:sz="4"/>
-              <w:bottom w:val="single" w:color="C9D1DC" w:sz="4"/>
-              <w:right w:val="single" w:color="C9D1DC" w:sz="4"/>
-            </w:tcBorders>
-            <w:tcMar>
-              <w:top w:type="dxa" w:w="60"/>
-              <w:left w:type="dxa" w:w="90"/>
-              <w:bottom w:type="dxa" w:w="60"/>
-              <w:right w:type="dxa" w:w="90"/>
-            </w:tcMar>
-          </w:tcPr>
-          <w:p>
-            <w:pPr>
-              <w:spacing w:after="0" w:line="260"/>
-            </w:pPr>
-            <w:r>
-              <w:rPr>
-                <w:sz w:val="18"/>
-                <w:szCs w:val="18"/>
-              </w:rPr>
-              <w:t xml:space="preserve">浸水想定区域に住む人の割合（合計・洪水・高潮・津波）（%）</w:t>
-            </w:r>
-          </w:p>
-        </w:tc>
-        <w:tc>
-          <w:tcPr>
-            <w:tcW w:type="dxa" w:w="3213"/>
-            <w:tcBorders>
-              <w:top w:val="single" w:color="C9D1DC" w:sz="4"/>
-              <w:left w:val="single" w:color="C9D1DC" w:sz="4"/>
-              <w:bottom w:val="single" w:color="C9D1DC" w:sz="4"/>
-              <w:right w:val="single" w:color="C9D1DC" w:sz="4"/>
-            </w:tcBorders>
-            <w:tcMar>
-              <w:top w:type="dxa" w:w="60"/>
-              <w:left w:type="dxa" w:w="90"/>
-              <w:bottom w:type="dxa" w:w="60"/>
-              <w:right w:type="dxa" w:w="90"/>
-            </w:tcMar>
-          </w:tcPr>
-          <w:p>
-            <w:pPr>
-              <w:spacing w:after="0" w:line="260"/>
-            </w:pPr>
-            <w:r>
-              <w:rPr>
-                <w:sz w:val="18"/>
-                <w:szCs w:val="18"/>
-              </w:rPr>
-              <w:t xml:space="preserve">国土数値情報 浸水想定区域（A31a・A49・A40）＋250mメッシュ人口</w:t>
-            </w:r>
-          </w:p>
-        </w:tc>
-        <w:tc>
-          <w:tcPr>
-            <w:tcW w:type="dxa" w:w="3212"/>
-            <w:tcBorders>
-              <w:top w:val="single" w:color="C9D1DC" w:sz="4"/>
-              <w:left w:val="single" w:color="C9D1DC" w:sz="4"/>
-              <w:bottom w:val="single" w:color="C9D1DC" w:sz="4"/>
-              <w:right w:val="single" w:color="C9D1DC" w:sz="4"/>
-            </w:tcBorders>
-            <w:tcMar>
-              <w:top w:type="dxa" w:w="60"/>
-              <w:left w:type="dxa" w:w="90"/>
-              <w:bottom w:type="dxa" w:w="60"/>
-              <w:right w:type="dxa" w:w="90"/>
-            </w:tcMar>
-          </w:tcPr>
-          <w:p>
-            <w:pPr>
-              <w:spacing w:after="0" w:line="260"/>
-            </w:pPr>
-            <w:r>
-              <w:rPr>
-                <w:sz w:val="18"/>
-                <w:szCs w:val="18"/>
-              </w:rPr>
-              <w:t xml:space="preserve">Pythonの tools/geo.py で計算。できなければ前回値のまま</w:t>
+            <w:tcW w:type="dxa" w:w="2302"/>
+            <w:tcBorders>
+              <w:top w:val="single" w:color="C9D1DC" w:sz="4"/>
+              <w:left w:val="single" w:color="C9D1DC" w:sz="4"/>
+              <w:bottom w:val="single" w:color="C9D1DC" w:sz="4"/>
+              <w:right w:val="single" w:color="C9D1DC" w:sz="4"/>
+            </w:tcBorders>
+            <w:tcMar>
+              <w:top w:type="dxa" w:w="60"/>
+              <w:left w:type="dxa" w:w="90"/>
+              <w:bottom w:type="dxa" w:w="60"/>
+              <w:right w:type="dxa" w:w="90"/>
+            </w:tcMar>
+          </w:tcPr>
+          <w:p>
+            <w:pPr>
+              <w:spacing w:after="0" w:line="260"/>
+            </w:pPr>
+            <w:r>
+              <w:rPr>
+                <w:sz w:val="18"/>
+                <w:szCs w:val="18"/>
+              </w:rPr>
+              <w:t xml:space="preserve">浸水想定区域に住む人の割合（4列）</w:t>
+            </w:r>
+          </w:p>
+        </w:tc>
+        <w:tc>
+          <w:tcPr>
+            <w:tcW w:type="dxa" w:w="3021"/>
+            <w:tcBorders>
+              <w:top w:val="single" w:color="C9D1DC" w:sz="4"/>
+              <w:left w:val="single" w:color="C9D1DC" w:sz="4"/>
+              <w:bottom w:val="single" w:color="C9D1DC" w:sz="4"/>
+              <w:right w:val="single" w:color="C9D1DC" w:sz="4"/>
+            </w:tcBorders>
+            <w:tcMar>
+              <w:top w:type="dxa" w:w="60"/>
+              <w:left w:type="dxa" w:w="90"/>
+              <w:bottom w:type="dxa" w:w="60"/>
+              <w:right w:type="dxa" w:w="90"/>
+            </w:tcMar>
+          </w:tcPr>
+          <w:p>
+            <w:pPr>
+              <w:spacing w:after="0" w:line="260"/>
+            </w:pPr>
+            <w:r>
+              <w:rPr>
+                <w:sz w:val="18"/>
+                <w:szCs w:val="18"/>
+              </w:rPr>
+              <w:t xml:space="preserve">国土数値情報＋250mメッシュ人口</w:t>
+            </w:r>
+          </w:p>
+        </w:tc>
+        <w:tc>
+          <w:tcPr>
+            <w:tcW w:type="dxa" w:w="3596"/>
+            <w:tcBorders>
+              <w:top w:val="single" w:color="C9D1DC" w:sz="4"/>
+              <w:left w:val="single" w:color="C9D1DC" w:sz="4"/>
+              <w:bottom w:val="single" w:color="C9D1DC" w:sz="4"/>
+              <w:right w:val="single" w:color="C9D1DC" w:sz="4"/>
+            </w:tcBorders>
+            <w:tcMar>
+              <w:top w:type="dxa" w:w="60"/>
+              <w:left w:type="dxa" w:w="90"/>
+              <w:bottom w:type="dxa" w:w="60"/>
+              <w:right w:type="dxa" w:w="90"/>
+            </w:tcMar>
+          </w:tcPr>
+          <w:p>
+            <w:pPr>
+              <w:spacing w:after="0" w:line="260"/>
+            </w:pPr>
+            <w:r>
+              <w:rPr>
+                <w:sz w:val="18"/>
+                <w:szCs w:val="18"/>
+              </w:rPr>
+              <w:t xml:space="preserve">Pythonが必要。前回値のまま残す</w:t>
+            </w:r>
+          </w:p>
+        </w:tc>
+        <w:tc>
+          <w:tcPr>
+            <w:tcW w:type="dxa" w:w="719"/>
+            <w:tcBorders>
+              <w:top w:val="single" w:color="C9D1DC" w:sz="4"/>
+              <w:left w:val="single" w:color="C9D1DC" w:sz="4"/>
+              <w:bottom w:val="single" w:color="C9D1DC" w:sz="4"/>
+              <w:right w:val="single" w:color="C9D1DC" w:sz="4"/>
+            </w:tcBorders>
+            <w:tcMar>
+              <w:top w:type="dxa" w:w="60"/>
+              <w:left w:type="dxa" w:w="90"/>
+              <w:bottom w:type="dxa" w:w="60"/>
+              <w:right w:type="dxa" w:w="90"/>
+            </w:tcMar>
+          </w:tcPr>
+          <w:p>
+            <w:pPr>
+              <w:spacing w:after="0" w:line="260"/>
+            </w:pPr>
+            <w:r>
+              <w:rPr>
+                <w:sz w:val="18"/>
+                <w:szCs w:val="18"/>
+              </w:rPr>
+              <w:t xml:space="preserve">A.9</w:t>
             </w:r>
           </w:p>
         </w:tc>
@@ -4594,88 +5224,117 @@
       <w:tr>
         <w:tc>
           <w:tcPr>
-            <w:tcW w:type="dxa" w:w="3213"/>
-            <w:tcBorders>
-              <w:top w:val="single" w:color="C9D1DC" w:sz="4"/>
-              <w:left w:val="single" w:color="C9D1DC" w:sz="4"/>
-              <w:bottom w:val="single" w:color="C9D1DC" w:sz="4"/>
-              <w:right w:val="single" w:color="C9D1DC" w:sz="4"/>
-            </w:tcBorders>
-            <w:tcMar>
-              <w:top w:type="dxa" w:w="60"/>
-              <w:left w:type="dxa" w:w="90"/>
-              <w:bottom w:type="dxa" w:w="60"/>
-              <w:right w:type="dxa" w:w="90"/>
-            </w:tcMar>
-          </w:tcPr>
-          <w:p>
-            <w:pPr>
-              <w:spacing w:after="0" w:line="260"/>
-            </w:pPr>
-            <w:r>
-              <w:rPr>
-                <w:sz w:val="18"/>
-                <w:szCs w:val="18"/>
-              </w:rPr>
-              <w:t xml:space="preserve">震度6弱以上・6強以上の確率、液状化しやすい地形に住む人の割合（%）</w:t>
-            </w:r>
-          </w:p>
-        </w:tc>
-        <w:tc>
-          <w:tcPr>
-            <w:tcW w:type="dxa" w:w="3213"/>
-            <w:tcBorders>
-              <w:top w:val="single" w:color="C9D1DC" w:sz="4"/>
-              <w:left w:val="single" w:color="C9D1DC" w:sz="4"/>
-              <w:bottom w:val="single" w:color="C9D1DC" w:sz="4"/>
-              <w:right w:val="single" w:color="C9D1DC" w:sz="4"/>
-            </w:tcBorders>
-            <w:tcMar>
-              <w:top w:type="dxa" w:w="60"/>
-              <w:left w:type="dxa" w:w="90"/>
-              <w:bottom w:type="dxa" w:w="60"/>
-              <w:right w:type="dxa" w:w="90"/>
-            </w:tcMar>
-          </w:tcPr>
-          <w:p>
-            <w:pPr>
-              <w:spacing w:after="0" w:line="260"/>
-            </w:pPr>
-            <w:r>
-              <w:rPr>
-                <w:sz w:val="18"/>
-                <w:szCs w:val="18"/>
-              </w:rPr>
-              <w:t xml:space="preserve">防災科学技術研究所 J-SHIS＋250mメッシュ人口</w:t>
-            </w:r>
-          </w:p>
-        </w:tc>
-        <w:tc>
-          <w:tcPr>
-            <w:tcW w:type="dxa" w:w="3212"/>
-            <w:tcBorders>
-              <w:top w:val="single" w:color="C9D1DC" w:sz="4"/>
-              <w:left w:val="single" w:color="C9D1DC" w:sz="4"/>
-              <w:bottom w:val="single" w:color="C9D1DC" w:sz="4"/>
-              <w:right w:val="single" w:color="C9D1DC" w:sz="4"/>
-            </w:tcBorders>
-            <w:tcMar>
-              <w:top w:type="dxa" w:w="60"/>
-              <w:left w:type="dxa" w:w="90"/>
-              <w:bottom w:type="dxa" w:w="60"/>
-              <w:right w:type="dxa" w:w="90"/>
-            </w:tcMar>
-          </w:tcPr>
-          <w:p>
-            <w:pPr>
-              <w:spacing w:after="0" w:line="260"/>
-            </w:pPr>
-            <w:r>
-              <w:rPr>
-                <w:sz w:val="18"/>
-                <w:szCs w:val="18"/>
-              </w:rPr>
-              <w:t xml:space="preserve">Pythonの tools/geo.py で計算。できなければ前回値のまま</w:t>
+            <w:tcW w:type="dxa" w:w="2302"/>
+            <w:tcBorders>
+              <w:top w:val="single" w:color="C9D1DC" w:sz="4"/>
+              <w:left w:val="single" w:color="C9D1DC" w:sz="4"/>
+              <w:bottom w:val="single" w:color="C9D1DC" w:sz="4"/>
+              <w:right w:val="single" w:color="C9D1DC" w:sz="4"/>
+            </w:tcBorders>
+            <w:tcMar>
+              <w:top w:type="dxa" w:w="60"/>
+              <w:left w:type="dxa" w:w="90"/>
+              <w:bottom w:type="dxa" w:w="60"/>
+              <w:right w:type="dxa" w:w="90"/>
+            </w:tcMar>
+          </w:tcPr>
+          <w:p>
+            <w:pPr>
+              <w:spacing w:after="0" w:line="260"/>
+            </w:pPr>
+            <w:r>
+              <w:rPr>
+                <w:sz w:val="18"/>
+                <w:szCs w:val="18"/>
+              </w:rPr>
+              <w:t xml:space="preserve">震度6弱以上・6強以上の確率、液状化しやすい地形に住む人の割合</w:t>
+            </w:r>
+          </w:p>
+        </w:tc>
+        <w:tc>
+          <w:tcPr>
+            <w:tcW w:type="dxa" w:w="3021"/>
+            <w:tcBorders>
+              <w:top w:val="single" w:color="C9D1DC" w:sz="4"/>
+              <w:left w:val="single" w:color="C9D1DC" w:sz="4"/>
+              <w:bottom w:val="single" w:color="C9D1DC" w:sz="4"/>
+              <w:right w:val="single" w:color="C9D1DC" w:sz="4"/>
+            </w:tcBorders>
+            <w:tcMar>
+              <w:top w:type="dxa" w:w="60"/>
+              <w:left w:type="dxa" w:w="90"/>
+              <w:bottom w:type="dxa" w:w="60"/>
+              <w:right w:type="dxa" w:w="90"/>
+            </w:tcMar>
+          </w:tcPr>
+          <w:p>
+            <w:pPr>
+              <w:spacing w:after="0" w:line="260"/>
+            </w:pPr>
+            <w:r>
+              <w:rPr>
+                <w:sz w:val="18"/>
+                <w:szCs w:val="18"/>
+              </w:rPr>
+              <w:t xml:space="preserve">J-SHIS＋250mメッシュ人口</w:t>
+            </w:r>
+          </w:p>
+        </w:tc>
+        <w:tc>
+          <w:tcPr>
+            <w:tcW w:type="dxa" w:w="3596"/>
+            <w:tcBorders>
+              <w:top w:val="single" w:color="C9D1DC" w:sz="4"/>
+              <w:left w:val="single" w:color="C9D1DC" w:sz="4"/>
+              <w:bottom w:val="single" w:color="C9D1DC" w:sz="4"/>
+              <w:right w:val="single" w:color="C9D1DC" w:sz="4"/>
+            </w:tcBorders>
+            <w:tcMar>
+              <w:top w:type="dxa" w:w="60"/>
+              <w:left w:type="dxa" w:w="90"/>
+              <w:bottom w:type="dxa" w:w="60"/>
+              <w:right w:type="dxa" w:w="90"/>
+            </w:tcMar>
+          </w:tcPr>
+          <w:p>
+            <w:pPr>
+              <w:spacing w:after="0" w:line="260"/>
+            </w:pPr>
+            <w:r>
+              <w:rPr>
+                <w:sz w:val="18"/>
+                <w:szCs w:val="18"/>
+              </w:rPr>
+              <w:t xml:space="preserve">Pythonが必要。前回値のまま残す</w:t>
+            </w:r>
+          </w:p>
+        </w:tc>
+        <w:tc>
+          <w:tcPr>
+            <w:tcW w:type="dxa" w:w="719"/>
+            <w:tcBorders>
+              <w:top w:val="single" w:color="C9D1DC" w:sz="4"/>
+              <w:left w:val="single" w:color="C9D1DC" w:sz="4"/>
+              <w:bottom w:val="single" w:color="C9D1DC" w:sz="4"/>
+              <w:right w:val="single" w:color="C9D1DC" w:sz="4"/>
+            </w:tcBorders>
+            <w:tcMar>
+              <w:top w:type="dxa" w:w="60"/>
+              <w:left w:type="dxa" w:w="90"/>
+              <w:bottom w:type="dxa" w:w="60"/>
+              <w:right w:type="dxa" w:w="90"/>
+            </w:tcMar>
+          </w:tcPr>
+          <w:p>
+            <w:pPr>
+              <w:spacing w:after="0" w:line="260"/>
+            </w:pPr>
+            <w:r>
+              <w:rPr>
+                <w:sz w:val="18"/>
+                <w:szCs w:val="18"/>
+              </w:rPr>
+              <w:t xml:space="preserve">A.9</w:t>
             </w:r>
           </w:p>
         </w:tc>
@@ -4683,88 +5342,117 @@
       <w:tr>
         <w:tc>
           <w:tcPr>
-            <w:tcW w:type="dxa" w:w="3213"/>
-            <w:tcBorders>
-              <w:top w:val="single" w:color="C9D1DC" w:sz="4"/>
-              <w:left w:val="single" w:color="C9D1DC" w:sz="4"/>
-              <w:bottom w:val="single" w:color="C9D1DC" w:sz="4"/>
-              <w:right w:val="single" w:color="C9D1DC" w:sz="4"/>
-            </w:tcBorders>
-            <w:tcMar>
-              <w:top w:type="dxa" w:w="60"/>
-              <w:left w:type="dxa" w:w="90"/>
-              <w:bottom w:type="dxa" w:w="60"/>
-              <w:right w:type="dxa" w:w="90"/>
-            </w:tcMar>
-          </w:tcPr>
-          <w:p>
-            <w:pPr>
-              <w:spacing w:after="0" w:line="260"/>
-            </w:pPr>
-            <w:r>
-              <w:rPr>
-                <w:sz w:val="18"/>
-                <w:szCs w:val="18"/>
-              </w:rPr>
-              <w:t xml:space="preserve">食料品アクセス困難人口割合（65歳以上）（%）</w:t>
-            </w:r>
-          </w:p>
-        </w:tc>
-        <w:tc>
-          <w:tcPr>
-            <w:tcW w:type="dxa" w:w="3213"/>
-            <w:tcBorders>
-              <w:top w:val="single" w:color="C9D1DC" w:sz="4"/>
-              <w:left w:val="single" w:color="C9D1DC" w:sz="4"/>
-              <w:bottom w:val="single" w:color="C9D1DC" w:sz="4"/>
-              <w:right w:val="single" w:color="C9D1DC" w:sz="4"/>
-            </w:tcBorders>
-            <w:tcMar>
-              <w:top w:type="dxa" w:w="60"/>
-              <w:left w:type="dxa" w:w="90"/>
-              <w:bottom w:type="dxa" w:w="60"/>
-              <w:right w:type="dxa" w:w="90"/>
-            </w:tcMar>
-          </w:tcPr>
-          <w:p>
-            <w:pPr>
-              <w:spacing w:after="0" w:line="260"/>
-            </w:pPr>
-            <w:r>
-              <w:rPr>
-                <w:sz w:val="18"/>
-                <w:szCs w:val="18"/>
-              </w:rPr>
-              <w:t xml:space="preserve">農林水産政策研究所「食料品アクセスマップ」</w:t>
-            </w:r>
-          </w:p>
-        </w:tc>
-        <w:tc>
-          <w:tcPr>
-            <w:tcW w:type="dxa" w:w="3212"/>
-            <w:tcBorders>
-              <w:top w:val="single" w:color="C9D1DC" w:sz="4"/>
-              <w:left w:val="single" w:color="C9D1DC" w:sz="4"/>
-              <w:bottom w:val="single" w:color="C9D1DC" w:sz="4"/>
-              <w:right w:val="single" w:color="C9D1DC" w:sz="4"/>
-            </w:tcBorders>
-            <w:tcMar>
-              <w:top w:type="dxa" w:w="60"/>
-              <w:left w:type="dxa" w:w="90"/>
-              <w:bottom w:type="dxa" w:w="60"/>
-              <w:right w:type="dxa" w:w="90"/>
-            </w:tcMar>
-          </w:tcPr>
-          <w:p>
-            <w:pPr>
-              <w:spacing w:after="0" w:line="260"/>
-            </w:pPr>
-            <w:r>
-              <w:rPr>
-                <w:sz w:val="18"/>
-                <w:szCs w:val="18"/>
-              </w:rPr>
-              <w:t xml:space="preserve">市区町村別の65歳以上アクセス困難人口割合</w:t>
+            <w:tcW w:type="dxa" w:w="2302"/>
+            <w:tcBorders>
+              <w:top w:val="single" w:color="C9D1DC" w:sz="4"/>
+              <w:left w:val="single" w:color="C9D1DC" w:sz="4"/>
+              <w:bottom w:val="single" w:color="C9D1DC" w:sz="4"/>
+              <w:right w:val="single" w:color="C9D1DC" w:sz="4"/>
+            </w:tcBorders>
+            <w:tcMar>
+              <w:top w:type="dxa" w:w="60"/>
+              <w:left w:type="dxa" w:w="90"/>
+              <w:bottom w:type="dxa" w:w="60"/>
+              <w:right w:type="dxa" w:w="90"/>
+            </w:tcMar>
+          </w:tcPr>
+          <w:p>
+            <w:pPr>
+              <w:spacing w:after="0" w:line="260"/>
+            </w:pPr>
+            <w:r>
+              <w:rPr>
+                <w:sz w:val="18"/>
+                <w:szCs w:val="18"/>
+              </w:rPr>
+              <w:t xml:space="preserve">食料品アクセス困難人口割合（65歳以上）</w:t>
+            </w:r>
+          </w:p>
+        </w:tc>
+        <w:tc>
+          <w:tcPr>
+            <w:tcW w:type="dxa" w:w="3021"/>
+            <w:tcBorders>
+              <w:top w:val="single" w:color="C9D1DC" w:sz="4"/>
+              <w:left w:val="single" w:color="C9D1DC" w:sz="4"/>
+              <w:bottom w:val="single" w:color="C9D1DC" w:sz="4"/>
+              <w:right w:val="single" w:color="C9D1DC" w:sz="4"/>
+            </w:tcBorders>
+            <w:tcMar>
+              <w:top w:type="dxa" w:w="60"/>
+              <w:left w:type="dxa" w:w="90"/>
+              <w:bottom w:type="dxa" w:w="60"/>
+              <w:right w:type="dxa" w:w="90"/>
+            </w:tcMar>
+          </w:tcPr>
+          <w:p>
+            <w:pPr>
+              <w:spacing w:after="0" w:line="260"/>
+            </w:pPr>
+            <w:r>
+              <w:rPr>
+                <w:sz w:val="18"/>
+                <w:szCs w:val="18"/>
+              </w:rPr>
+              <w:t xml:space="preserve">農林水産政策研究所 表5（2020年）の65歳以上の割合</w:t>
+            </w:r>
+          </w:p>
+        </w:tc>
+        <w:tc>
+          <w:tcPr>
+            <w:tcW w:type="dxa" w:w="3596"/>
+            <w:tcBorders>
+              <w:top w:val="single" w:color="C9D1DC" w:sz="4"/>
+              <w:left w:val="single" w:color="C9D1DC" w:sz="4"/>
+              <w:bottom w:val="single" w:color="C9D1DC" w:sz="4"/>
+              <w:right w:val="single" w:color="C9D1DC" w:sz="4"/>
+            </w:tcBorders>
+            <w:tcMar>
+              <w:top w:type="dxa" w:w="60"/>
+              <w:left w:type="dxa" w:w="90"/>
+              <w:bottom w:type="dxa" w:w="60"/>
+              <w:right w:type="dxa" w:w="90"/>
+            </w:tcMar>
+          </w:tcPr>
+          <w:p>
+            <w:pPr>
+              <w:spacing w:after="0" w:line="260"/>
+            </w:pPr>
+            <w:r>
+              <w:rPr>
+                <w:sz w:val="18"/>
+                <w:szCs w:val="18"/>
+              </w:rPr>
+              <w:t xml:space="preserve">そのまま。小数2桁</w:t>
+            </w:r>
+          </w:p>
+        </w:tc>
+        <w:tc>
+          <w:tcPr>
+            <w:tcW w:type="dxa" w:w="719"/>
+            <w:tcBorders>
+              <w:top w:val="single" w:color="C9D1DC" w:sz="4"/>
+              <w:left w:val="single" w:color="C9D1DC" w:sz="4"/>
+              <w:bottom w:val="single" w:color="C9D1DC" w:sz="4"/>
+              <w:right w:val="single" w:color="C9D1DC" w:sz="4"/>
+            </w:tcBorders>
+            <w:tcMar>
+              <w:top w:type="dxa" w:w="60"/>
+              <w:left w:type="dxa" w:w="90"/>
+              <w:bottom w:type="dxa" w:w="60"/>
+              <w:right w:type="dxa" w:w="90"/>
+            </w:tcMar>
+          </w:tcPr>
+          <w:p>
+            <w:pPr>
+              <w:spacing w:after="0" w:line="260"/>
+            </w:pPr>
+            <w:r>
+              <w:rPr>
+                <w:sz w:val="18"/>
+                <w:szCs w:val="18"/>
+              </w:rPr>
+              <w:t xml:space="preserve">A.4</w:t>
             </w:r>
           </w:p>
         </w:tc>
@@ -4772,88 +5460,124 @@
       <w:tr>
         <w:tc>
           <w:tcPr>
-            <w:tcW w:type="dxa" w:w="3213"/>
-            <w:tcBorders>
-              <w:top w:val="single" w:color="C9D1DC" w:sz="4"/>
-              <w:left w:val="single" w:color="C9D1DC" w:sz="4"/>
-              <w:bottom w:val="single" w:color="C9D1DC" w:sz="4"/>
-              <w:right w:val="single" w:color="C9D1DC" w:sz="4"/>
-            </w:tcBorders>
-            <w:tcMar>
-              <w:top w:type="dxa" w:w="60"/>
-              <w:left w:type="dxa" w:w="90"/>
-              <w:bottom w:type="dxa" w:w="60"/>
-              <w:right w:type="dxa" w:w="90"/>
-            </w:tcMar>
-          </w:tcPr>
-          <w:p>
-            <w:pPr>
-              <w:spacing w:after="0" w:line="260"/>
-            </w:pPr>
-            <w:r>
-              <w:rPr>
-                <w:sz w:val="18"/>
-                <w:szCs w:val="18"/>
-              </w:rPr>
-              <w:t xml:space="preserve">一般診療所の密度（可住地面積100平方km当たり）（施設）</w:t>
-            </w:r>
-          </w:p>
-        </w:tc>
-        <w:tc>
-          <w:tcPr>
-            <w:tcW w:type="dxa" w:w="3213"/>
-            <w:tcBorders>
-              <w:top w:val="single" w:color="C9D1DC" w:sz="4"/>
-              <w:left w:val="single" w:color="C9D1DC" w:sz="4"/>
-              <w:bottom w:val="single" w:color="C9D1DC" w:sz="4"/>
-              <w:right w:val="single" w:color="C9D1DC" w:sz="4"/>
-            </w:tcBorders>
-            <w:tcMar>
-              <w:top w:type="dxa" w:w="60"/>
-              <w:left w:type="dxa" w:w="90"/>
-              <w:bottom w:type="dxa" w:w="60"/>
-              <w:right w:type="dxa" w:w="90"/>
-            </w:tcMar>
-          </w:tcPr>
-          <w:p>
-            <w:pPr>
-              <w:spacing w:after="0" w:line="260"/>
-            </w:pPr>
-            <w:r>
-              <w:rPr>
-                <w:sz w:val="18"/>
-                <w:szCs w:val="18"/>
-              </w:rPr>
-              <w:t xml:space="preserve">e-Stat「社会・人口統計体系」（一般診療所数・可住地面積）</w:t>
-            </w:r>
-          </w:p>
-        </w:tc>
-        <w:tc>
-          <w:tcPr>
-            <w:tcW w:type="dxa" w:w="3212"/>
-            <w:tcBorders>
-              <w:top w:val="single" w:color="C9D1DC" w:sz="4"/>
-              <w:left w:val="single" w:color="C9D1DC" w:sz="4"/>
-              <w:bottom w:val="single" w:color="C9D1DC" w:sz="4"/>
-              <w:right w:val="single" w:color="C9D1DC" w:sz="4"/>
-            </w:tcBorders>
-            <w:tcMar>
-              <w:top w:type="dxa" w:w="60"/>
-              <w:left w:type="dxa" w:w="90"/>
-              <w:bottom w:type="dxa" w:w="60"/>
-              <w:right w:type="dxa" w:w="90"/>
-            </w:tcMar>
-          </w:tcPr>
-          <w:p>
-            <w:pPr>
-              <w:spacing w:after="0" w:line="260"/>
-            </w:pPr>
-            <w:r>
-              <w:rPr>
-                <w:sz w:val="18"/>
-                <w:szCs w:val="18"/>
-              </w:rPr>
-              <w:t xml:space="preserve">一般診療所数÷可住地面積（平方km）×100</w:t>
+            <w:tcW w:type="dxa" w:w="2302"/>
+            <w:tcBorders>
+              <w:top w:val="single" w:color="C9D1DC" w:sz="4"/>
+              <w:left w:val="single" w:color="C9D1DC" w:sz="4"/>
+              <w:bottom w:val="single" w:color="C9D1DC" w:sz="4"/>
+              <w:right w:val="single" w:color="C9D1DC" w:sz="4"/>
+            </w:tcBorders>
+            <w:tcMar>
+              <w:top w:type="dxa" w:w="60"/>
+              <w:left w:type="dxa" w:w="90"/>
+              <w:bottom w:type="dxa" w:w="60"/>
+              <w:right w:type="dxa" w:w="90"/>
+            </w:tcMar>
+          </w:tcPr>
+          <w:p>
+            <w:pPr>
+              <w:spacing w:after="0" w:line="260"/>
+            </w:pPr>
+            <w:r>
+              <w:rPr>
+                <w:sz w:val="18"/>
+                <w:szCs w:val="18"/>
+              </w:rPr>
+              <w:t xml:space="preserve">一般診療所の密度</w:t>
+            </w:r>
+          </w:p>
+        </w:tc>
+        <w:tc>
+          <w:tcPr>
+            <w:tcW w:type="dxa" w:w="3021"/>
+            <w:tcBorders>
+              <w:top w:val="single" w:color="C9D1DC" w:sz="4"/>
+              <w:left w:val="single" w:color="C9D1DC" w:sz="4"/>
+              <w:bottom w:val="single" w:color="C9D1DC" w:sz="4"/>
+              <w:right w:val="single" w:color="C9D1DC" w:sz="4"/>
+            </w:tcBorders>
+            <w:tcMar>
+              <w:top w:type="dxa" w:w="60"/>
+              <w:left w:type="dxa" w:w="90"/>
+              <w:bottom w:type="dxa" w:w="60"/>
+              <w:right w:type="dxa" w:w="90"/>
+            </w:tcMar>
+          </w:tcPr>
+          <w:p>
+            <w:pPr>
+              <w:spacing w:after="0" w:line="260"/>
+            </w:pPr>
+            <w:r>
+              <w:rPr>
+                <w:sz w:val="18"/>
+                <w:szCs w:val="18"/>
+              </w:rPr>
+              <w:t xml:space="preserve">指標 #I0950103 一般診療所数（可住地面積100km2当たり）（2023年度）</w:t>
+            </w:r>
+          </w:p>
+        </w:tc>
+        <w:tc>
+          <w:tcPr>
+            <w:tcW w:type="dxa" w:w="3596"/>
+            <w:tcBorders>
+              <w:top w:val="single" w:color="C9D1DC" w:sz="4"/>
+              <w:left w:val="single" w:color="C9D1DC" w:sz="4"/>
+              <w:bottom w:val="single" w:color="C9D1DC" w:sz="4"/>
+              <w:right w:val="single" w:color="C9D1DC" w:sz="4"/>
+            </w:tcBorders>
+            <w:tcMar>
+              <w:top w:type="dxa" w:w="60"/>
+              <w:left w:type="dxa" w:w="90"/>
+              <w:bottom w:type="dxa" w:w="60"/>
+              <w:right w:type="dxa" w:w="90"/>
+            </w:tcMar>
+          </w:tcPr>
+          <w:p>
+            <w:pPr>
+              <w:spacing w:after="0" w:line="260"/>
+            </w:pPr>
+            <w:r>
+              <w:rPr>
+                <w:sz w:val="18"/>
+                <w:szCs w:val="18"/>
+              </w:rPr>
+              <w:t xml:space="preserve">公表値をそのまま</w:t>
+            </w:r>
+            <w:r>
+              <w:rPr>
+                <w:sz w:val="18"/>
+                <w:szCs w:val="18"/>
+              </w:rPr>
+              <w:t xml:space="preserve">（自分で割り算しない）。小数1桁</w:t>
+            </w:r>
+          </w:p>
+        </w:tc>
+        <w:tc>
+          <w:tcPr>
+            <w:tcW w:type="dxa" w:w="719"/>
+            <w:tcBorders>
+              <w:top w:val="single" w:color="C9D1DC" w:sz="4"/>
+              <w:left w:val="single" w:color="C9D1DC" w:sz="4"/>
+              <w:bottom w:val="single" w:color="C9D1DC" w:sz="4"/>
+              <w:right w:val="single" w:color="C9D1DC" w:sz="4"/>
+            </w:tcBorders>
+            <w:tcMar>
+              <w:top w:type="dxa" w:w="60"/>
+              <w:left w:type="dxa" w:w="90"/>
+              <w:bottom w:type="dxa" w:w="60"/>
+              <w:right w:type="dxa" w:w="90"/>
+            </w:tcMar>
+          </w:tcPr>
+          <w:p>
+            <w:pPr>
+              <w:spacing w:after="0" w:line="260"/>
+            </w:pPr>
+            <w:r>
+              <w:rPr>
+                <w:sz w:val="18"/>
+                <w:szCs w:val="18"/>
+              </w:rPr>
+              <w:t xml:space="preserve">A.1</w:t>
             </w:r>
           </w:p>
         </w:tc>
@@ -4861,88 +5585,131 @@
       <w:tr>
         <w:tc>
           <w:tcPr>
-            <w:tcW w:type="dxa" w:w="3213"/>
-            <w:tcBorders>
-              <w:top w:val="single" w:color="C9D1DC" w:sz="4"/>
-              <w:left w:val="single" w:color="C9D1DC" w:sz="4"/>
-              <w:bottom w:val="single" w:color="C9D1DC" w:sz="4"/>
-              <w:right w:val="single" w:color="C9D1DC" w:sz="4"/>
-            </w:tcBorders>
-            <w:tcMar>
-              <w:top w:type="dxa" w:w="60"/>
-              <w:left w:type="dxa" w:w="90"/>
-              <w:bottom w:type="dxa" w:w="60"/>
-              <w:right w:type="dxa" w:w="90"/>
-            </w:tcMar>
-          </w:tcPr>
-          <w:p>
-            <w:pPr>
-              <w:spacing w:after="0" w:line="260"/>
-            </w:pPr>
-            <w:r>
-              <w:rPr>
-                <w:sz w:val="18"/>
-                <w:szCs w:val="18"/>
-              </w:rPr>
-              <w:t xml:space="preserve">小学校＋義務教育学校の密度（同）（校）</w:t>
-            </w:r>
-          </w:p>
-        </w:tc>
-        <w:tc>
-          <w:tcPr>
-            <w:tcW w:type="dxa" w:w="3213"/>
-            <w:tcBorders>
-              <w:top w:val="single" w:color="C9D1DC" w:sz="4"/>
-              <w:left w:val="single" w:color="C9D1DC" w:sz="4"/>
-              <w:bottom w:val="single" w:color="C9D1DC" w:sz="4"/>
-              <w:right w:val="single" w:color="C9D1DC" w:sz="4"/>
-            </w:tcBorders>
-            <w:tcMar>
-              <w:top w:type="dxa" w:w="60"/>
-              <w:left w:type="dxa" w:w="90"/>
-              <w:bottom w:type="dxa" w:w="60"/>
-              <w:right w:type="dxa" w:w="90"/>
-            </w:tcMar>
-          </w:tcPr>
-          <w:p>
-            <w:pPr>
-              <w:spacing w:after="0" w:line="260"/>
-            </w:pPr>
-            <w:r>
-              <w:rPr>
-                <w:sz w:val="18"/>
-                <w:szCs w:val="18"/>
-              </w:rPr>
-              <w:t xml:space="preserve">学校基本調査（社会・人口統計体系）</w:t>
-            </w:r>
-          </w:p>
-        </w:tc>
-        <w:tc>
-          <w:tcPr>
-            <w:tcW w:type="dxa" w:w="3212"/>
-            <w:tcBorders>
-              <w:top w:val="single" w:color="C9D1DC" w:sz="4"/>
-              <w:left w:val="single" w:color="C9D1DC" w:sz="4"/>
-              <w:bottom w:val="single" w:color="C9D1DC" w:sz="4"/>
-              <w:right w:val="single" w:color="C9D1DC" w:sz="4"/>
-            </w:tcBorders>
-            <w:tcMar>
-              <w:top w:type="dxa" w:w="60"/>
-              <w:left w:type="dxa" w:w="90"/>
-              <w:bottom w:type="dxa" w:w="60"/>
-              <w:right w:type="dxa" w:w="90"/>
-            </w:tcMar>
-          </w:tcPr>
-          <w:p>
-            <w:pPr>
-              <w:spacing w:after="0" w:line="260"/>
-            </w:pPr>
-            <w:r>
-              <w:rPr>
-                <w:sz w:val="18"/>
-                <w:szCs w:val="18"/>
-              </w:rPr>
-              <w:t xml:space="preserve">(小学校数＋義務教育学校数)÷可住地面積×100</w:t>
+            <w:tcW w:type="dxa" w:w="2302"/>
+            <w:tcBorders>
+              <w:top w:val="single" w:color="C9D1DC" w:sz="4"/>
+              <w:left w:val="single" w:color="C9D1DC" w:sz="4"/>
+              <w:bottom w:val="single" w:color="C9D1DC" w:sz="4"/>
+              <w:right w:val="single" w:color="C9D1DC" w:sz="4"/>
+            </w:tcBorders>
+            <w:tcMar>
+              <w:top w:type="dxa" w:w="60"/>
+              <w:left w:type="dxa" w:w="90"/>
+              <w:bottom w:type="dxa" w:w="60"/>
+              <w:right w:type="dxa" w:w="90"/>
+            </w:tcMar>
+          </w:tcPr>
+          <w:p>
+            <w:pPr>
+              <w:spacing w:after="0" w:line="260"/>
+            </w:pPr>
+            <w:r>
+              <w:rPr>
+                <w:sz w:val="18"/>
+                <w:szCs w:val="18"/>
+              </w:rPr>
+              <w:t xml:space="preserve">小学校＋義務教育学校の密度</w:t>
+            </w:r>
+          </w:p>
+        </w:tc>
+        <w:tc>
+          <w:tcPr>
+            <w:tcW w:type="dxa" w:w="3021"/>
+            <w:tcBorders>
+              <w:top w:val="single" w:color="C9D1DC" w:sz="4"/>
+              <w:left w:val="single" w:color="C9D1DC" w:sz="4"/>
+              <w:bottom w:val="single" w:color="C9D1DC" w:sz="4"/>
+              <w:right w:val="single" w:color="C9D1DC" w:sz="4"/>
+            </w:tcBorders>
+            <w:tcMar>
+              <w:top w:type="dxa" w:w="60"/>
+              <w:left w:type="dxa" w:w="90"/>
+              <w:bottom w:type="dxa" w:w="60"/>
+              <w:right w:type="dxa" w:w="90"/>
+            </w:tcMar>
+          </w:tcPr>
+          <w:p>
+            <w:pPr>
+              <w:spacing w:after="0" w:line="260"/>
+            </w:pPr>
+            <w:r>
+              <w:rPr>
+                <w:sz w:val="18"/>
+                <w:szCs w:val="18"/>
+              </w:rPr>
+              <w:t xml:space="preserve">E2101 小学校数＋E3901 義務教育学校数（2024年度）</w:t>
+            </w:r>
+          </w:p>
+        </w:tc>
+        <w:tc>
+          <w:tcPr>
+            <w:tcW w:type="dxa" w:w="3596"/>
+            <w:tcBorders>
+              <w:top w:val="single" w:color="C9D1DC" w:sz="4"/>
+              <w:left w:val="single" w:color="C9D1DC" w:sz="4"/>
+              <w:bottom w:val="single" w:color="C9D1DC" w:sz="4"/>
+              <w:right w:val="single" w:color="C9D1DC" w:sz="4"/>
+            </w:tcBorders>
+            <w:tcMar>
+              <w:top w:type="dxa" w:w="60"/>
+              <w:left w:type="dxa" w:w="90"/>
+              <w:bottom w:type="dxa" w:w="60"/>
+              <w:right w:type="dxa" w:w="90"/>
+            </w:tcMar>
+          </w:tcPr>
+          <w:p>
+            <w:pPr>
+              <w:spacing w:after="0" w:line="260"/>
+            </w:pPr>
+            <w:r>
+              <w:rPr>
+                <w:sz w:val="18"/>
+                <w:szCs w:val="18"/>
+              </w:rPr>
+              <w:t xml:space="preserve">÷可住地面積×100。小数1桁。可住地面積は下の式の</w:t>
+            </w:r>
+            <w:r>
+              <w:rPr>
+                <w:sz w:val="18"/>
+                <w:szCs w:val="18"/>
+              </w:rPr>
+              <w:t xml:space="preserve">丸める前の値</w:t>
+            </w:r>
+            <w:r>
+              <w:rPr>
+                <w:sz w:val="18"/>
+                <w:szCs w:val="18"/>
+              </w:rPr>
+              <w:t xml:space="preserve">で割る。E3901が「-」（該当なし）の町村は0として足す</w:t>
+            </w:r>
+          </w:p>
+        </w:tc>
+        <w:tc>
+          <w:tcPr>
+            <w:tcW w:type="dxa" w:w="719"/>
+            <w:tcBorders>
+              <w:top w:val="single" w:color="C9D1DC" w:sz="4"/>
+              <w:left w:val="single" w:color="C9D1DC" w:sz="4"/>
+              <w:bottom w:val="single" w:color="C9D1DC" w:sz="4"/>
+              <w:right w:val="single" w:color="C9D1DC" w:sz="4"/>
+            </w:tcBorders>
+            <w:tcMar>
+              <w:top w:type="dxa" w:w="60"/>
+              <w:left w:type="dxa" w:w="90"/>
+              <w:bottom w:type="dxa" w:w="60"/>
+              <w:right w:type="dxa" w:w="90"/>
+            </w:tcMar>
+          </w:tcPr>
+          <w:p>
+            <w:pPr>
+              <w:spacing w:after="0" w:line="260"/>
+            </w:pPr>
+            <w:r>
+              <w:rPr>
+                <w:sz w:val="18"/>
+                <w:szCs w:val="18"/>
+              </w:rPr>
+              <w:t xml:space="preserve">A.1</w:t>
             </w:r>
           </w:p>
         </w:tc>
@@ -4950,88 +5717,117 @@
       <w:tr>
         <w:tc>
           <w:tcPr>
-            <w:tcW w:type="dxa" w:w="3213"/>
-            <w:tcBorders>
-              <w:top w:val="single" w:color="C9D1DC" w:sz="4"/>
-              <w:left w:val="single" w:color="C9D1DC" w:sz="4"/>
-              <w:bottom w:val="single" w:color="C9D1DC" w:sz="4"/>
-              <w:right w:val="single" w:color="C9D1DC" w:sz="4"/>
-            </w:tcBorders>
-            <w:tcMar>
-              <w:top w:type="dxa" w:w="60"/>
-              <w:left w:type="dxa" w:w="90"/>
-              <w:bottom w:type="dxa" w:w="60"/>
-              <w:right w:type="dxa" w:w="90"/>
-            </w:tcMar>
-          </w:tcPr>
-          <w:p>
-            <w:pPr>
-              <w:spacing w:after="0" w:line="260"/>
-            </w:pPr>
-            <w:r>
-              <w:rPr>
-                <w:sz w:val="18"/>
-                <w:szCs w:val="18"/>
-              </w:rPr>
-              <w:t xml:space="preserve">可住地面積（平方km）</w:t>
-            </w:r>
-          </w:p>
-        </w:tc>
-        <w:tc>
-          <w:tcPr>
-            <w:tcW w:type="dxa" w:w="3213"/>
-            <w:tcBorders>
-              <w:top w:val="single" w:color="C9D1DC" w:sz="4"/>
-              <w:left w:val="single" w:color="C9D1DC" w:sz="4"/>
-              <w:bottom w:val="single" w:color="C9D1DC" w:sz="4"/>
-              <w:right w:val="single" w:color="C9D1DC" w:sz="4"/>
-            </w:tcBorders>
-            <w:tcMar>
-              <w:top w:type="dxa" w:w="60"/>
-              <w:left w:type="dxa" w:w="90"/>
-              <w:bottom w:type="dxa" w:w="60"/>
-              <w:right w:type="dxa" w:w="90"/>
-            </w:tcMar>
-          </w:tcPr>
-          <w:p>
-            <w:pPr>
-              <w:spacing w:after="0" w:line="260"/>
-            </w:pPr>
-            <w:r>
-              <w:rPr>
-                <w:sz w:val="18"/>
-                <w:szCs w:val="18"/>
-              </w:rPr>
-              <w:t xml:space="preserve">e-Stat「社会・人口統計体系」</w:t>
-            </w:r>
-          </w:p>
-        </w:tc>
-        <w:tc>
-          <w:tcPr>
-            <w:tcW w:type="dxa" w:w="3212"/>
-            <w:tcBorders>
-              <w:top w:val="single" w:color="C9D1DC" w:sz="4"/>
-              <w:left w:val="single" w:color="C9D1DC" w:sz="4"/>
-              <w:bottom w:val="single" w:color="C9D1DC" w:sz="4"/>
-              <w:right w:val="single" w:color="C9D1DC" w:sz="4"/>
-            </w:tcBorders>
-            <w:tcMar>
-              <w:top w:type="dxa" w:w="60"/>
-              <w:left w:type="dxa" w:w="90"/>
-              <w:bottom w:type="dxa" w:w="60"/>
-              <w:right w:type="dxa" w:w="90"/>
-            </w:tcMar>
-          </w:tcPr>
-          <w:p>
-            <w:pPr>
-              <w:spacing w:after="0" w:line="260"/>
-            </w:pPr>
-            <w:r>
-              <w:rPr>
-                <w:sz w:val="18"/>
-                <w:szCs w:val="18"/>
-              </w:rPr>
-              <w:t xml:space="preserve">そのまま</w:t>
+            <w:tcW w:type="dxa" w:w="2302"/>
+            <w:tcBorders>
+              <w:top w:val="single" w:color="C9D1DC" w:sz="4"/>
+              <w:left w:val="single" w:color="C9D1DC" w:sz="4"/>
+              <w:bottom w:val="single" w:color="C9D1DC" w:sz="4"/>
+              <w:right w:val="single" w:color="C9D1DC" w:sz="4"/>
+            </w:tcBorders>
+            <w:tcMar>
+              <w:top w:type="dxa" w:w="60"/>
+              <w:left w:type="dxa" w:w="90"/>
+              <w:bottom w:type="dxa" w:w="60"/>
+              <w:right w:type="dxa" w:w="90"/>
+            </w:tcMar>
+          </w:tcPr>
+          <w:p>
+            <w:pPr>
+              <w:spacing w:after="0" w:line="260"/>
+            </w:pPr>
+            <w:r>
+              <w:rPr>
+                <w:sz w:val="18"/>
+                <w:szCs w:val="18"/>
+              </w:rPr>
+              <w:t xml:space="preserve">可住地面積</w:t>
+            </w:r>
+          </w:p>
+        </w:tc>
+        <w:tc>
+          <w:tcPr>
+            <w:tcW w:type="dxa" w:w="3021"/>
+            <w:tcBorders>
+              <w:top w:val="single" w:color="C9D1DC" w:sz="4"/>
+              <w:left w:val="single" w:color="C9D1DC" w:sz="4"/>
+              <w:bottom w:val="single" w:color="C9D1DC" w:sz="4"/>
+              <w:right w:val="single" w:color="C9D1DC" w:sz="4"/>
+            </w:tcBorders>
+            <w:tcMar>
+              <w:top w:type="dxa" w:w="60"/>
+              <w:left w:type="dxa" w:w="90"/>
+              <w:bottom w:type="dxa" w:w="60"/>
+              <w:right w:type="dxa" w:w="90"/>
+            </w:tcMar>
+          </w:tcPr>
+          <w:p>
+            <w:pPr>
+              <w:spacing w:after="0" w:line="260"/>
+            </w:pPr>
+            <w:r>
+              <w:rPr>
+                <w:sz w:val="18"/>
+                <w:szCs w:val="18"/>
+              </w:rPr>
+              <w:t xml:space="preserve">指標 #B01301 可住地面積割合（2023年度）と面積</w:t>
+            </w:r>
+          </w:p>
+        </w:tc>
+        <w:tc>
+          <w:tcPr>
+            <w:tcW w:type="dxa" w:w="3596"/>
+            <w:tcBorders>
+              <w:top w:val="single" w:color="C9D1DC" w:sz="4"/>
+              <w:left w:val="single" w:color="C9D1DC" w:sz="4"/>
+              <w:bottom w:val="single" w:color="C9D1DC" w:sz="4"/>
+              <w:right w:val="single" w:color="C9D1DC" w:sz="4"/>
+            </w:tcBorders>
+            <w:tcMar>
+              <w:top w:type="dxa" w:w="60"/>
+              <w:left w:type="dxa" w:w="90"/>
+              <w:bottom w:type="dxa" w:w="60"/>
+              <w:right w:type="dxa" w:w="90"/>
+            </w:tcMar>
+          </w:tcPr>
+          <w:p>
+            <w:pPr>
+              <w:spacing w:after="0" w:line="260"/>
+            </w:pPr>
+            <w:r>
+              <w:rPr>
+                <w:sz w:val="18"/>
+                <w:szCs w:val="18"/>
+              </w:rPr>
+              <w:t xml:space="preserve">CSVの面積×割合÷100。小数2桁</w:t>
+            </w:r>
+          </w:p>
+        </w:tc>
+        <w:tc>
+          <w:tcPr>
+            <w:tcW w:type="dxa" w:w="719"/>
+            <w:tcBorders>
+              <w:top w:val="single" w:color="C9D1DC" w:sz="4"/>
+              <w:left w:val="single" w:color="C9D1DC" w:sz="4"/>
+              <w:bottom w:val="single" w:color="C9D1DC" w:sz="4"/>
+              <w:right w:val="single" w:color="C9D1DC" w:sz="4"/>
+            </w:tcBorders>
+            <w:tcMar>
+              <w:top w:type="dxa" w:w="60"/>
+              <w:left w:type="dxa" w:w="90"/>
+              <w:bottom w:type="dxa" w:w="60"/>
+              <w:right w:type="dxa" w:w="90"/>
+            </w:tcMar>
+          </w:tcPr>
+          <w:p>
+            <w:pPr>
+              <w:spacing w:after="0" w:line="260"/>
+            </w:pPr>
+            <w:r>
+              <w:rPr>
+                <w:sz w:val="18"/>
+                <w:szCs w:val="18"/>
+              </w:rPr>
+              <w:t xml:space="preserve">A.1</w:t>
             </w:r>
           </w:p>
         </w:tc>
@@ -5039,88 +5835,117 @@
       <w:tr>
         <w:tc>
           <w:tcPr>
-            <w:tcW w:type="dxa" w:w="3213"/>
-            <w:tcBorders>
-              <w:top w:val="single" w:color="C9D1DC" w:sz="4"/>
-              <w:left w:val="single" w:color="C9D1DC" w:sz="4"/>
-              <w:bottom w:val="single" w:color="C9D1DC" w:sz="4"/>
-              <w:right w:val="single" w:color="C9D1DC" w:sz="4"/>
-            </w:tcBorders>
-            <w:tcMar>
-              <w:top w:type="dxa" w:w="60"/>
-              <w:left w:type="dxa" w:w="90"/>
-              <w:bottom w:type="dxa" w:w="60"/>
-              <w:right w:type="dxa" w:w="90"/>
-            </w:tcMar>
-          </w:tcPr>
-          <w:p>
-            <w:pPr>
-              <w:spacing w:after="0" w:line="260"/>
-            </w:pPr>
-            <w:r>
-              <w:rPr>
-                <w:sz w:val="18"/>
-                <w:szCs w:val="18"/>
-              </w:rPr>
-              <w:t xml:space="preserve">介護施設定員（65歳以上千人当たり）（人分）</w:t>
-            </w:r>
-          </w:p>
-        </w:tc>
-        <w:tc>
-          <w:tcPr>
-            <w:tcW w:type="dxa" w:w="3213"/>
-            <w:tcBorders>
-              <w:top w:val="single" w:color="C9D1DC" w:sz="4"/>
-              <w:left w:val="single" w:color="C9D1DC" w:sz="4"/>
-              <w:bottom w:val="single" w:color="C9D1DC" w:sz="4"/>
-              <w:right w:val="single" w:color="C9D1DC" w:sz="4"/>
-            </w:tcBorders>
-            <w:tcMar>
-              <w:top w:type="dxa" w:w="60"/>
-              <w:left w:type="dxa" w:w="90"/>
-              <w:bottom w:type="dxa" w:w="60"/>
-              <w:right w:type="dxa" w:w="90"/>
-            </w:tcMar>
-          </w:tcPr>
-          <w:p>
-            <w:pPr>
-              <w:spacing w:after="0" w:line="260"/>
-            </w:pPr>
-            <w:r>
-              <w:rPr>
-                <w:sz w:val="18"/>
-                <w:szCs w:val="18"/>
-              </w:rPr>
-              <w:t xml:space="preserve">e-Stat「社会・人口統計体系」ほか</w:t>
-            </w:r>
-          </w:p>
-        </w:tc>
-        <w:tc>
-          <w:tcPr>
-            <w:tcW w:type="dxa" w:w="3212"/>
-            <w:tcBorders>
-              <w:top w:val="single" w:color="C9D1DC" w:sz="4"/>
-              <w:left w:val="single" w:color="C9D1DC" w:sz="4"/>
-              <w:bottom w:val="single" w:color="C9D1DC" w:sz="4"/>
-              <w:right w:val="single" w:color="C9D1DC" w:sz="4"/>
-            </w:tcBorders>
-            <w:tcMar>
-              <w:top w:type="dxa" w:w="60"/>
-              <w:left w:type="dxa" w:w="90"/>
-              <w:bottom w:type="dxa" w:w="60"/>
-              <w:right w:type="dxa" w:w="90"/>
-            </w:tcMar>
-          </w:tcPr>
-          <w:p>
-            <w:pPr>
-              <w:spacing w:after="0" w:line="260"/>
-            </w:pPr>
-            <w:r>
-              <w:rPr>
-                <w:sz w:val="18"/>
-                <w:szCs w:val="18"/>
-              </w:rPr>
-              <w:t xml:space="preserve">介護施設の定員÷65歳以上人口×1000（カルテの参考表示のみ）</w:t>
+            <w:tcW w:type="dxa" w:w="2302"/>
+            <w:tcBorders>
+              <w:top w:val="single" w:color="C9D1DC" w:sz="4"/>
+              <w:left w:val="single" w:color="C9D1DC" w:sz="4"/>
+              <w:bottom w:val="single" w:color="C9D1DC" w:sz="4"/>
+              <w:right w:val="single" w:color="C9D1DC" w:sz="4"/>
+            </w:tcBorders>
+            <w:tcMar>
+              <w:top w:type="dxa" w:w="60"/>
+              <w:left w:type="dxa" w:w="90"/>
+              <w:bottom w:type="dxa" w:w="60"/>
+              <w:right w:type="dxa" w:w="90"/>
+            </w:tcMar>
+          </w:tcPr>
+          <w:p>
+            <w:pPr>
+              <w:spacing w:after="0" w:line="260"/>
+            </w:pPr>
+            <w:r>
+              <w:rPr>
+                <w:sz w:val="18"/>
+                <w:szCs w:val="18"/>
+              </w:rPr>
+              <w:t xml:space="preserve">介護施設定員（65歳以上千人当たり）</w:t>
+            </w:r>
+          </w:p>
+        </w:tc>
+        <w:tc>
+          <w:tcPr>
+            <w:tcW w:type="dxa" w:w="3021"/>
+            <w:tcBorders>
+              <w:top w:val="single" w:color="C9D1DC" w:sz="4"/>
+              <w:left w:val="single" w:color="C9D1DC" w:sz="4"/>
+              <w:bottom w:val="single" w:color="C9D1DC" w:sz="4"/>
+              <w:right w:val="single" w:color="C9D1DC" w:sz="4"/>
+            </w:tcBorders>
+            <w:tcMar>
+              <w:top w:type="dxa" w:w="60"/>
+              <w:left w:type="dxa" w:w="90"/>
+              <w:bottom w:type="dxa" w:w="60"/>
+              <w:right w:type="dxa" w:w="90"/>
+            </w:tcMar>
+          </w:tcPr>
+          <w:p>
+            <w:pPr>
+              <w:spacing w:after="0" w:line="260"/>
+            </w:pPr>
+            <w:r>
+              <w:rPr>
+                <w:sz w:val="18"/>
+                <w:szCs w:val="18"/>
+              </w:rPr>
+              <w:t xml:space="preserve">J230128 介護老人福祉施設定員数（2023年度）</w:t>
+            </w:r>
+          </w:p>
+        </w:tc>
+        <w:tc>
+          <w:tcPr>
+            <w:tcW w:type="dxa" w:w="3596"/>
+            <w:tcBorders>
+              <w:top w:val="single" w:color="C9D1DC" w:sz="4"/>
+              <w:left w:val="single" w:color="C9D1DC" w:sz="4"/>
+              <w:bottom w:val="single" w:color="C9D1DC" w:sz="4"/>
+              <w:right w:val="single" w:color="C9D1DC" w:sz="4"/>
+            </w:tcBorders>
+            <w:tcMar>
+              <w:top w:type="dxa" w:w="60"/>
+              <w:left w:type="dxa" w:w="90"/>
+              <w:bottom w:type="dxa" w:w="60"/>
+              <w:right w:type="dxa" w:w="90"/>
+            </w:tcMar>
+          </w:tcPr>
+          <w:p>
+            <w:pPr>
+              <w:spacing w:after="0" w:line="260"/>
+            </w:pPr>
+            <w:r>
+              <w:rPr>
+                <w:sz w:val="18"/>
+                <w:szCs w:val="18"/>
+              </w:rPr>
+              <w:t xml:space="preserve">J230128÷(CSVの人口×高齢化率÷100)×1000。小数1桁</w:t>
+            </w:r>
+          </w:p>
+        </w:tc>
+        <w:tc>
+          <w:tcPr>
+            <w:tcW w:type="dxa" w:w="719"/>
+            <w:tcBorders>
+              <w:top w:val="single" w:color="C9D1DC" w:sz="4"/>
+              <w:left w:val="single" w:color="C9D1DC" w:sz="4"/>
+              <w:bottom w:val="single" w:color="C9D1DC" w:sz="4"/>
+              <w:right w:val="single" w:color="C9D1DC" w:sz="4"/>
+            </w:tcBorders>
+            <w:tcMar>
+              <w:top w:type="dxa" w:w="60"/>
+              <w:left w:type="dxa" w:w="90"/>
+              <w:bottom w:type="dxa" w:w="60"/>
+              <w:right w:type="dxa" w:w="90"/>
+            </w:tcMar>
+          </w:tcPr>
+          <w:p>
+            <w:pPr>
+              <w:spacing w:after="0" w:line="260"/>
+            </w:pPr>
+            <w:r>
+              <w:rPr>
+                <w:sz w:val="18"/>
+                <w:szCs w:val="18"/>
+              </w:rPr>
+              <w:t xml:space="preserve">A.1</w:t>
             </w:r>
           </w:p>
         </w:tc>
@@ -5128,88 +5953,117 @@
       <w:tr>
         <w:tc>
           <w:tcPr>
-            <w:tcW w:type="dxa" w:w="3213"/>
-            <w:tcBorders>
-              <w:top w:val="single" w:color="C9D1DC" w:sz="4"/>
-              <w:left w:val="single" w:color="C9D1DC" w:sz="4"/>
-              <w:bottom w:val="single" w:color="C9D1DC" w:sz="4"/>
-              <w:right w:val="single" w:color="C9D1DC" w:sz="4"/>
-            </w:tcBorders>
-            <w:tcMar>
-              <w:top w:type="dxa" w:w="60"/>
-              <w:left w:type="dxa" w:w="90"/>
-              <w:bottom w:type="dxa" w:w="60"/>
-              <w:right w:type="dxa" w:w="90"/>
-            </w:tcMar>
-          </w:tcPr>
-          <w:p>
-            <w:pPr>
-              <w:spacing w:after="0" w:line="260"/>
-            </w:pPr>
-            <w:r>
-              <w:rPr>
-                <w:sz w:val="18"/>
-                <w:szCs w:val="18"/>
-              </w:rPr>
-              <w:t xml:space="preserve">将来推計人口（人）・将来人口増減率（%）</w:t>
-            </w:r>
-          </w:p>
-        </w:tc>
-        <w:tc>
-          <w:tcPr>
-            <w:tcW w:type="dxa" w:w="3213"/>
-            <w:tcBorders>
-              <w:top w:val="single" w:color="C9D1DC" w:sz="4"/>
-              <w:left w:val="single" w:color="C9D1DC" w:sz="4"/>
-              <w:bottom w:val="single" w:color="C9D1DC" w:sz="4"/>
-              <w:right w:val="single" w:color="C9D1DC" w:sz="4"/>
-            </w:tcBorders>
-            <w:tcMar>
-              <w:top w:type="dxa" w:w="60"/>
-              <w:left w:type="dxa" w:w="90"/>
-              <w:bottom w:type="dxa" w:w="60"/>
-              <w:right w:type="dxa" w:w="90"/>
-            </w:tcMar>
-          </w:tcPr>
-          <w:p>
-            <w:pPr>
-              <w:spacing w:after="0" w:line="260"/>
-            </w:pPr>
-            <w:r>
-              <w:rPr>
-                <w:sz w:val="18"/>
-                <w:szCs w:val="18"/>
-              </w:rPr>
-              <w:t xml:space="preserve">国立社会保障・人口問題研究所の推計（RESASに掲載）</w:t>
-            </w:r>
-          </w:p>
-        </w:tc>
-        <w:tc>
-          <w:tcPr>
-            <w:tcW w:type="dxa" w:w="3212"/>
-            <w:tcBorders>
-              <w:top w:val="single" w:color="C9D1DC" w:sz="4"/>
-              <w:left w:val="single" w:color="C9D1DC" w:sz="4"/>
-              <w:bottom w:val="single" w:color="C9D1DC" w:sz="4"/>
-              <w:right w:val="single" w:color="C9D1DC" w:sz="4"/>
-            </w:tcBorders>
-            <w:tcMar>
-              <w:top w:type="dxa" w:w="60"/>
-              <w:left w:type="dxa" w:w="90"/>
-              <w:bottom w:type="dxa" w:w="60"/>
-              <w:right w:type="dxa" w:w="90"/>
-            </w:tcMar>
-          </w:tcPr>
-          <w:p>
-            <w:pPr>
-              <w:spacing w:after="0" w:line="260"/>
-            </w:pPr>
-            <w:r>
-              <w:rPr>
-                <w:sz w:val="18"/>
-                <w:szCs w:val="18"/>
-              </w:rPr>
-              <w:t xml:space="preserve">推計年の人口と、(推計年の人口÷基準年の人口−1)×100</w:t>
+            <w:tcW w:type="dxa" w:w="2302"/>
+            <w:tcBorders>
+              <w:top w:val="single" w:color="C9D1DC" w:sz="4"/>
+              <w:left w:val="single" w:color="C9D1DC" w:sz="4"/>
+              <w:bottom w:val="single" w:color="C9D1DC" w:sz="4"/>
+              <w:right w:val="single" w:color="C9D1DC" w:sz="4"/>
+            </w:tcBorders>
+            <w:tcMar>
+              <w:top w:type="dxa" w:w="60"/>
+              <w:left w:type="dxa" w:w="90"/>
+              <w:bottom w:type="dxa" w:w="60"/>
+              <w:right w:type="dxa" w:w="90"/>
+            </w:tcMar>
+          </w:tcPr>
+          <w:p>
+            <w:pPr>
+              <w:spacing w:after="0" w:line="260"/>
+            </w:pPr>
+            <w:r>
+              <w:rPr>
+                <w:sz w:val="18"/>
+                <w:szCs w:val="18"/>
+              </w:rPr>
+              <w:t xml:space="preserve">将来推計人口・将来人口増減率</w:t>
+            </w:r>
+          </w:p>
+        </w:tc>
+        <w:tc>
+          <w:tcPr>
+            <w:tcW w:type="dxa" w:w="3021"/>
+            <w:tcBorders>
+              <w:top w:val="single" w:color="C9D1DC" w:sz="4"/>
+              <w:left w:val="single" w:color="C9D1DC" w:sz="4"/>
+              <w:bottom w:val="single" w:color="C9D1DC" w:sz="4"/>
+              <w:right w:val="single" w:color="C9D1DC" w:sz="4"/>
+            </w:tcBorders>
+            <w:tcMar>
+              <w:top w:type="dxa" w:w="60"/>
+              <w:left w:type="dxa" w:w="90"/>
+              <w:bottom w:type="dxa" w:w="60"/>
+              <w:right w:type="dxa" w:w="90"/>
+            </w:tcMar>
+          </w:tcPr>
+          <w:p>
+            <w:pPr>
+              <w:spacing w:after="0" w:line="260"/>
+            </w:pPr>
+            <w:r>
+              <w:rPr>
+                <w:sz w:val="18"/>
+                <w:szCs w:val="18"/>
+              </w:rPr>
+              <w:t xml:space="preserve">国立社会保障・人口問題研究所 結果表1（2020年・2050年）</w:t>
+            </w:r>
+          </w:p>
+        </w:tc>
+        <w:tc>
+          <w:tcPr>
+            <w:tcW w:type="dxa" w:w="3596"/>
+            <w:tcBorders>
+              <w:top w:val="single" w:color="C9D1DC" w:sz="4"/>
+              <w:left w:val="single" w:color="C9D1DC" w:sz="4"/>
+              <w:bottom w:val="single" w:color="C9D1DC" w:sz="4"/>
+              <w:right w:val="single" w:color="C9D1DC" w:sz="4"/>
+            </w:tcBorders>
+            <w:tcMar>
+              <w:top w:type="dxa" w:w="60"/>
+              <w:left w:type="dxa" w:w="90"/>
+              <w:bottom w:type="dxa" w:w="60"/>
+              <w:right w:type="dxa" w:w="90"/>
+            </w:tcMar>
+          </w:tcPr>
+          <w:p>
+            <w:pPr>
+              <w:spacing w:after="0" w:line="260"/>
+            </w:pPr>
+            <w:r>
+              <w:rPr>
+                <w:sz w:val="18"/>
+                <w:szCs w:val="18"/>
+              </w:rPr>
+              <w:t xml:space="preserve">2050年の総人口／(2050年÷2020年−1)×100。小数1桁</w:t>
+            </w:r>
+          </w:p>
+        </w:tc>
+        <w:tc>
+          <w:tcPr>
+            <w:tcW w:type="dxa" w:w="719"/>
+            <w:tcBorders>
+              <w:top w:val="single" w:color="C9D1DC" w:sz="4"/>
+              <w:left w:val="single" w:color="C9D1DC" w:sz="4"/>
+              <w:bottom w:val="single" w:color="C9D1DC" w:sz="4"/>
+              <w:right w:val="single" w:color="C9D1DC" w:sz="4"/>
+            </w:tcBorders>
+            <w:tcMar>
+              <w:top w:type="dxa" w:w="60"/>
+              <w:left w:type="dxa" w:w="90"/>
+              <w:bottom w:type="dxa" w:w="60"/>
+              <w:right w:type="dxa" w:w="90"/>
+            </w:tcMar>
+          </w:tcPr>
+          <w:p>
+            <w:pPr>
+              <w:spacing w:after="0" w:line="260"/>
+            </w:pPr>
+            <w:r>
+              <w:rPr>
+                <w:sz w:val="18"/>
+                <w:szCs w:val="18"/>
+              </w:rPr>
+              <w:t xml:space="preserve">A.5</w:t>
             </w:r>
           </w:p>
         </w:tc>
@@ -5217,65 +6071,65 @@
       <w:tr>
         <w:tc>
           <w:tcPr>
-            <w:tcW w:type="dxa" w:w="3213"/>
-            <w:tcBorders>
-              <w:top w:val="single" w:color="C9D1DC" w:sz="4"/>
-              <w:left w:val="single" w:color="C9D1DC" w:sz="4"/>
-              <w:bottom w:val="single" w:color="C9D1DC" w:sz="4"/>
-              <w:right w:val="single" w:color="C9D1DC" w:sz="4"/>
-            </w:tcBorders>
-            <w:tcMar>
-              <w:top w:type="dxa" w:w="60"/>
-              <w:left w:type="dxa" w:w="90"/>
-              <w:bottom w:type="dxa" w:w="60"/>
-              <w:right w:type="dxa" w:w="90"/>
-            </w:tcMar>
-          </w:tcPr>
-          <w:p>
-            <w:pPr>
-              <w:spacing w:after="0" w:line="260"/>
-            </w:pPr>
-            <w:r>
-              <w:rPr>
-                <w:sz w:val="18"/>
-                <w:szCs w:val="18"/>
-              </w:rPr>
-              <w:t xml:space="preserve">支出流出入率（%）</w:t>
-            </w:r>
-          </w:p>
-        </w:tc>
-        <w:tc>
-          <w:tcPr>
-            <w:tcW w:type="dxa" w:w="3213"/>
-            <w:tcBorders>
-              <w:top w:val="single" w:color="C9D1DC" w:sz="4"/>
-              <w:left w:val="single" w:color="C9D1DC" w:sz="4"/>
-              <w:bottom w:val="single" w:color="C9D1DC" w:sz="4"/>
-              <w:right w:val="single" w:color="C9D1DC" w:sz="4"/>
-            </w:tcBorders>
-            <w:tcMar>
-              <w:top w:type="dxa" w:w="60"/>
-              <w:left w:type="dxa" w:w="90"/>
-              <w:bottom w:type="dxa" w:w="60"/>
-              <w:right w:type="dxa" w:w="90"/>
-            </w:tcMar>
-          </w:tcPr>
-          <w:p>
-            <w:pPr>
-              <w:spacing w:after="0" w:line="260"/>
-            </w:pPr>
-            <w:r>
-              <w:rPr>
-                <w:sz w:val="18"/>
-                <w:szCs w:val="18"/>
-              </w:rPr>
-              <w:t xml:space="preserve">RESAS「地域ビジネス環境分析」（地域経済循環分析）</w:t>
-            </w:r>
-          </w:p>
-        </w:tc>
-        <w:tc>
-          <w:tcPr>
-            <w:tcW w:type="dxa" w:w="3212"/>
+            <w:tcW w:type="dxa" w:w="2302"/>
+            <w:tcBorders>
+              <w:top w:val="single" w:color="C9D1DC" w:sz="4"/>
+              <w:left w:val="single" w:color="C9D1DC" w:sz="4"/>
+              <w:bottom w:val="single" w:color="C9D1DC" w:sz="4"/>
+              <w:right w:val="single" w:color="C9D1DC" w:sz="4"/>
+            </w:tcBorders>
+            <w:tcMar>
+              <w:top w:type="dxa" w:w="60"/>
+              <w:left w:type="dxa" w:w="90"/>
+              <w:bottom w:type="dxa" w:w="60"/>
+              <w:right w:type="dxa" w:w="90"/>
+            </w:tcMar>
+          </w:tcPr>
+          <w:p>
+            <w:pPr>
+              <w:spacing w:after="0" w:line="260"/>
+            </w:pPr>
+            <w:r>
+              <w:rPr>
+                <w:sz w:val="18"/>
+                <w:szCs w:val="18"/>
+              </w:rPr>
+              <w:t xml:space="preserve">支出流出入率</w:t>
+            </w:r>
+          </w:p>
+        </w:tc>
+        <w:tc>
+          <w:tcPr>
+            <w:tcW w:type="dxa" w:w="3021"/>
+            <w:tcBorders>
+              <w:top w:val="single" w:color="C9D1DC" w:sz="4"/>
+              <w:left w:val="single" w:color="C9D1DC" w:sz="4"/>
+              <w:bottom w:val="single" w:color="C9D1DC" w:sz="4"/>
+              <w:right w:val="single" w:color="C9D1DC" w:sz="4"/>
+            </w:tcBorders>
+            <w:tcMar>
+              <w:top w:type="dxa" w:w="60"/>
+              <w:left w:type="dxa" w:w="90"/>
+              <w:bottom w:type="dxa" w:w="60"/>
+              <w:right w:type="dxa" w:w="90"/>
+            </w:tcMar>
+          </w:tcPr>
+          <w:p>
+            <w:pPr>
+              <w:spacing w:after="0" w:line="260"/>
+            </w:pPr>
+            <w:r>
+              <w:rPr>
+                <w:sz w:val="18"/>
+                <w:szCs w:val="18"/>
+              </w:rPr>
+              <w:t xml:space="preserve">RESAS 地域経済循環分析</w:t>
+            </w:r>
+          </w:p>
+        </w:tc>
+        <w:tc>
+          <w:tcPr>
+            <w:tcW w:type="dxa" w:w="3596"/>
             <w:tcBorders>
               <w:top w:val="single" w:color="C9D1DC" w:sz="4"/>
               <w:left w:val="single" w:color="C9D1DC" w:sz="4"/>
@@ -5299,6 +6153,35 @@
                 <w:szCs w:val="18"/>
               </w:rPr>
               <w:t xml:space="preserve">公表値。非公開の市は空欄</w:t>
+            </w:r>
+          </w:p>
+        </w:tc>
+        <w:tc>
+          <w:tcPr>
+            <w:tcW w:type="dxa" w:w="719"/>
+            <w:tcBorders>
+              <w:top w:val="single" w:color="C9D1DC" w:sz="4"/>
+              <w:left w:val="single" w:color="C9D1DC" w:sz="4"/>
+              <w:bottom w:val="single" w:color="C9D1DC" w:sz="4"/>
+              <w:right w:val="single" w:color="C9D1DC" w:sz="4"/>
+            </w:tcBorders>
+            <w:tcMar>
+              <w:top w:type="dxa" w:w="60"/>
+              <w:left w:type="dxa" w:w="90"/>
+              <w:bottom w:type="dxa" w:w="60"/>
+              <w:right w:type="dxa" w:w="90"/>
+            </w:tcMar>
+          </w:tcPr>
+          <w:p>
+            <w:pPr>
+              <w:spacing w:after="0" w:line="260"/>
+            </w:pPr>
+            <w:r>
+              <w:rPr>
+                <w:sz w:val="18"/>
+                <w:szCs w:val="18"/>
+              </w:rPr>
+              <w:t xml:space="preserve">A.8</w:t>
             </w:r>
           </w:p>
         </w:tc>
@@ -5306,7 +6189,7 @@
       <w:tr>
         <w:tc>
           <w:tcPr>
-            <w:tcW w:type="dxa" w:w="3213"/>
+            <w:tcW w:type="dxa" w:w="2302"/>
             <w:tcBorders>
               <w:top w:val="single" w:color="C9D1DC" w:sz="4"/>
               <w:left w:val="single" w:color="C9D1DC" w:sz="4"/>
@@ -5335,59 +6218,88 @@
         </w:tc>
         <w:tc>
           <w:tcPr>
-            <w:tcW w:type="dxa" w:w="3213"/>
-            <w:tcBorders>
-              <w:top w:val="single" w:color="C9D1DC" w:sz="4"/>
-              <w:left w:val="single" w:color="C9D1DC" w:sz="4"/>
-              <w:bottom w:val="single" w:color="C9D1DC" w:sz="4"/>
-              <w:right w:val="single" w:color="C9D1DC" w:sz="4"/>
-            </w:tcBorders>
-            <w:tcMar>
-              <w:top w:type="dxa" w:w="60"/>
-              <w:left w:type="dxa" w:w="90"/>
-              <w:bottom w:type="dxa" w:w="60"/>
-              <w:right w:type="dxa" w:w="90"/>
-            </w:tcMar>
-          </w:tcPr>
-          <w:p>
-            <w:pPr>
-              <w:spacing w:after="0" w:line="260"/>
-            </w:pPr>
-            <w:r>
-              <w:rPr>
-                <w:sz w:val="18"/>
-                <w:szCs w:val="18"/>
-              </w:rPr>
-              <w:t xml:space="preserve">RESAS「地域ビジネス環境分析」（経済センサス）</w:t>
-            </w:r>
-          </w:p>
-        </w:tc>
-        <w:tc>
-          <w:tcPr>
-            <w:tcW w:type="dxa" w:w="3212"/>
-            <w:tcBorders>
-              <w:top w:val="single" w:color="C9D1DC" w:sz="4"/>
-              <w:left w:val="single" w:color="C9D1DC" w:sz="4"/>
-              <w:bottom w:val="single" w:color="C9D1DC" w:sz="4"/>
-              <w:right w:val="single" w:color="C9D1DC" w:sz="4"/>
-            </w:tcBorders>
-            <w:tcMar>
-              <w:top w:type="dxa" w:w="60"/>
-              <w:left w:type="dxa" w:w="90"/>
-              <w:bottom w:type="dxa" w:w="60"/>
-              <w:right w:type="dxa" w:w="90"/>
-            </w:tcMar>
-          </w:tcPr>
-          <w:p>
-            <w:pPr>
-              <w:spacing w:after="0" w:line="260"/>
-            </w:pPr>
-            <w:r>
-              <w:rPr>
-                <w:sz w:val="18"/>
-                <w:szCs w:val="18"/>
-              </w:rPr>
-              <w:t xml:space="preserve">12業種の事業所数。秘匿（1〜2件）は空欄</w:t>
+            <w:tcW w:type="dxa" w:w="3021"/>
+            <w:tcBorders>
+              <w:top w:val="single" w:color="C9D1DC" w:sz="4"/>
+              <w:left w:val="single" w:color="C9D1DC" w:sz="4"/>
+              <w:bottom w:val="single" w:color="C9D1DC" w:sz="4"/>
+              <w:right w:val="single" w:color="C9D1DC" w:sz="4"/>
+            </w:tcBorders>
+            <w:tcMar>
+              <w:top w:type="dxa" w:w="60"/>
+              <w:left w:type="dxa" w:w="90"/>
+              <w:bottom w:type="dxa" w:w="60"/>
+              <w:right w:type="dxa" w:w="90"/>
+            </w:tcMar>
+          </w:tcPr>
+          <w:p>
+            <w:pPr>
+              <w:spacing w:after="0" w:line="260"/>
+            </w:pPr>
+            <w:r>
+              <w:rPr>
+                <w:sz w:val="18"/>
+                <w:szCs w:val="18"/>
+              </w:rPr>
+              <w:t xml:space="preserve">RESAS 経済センサス</w:t>
+            </w:r>
+          </w:p>
+        </w:tc>
+        <w:tc>
+          <w:tcPr>
+            <w:tcW w:type="dxa" w:w="3596"/>
+            <w:tcBorders>
+              <w:top w:val="single" w:color="C9D1DC" w:sz="4"/>
+              <w:left w:val="single" w:color="C9D1DC" w:sz="4"/>
+              <w:bottom w:val="single" w:color="C9D1DC" w:sz="4"/>
+              <w:right w:val="single" w:color="C9D1DC" w:sz="4"/>
+            </w:tcBorders>
+            <w:tcMar>
+              <w:top w:type="dxa" w:w="60"/>
+              <w:left w:type="dxa" w:w="90"/>
+              <w:bottom w:type="dxa" w:w="60"/>
+              <w:right w:type="dxa" w:w="90"/>
+            </w:tcMar>
+          </w:tcPr>
+          <w:p>
+            <w:pPr>
+              <w:spacing w:after="0" w:line="260"/>
+            </w:pPr>
+            <w:r>
+              <w:rPr>
+                <w:sz w:val="18"/>
+                <w:szCs w:val="18"/>
+              </w:rPr>
+              <w:t xml:space="preserve">秘匿（1〜2件）は空欄</w:t>
+            </w:r>
+          </w:p>
+        </w:tc>
+        <w:tc>
+          <w:tcPr>
+            <w:tcW w:type="dxa" w:w="719"/>
+            <w:tcBorders>
+              <w:top w:val="single" w:color="C9D1DC" w:sz="4"/>
+              <w:left w:val="single" w:color="C9D1DC" w:sz="4"/>
+              <w:bottom w:val="single" w:color="C9D1DC" w:sz="4"/>
+              <w:right w:val="single" w:color="C9D1DC" w:sz="4"/>
+            </w:tcBorders>
+            <w:tcMar>
+              <w:top w:type="dxa" w:w="60"/>
+              <w:left w:type="dxa" w:w="90"/>
+              <w:bottom w:type="dxa" w:w="60"/>
+              <w:right w:type="dxa" w:w="90"/>
+            </w:tcMar>
+          </w:tcPr>
+          <w:p>
+            <w:pPr>
+              <w:spacing w:after="0" w:line="260"/>
+            </w:pPr>
+            <w:r>
+              <w:rPr>
+                <w:sz w:val="18"/>
+                <w:szCs w:val="18"/>
+              </w:rPr>
+              <w:t xml:space="preserve">A.8</w:t>
             </w:r>
           </w:p>
         </w:tc>
@@ -11611,6 +12523,13 @@
             <w:pPr>
               <w:spacing w:after="0" w:line="260"/>
             </w:pPr>
+            <w:r>
+              <w:rPr>
+                <w:sz w:val="18"/>
+                <w:szCs w:val="18"/>
+              </w:rPr>
+              <w:t xml:space="preserve">2026-09-30</w:t>
+            </w:r>
           </w:p>
         </w:tc>
         <w:tc>
@@ -11633,6 +12552,13 @@
             <w:pPr>
               <w:spacing w:after="0" w:line="260"/>
             </w:pPr>
+            <w:r>
+              <w:rPr>
+                <w:sz w:val="18"/>
+                <w:szCs w:val="18"/>
+              </w:rPr>
+              <w:t xml:space="preserve">各列の取り方を公式の表から再現して確認し、3.4を訂正（可住地面積・診療所・世帯数などの記述の誤りを修正）。付録A（データの取り方・画面の操作とExcelの式）を追加。データ更新ツールのCSVに「自治体コード」列を追加</w:t>
+            </w:r>
           </w:p>
         </w:tc>
         <w:tc>
@@ -11795,6 +12721,3200 @@
         </w:tc>
       </w:tr>
     </w:tbl>
+    <w:p>
+      <w:pPr>
+        <w:pStyle w:val="Heading1"/>
+        <w:pageBreakBefore/>
+      </w:pPr>
+      <w:r>
+        <w:t xml:space="preserve">付録A. データの取り方（画面の操作とExcelの式）</w:t>
+      </w:r>
+    </w:p>
+    <w:p>
+      <w:pPr>
+        <w:spacing w:after="120" w:line="320"/>
+      </w:pPr>
+      <w:r>
+        <w:t xml:space="preserve">3.4の表に書いた数値を、公式サイトからどう取ってくるかを、画面の操作順に書きます。</w:t>
+      </w:r>
+      <w:r>
+        <w:rPr>
+          <w:b/>
+          <w:bCs/>
+        </w:rPr>
+        <w:t xml:space="preserve">ここに書いた手順と式は、現在の値を実際に取り直して、43市町村すべてで今の値と一致することを確かめたものです。</w:t>
+      </w:r>
+      <w:r>
+        <w:t xml:space="preserve">ただし、次の2点は確かめられていません。</w:t>
+      </w:r>
+    </w:p>
+    <w:p>
+      <w:pPr>
+        <w:pStyle w:val="ListParagraph"/>
+        <w:numPr>
+          <w:ilvl w:val="0"/>
+          <w:numId w:val="2"/>
+        </w:numPr>
+        <w:spacing w:after="60" w:line="300"/>
+      </w:pPr>
+      <w:r>
+        <w:rPr>
+          <w:b/>
+          <w:bCs/>
+        </w:rPr>
+        <w:t xml:space="preserve">RESAS（支出流出入率・業種別事業所数）</w:t>
+      </w:r>
+      <w:r>
+        <w:t xml:space="preserve">：画面で数値を読む作業になり、ダウンロード機能の出力形式を確認できていません。A.8を参照してください。</w:t>
+      </w:r>
+    </w:p>
+    <w:p>
+      <w:pPr>
+        <w:pStyle w:val="ListParagraph"/>
+        <w:numPr>
+          <w:ilvl w:val="0"/>
+          <w:numId w:val="2"/>
+        </w:numPr>
+        <w:spacing w:after="60" w:line="300"/>
+      </w:pPr>
+      <w:r>
+        <w:rPr>
+          <w:b/>
+          <w:bCs/>
+        </w:rPr>
+        <w:t xml:space="preserve">地図を使う列（浸水・地震・液状化・鉄道駅）</w:t>
+      </w:r>
+      <w:r>
+        <w:t xml:space="preserve">：Pythonでの計算が必要です。A.9を参照してください。</w:t>
+      </w:r>
+    </w:p>
+    <w:p>
+      <w:pPr>
+        <w:spacing w:after="120" w:line="320"/>
+      </w:pPr>
+      <w:r>
+        <w:t xml:space="preserve">ボタンの名前は2026年9月時点のものです。サイトの改修で名前や場所が変わることがあります。変わっていたら、近い名前のボタンを探してください。</w:t>
+      </w:r>
+    </w:p>
+    <w:p>
+      <w:pPr>
+        <w:pStyle w:val="Heading2"/>
+      </w:pPr>
+      <w:r>
+        <w:t xml:space="preserve">A.0 はじめに（作業ブックの作り方と、最初の練習）</w:t>
+      </w:r>
+    </w:p>
+    <w:p>
+      <w:pPr>
+        <w:pStyle w:val="ListParagraph"/>
+        <w:numPr>
+          <w:ilvl w:val="0"/>
+          <w:numId w:val="6"/>
+        </w:numPr>
+        <w:spacing w:after="80" w:line="300"/>
+      </w:pPr>
+      <w:r>
+        <w:t xml:space="preserve">データ更新ツールで、今のデータをCSVで保存する（3.2の手順3）。このCSVをExcelで開き、</w:t>
+      </w:r>
+      <w:r>
+        <w:rPr>
+          <w:b/>
+          <w:bCs/>
+        </w:rPr>
+        <w:t xml:space="preserve">「作業用.xlsx」という名前でExcelブック形式で保存</w:t>
+      </w:r>
+      <w:r>
+        <w:t xml:space="preserve">する。シート名を「取り込み用」にする。列は、1列目＝市町村ID、2列目＝市町村名、3列目＝自治体コード、4列目以降が各統計の列。</w:t>
+      </w:r>
+    </w:p>
+    <w:p>
+      <w:pPr>
+        <w:pStyle w:val="ListParagraph"/>
+        <w:numPr>
+          <w:ilvl w:val="0"/>
+          <w:numId w:val="6"/>
+        </w:numPr>
+        <w:spacing w:after="80" w:line="300"/>
+      </w:pPr>
+      <w:r>
+        <w:t xml:space="preserve">公式サイトからダウンロードした表は、それぞれ</w:t>
+      </w:r>
+      <w:r>
+        <w:rPr>
+          <w:b/>
+          <w:bCs/>
+        </w:rPr>
+        <w:t xml:space="preserve">別のシート</w:t>
+      </w:r>
+      <w:r>
+        <w:t xml:space="preserve">に貼り付ける（シート名の例：国2020、国2015、体系2024、体系2022、体系2023、交通、マイナ、食料品、将来人口、土砂、導入AI、導入RPA、導入生成AI、オンライン）。シート名は式の中に出てくるので、あとで変えない。</w:t>
+      </w:r>
+    </w:p>
+    <w:p>
+      <w:pPr>
+        <w:pStyle w:val="ListParagraph"/>
+        <w:numPr>
+          <w:ilvl w:val="0"/>
+          <w:numId w:val="6"/>
+        </w:numPr>
+        <w:spacing w:after="80" w:line="300"/>
+      </w:pPr>
+      <w:r>
+        <w:t xml:space="preserve">「取り込み用」シートの計算列に、A.10の式を入れる。全43行にコピーして、値になったら「値のみ貼り付け」で数値に固定する。</w:t>
+      </w:r>
+    </w:p>
+    <w:p>
+      <w:pPr>
+        <w:pStyle w:val="ListParagraph"/>
+        <w:numPr>
+          <w:ilvl w:val="0"/>
+          <w:numId w:val="6"/>
+        </w:numPr>
+        <w:spacing w:after="80" w:line="300"/>
+      </w:pPr>
+      <w:r>
+        <w:t xml:space="preserve">最後に、「取り込み用」シートだけを、新しいブックにコピーして</w:t>
+      </w:r>
+      <w:r>
+        <w:rPr>
+          <w:b/>
+          <w:bCs/>
+        </w:rPr>
+        <w:t xml:space="preserve">CSV UTF-8形式で保存</w:t>
+      </w:r>
+      <w:r>
+        <w:t xml:space="preserve">し、データ更新ツールの「3」で読み込む。</w:t>
+      </w:r>
+    </w:p>
+    <w:p>
+      <w:pPr>
+        <w:pBdr>
+          <w:left w:val="single" w:color="C77D12" w:sz="18" w:space="6"/>
+        </w:pBdr>
+        <w:shd w:fill="FBEEDA" w:color="auto" w:val="clear"/>
+        <w:spacing w:after="160" w:before="60" w:line="300"/>
+        <w:ind w:left="120"/>
+      </w:pPr>
+      <w:r>
+        <w:rPr>
+          <w:b/>
+          <w:bCs/>
+          <w:sz w:val="20"/>
+          <w:szCs w:val="20"/>
+        </w:rPr>
+        <w:t xml:space="preserve">最初の1回は練習を兼ねて、今の年次と同じ統計（例：2020年の国勢調査）で作業してください。</w:t>
+      </w:r>
+      <w:r>
+        <w:rPr>
+          <w:sz w:val="20"/>
+          <w:szCs w:val="20"/>
+        </w:rPr>
+        <w:t xml:space="preserve">式の結果がデータ更新ツールの「変更一覧」で「変更0か所」になれば、手順も式も正しく動いています。差が出たら、新しい年の数値を入れる前に、その原因を見つけてください。</w:t>
+      </w:r>
+    </w:p>
+    <w:p>
+      <w:pPr>
+        <w:pStyle w:val="Heading3"/>
+      </w:pPr>
+      <w:r>
+        <w:t xml:space="preserve">自治体コードの合わせ方（一番つまずきやすい点）</w:t>
+      </w:r>
+    </w:p>
+    <w:p>
+      <w:pPr>
+        <w:pStyle w:val="ListParagraph"/>
+        <w:numPr>
+          <w:ilvl w:val="0"/>
+          <w:numId w:val="2"/>
+        </w:numPr>
+        <w:spacing w:after="60" w:line="300"/>
+      </w:pPr>
+      <w:r>
+        <w:t xml:space="preserve">公式サイトの表には、市町村名だけで並んでいるものがあります。</w:t>
+      </w:r>
+      <w:r>
+        <w:rPr>
+          <w:b/>
+          <w:bCs/>
+        </w:rPr>
+        <w:t xml:space="preserve">名前で探すと間違えます。</w:t>
+      </w:r>
+      <w:r>
+        <w:t xml:space="preserve">例：「大阪市」を含む名前として「東大阪市」があり、「太子町」は兵庫県にもあります。5桁の自治体コード（大阪市＝27100など）で探せる表は、コードで探してください。</w:t>
+      </w:r>
+    </w:p>
+    <w:p>
+      <w:pPr>
+        <w:pStyle w:val="ListParagraph"/>
+        <w:numPr>
+          <w:ilvl w:val="0"/>
+          <w:numId w:val="2"/>
+        </w:numPr>
+        <w:spacing w:after="60" w:line="300"/>
+      </w:pPr>
+      <w:r>
+        <w:t xml:space="preserve">コードは、Excelの中で「数値」のときと「文字」のときがあります。セルの中で右に寄っていれば数値、左に寄っていれば文字です。</w:t>
+      </w:r>
+      <w:r>
+        <w:rPr>
+          <w:b/>
+          <w:bCs/>
+        </w:rPr>
+        <w:t xml:space="preserve">探す側と探される側の型が違うと、#N/A（見つかりません）になります。</w:t>
+      </w:r>
+      <w:r>
+        <w:t xml:space="preserve">その場合は、A.10の「型をそろえる式」を使ってください。</w:t>
+      </w:r>
+    </w:p>
+    <w:p>
+      <w:pPr>
+        <w:pStyle w:val="ListParagraph"/>
+        <w:numPr>
+          <w:ilvl w:val="0"/>
+          <w:numId w:val="2"/>
+        </w:numPr>
+        <w:spacing w:after="60" w:line="300"/>
+      </w:pPr>
+      <w:r>
+        <w:t xml:space="preserve">e-Statの表の「-」「*</w:t>
+      </w:r>
+      <w:r>
+        <w:rPr>
+          <w:b/>
+          <w:bCs/>
+        </w:rPr>
+        <w:t xml:space="preserve">」「X」は、数値ではなく記号です（データなし・調査していない・秘匿）。数値の列にこの記号が残っていると、計算で #VALUE! などのエラーになるので気づけます。</w:t>
+      </w:r>
+      <w:r>
+        <w:t xml:space="preserve">SUMIFS関数は、見つからない項目を静かに0として合計してしまう**ので、公表されていない項目にSUMIFSを使わないでください。</w:t>
+      </w:r>
+    </w:p>
+    <w:p>
+      <w:pPr>
+        <w:pStyle w:val="Heading2"/>
+      </w:pPr>
+      <w:r>
+        <w:t xml:space="preserve">A.1 e-Stat「社会・人口統計体系」市区町村データ</w:t>
+      </w:r>
+    </w:p>
+    <w:p>
+      <w:pPr>
+        <w:spacing w:after="120" w:line="320"/>
+      </w:pPr>
+      <w:r>
+        <w:t xml:space="preserve">人口・高齢化率・世帯数・面積・財政力指数・空き家率・単独世帯率・生産年齢人口・事業所数・診療所・学校・可住地面積・介護施設定員は、すべてこの1つのサイトから取れます。</w:t>
+      </w:r>
+    </w:p>
+    <w:p>
+      <w:pPr>
+        <w:spacing w:after="120" w:line="320"/>
+      </w:pPr>
+      <w:r>
+        <w:t xml:space="preserve">入り口：https://www.e-stat.go.jp/regional-statistics/ssdsview/municipality</w:t>
+      </w:r>
+    </w:p>
+    <w:p>
+      <w:pPr>
+        <w:pStyle w:val="ListParagraph"/>
+        <w:numPr>
+          <w:ilvl w:val="0"/>
+          <w:numId w:val="7"/>
+        </w:numPr>
+        <w:spacing w:after="80" w:line="300"/>
+      </w:pPr>
+      <w:r>
+        <w:t xml:space="preserve">上のページを開く。画面は「地域選択」→「表示項目選択」→「統計表表示」の順に進む。</w:t>
+      </w:r>
+    </w:p>
+    <w:p>
+      <w:pPr>
+        <w:pStyle w:val="ListParagraph"/>
+        <w:numPr>
+          <w:ilvl w:val="0"/>
+          <w:numId w:val="7"/>
+        </w:numPr>
+        <w:spacing w:after="80" w:line="300"/>
+      </w:pPr>
+      <w:r>
+        <w:rPr>
+          <w:b/>
+          <w:bCs/>
+        </w:rPr>
+        <w:t xml:space="preserve">地域選択：</w:t>
+      </w:r>
+      <w:r>
+        <w:t xml:space="preserve">都道府県のプルダウンで「大阪府」を選ぶ。政令指定都市の「区」を含めるチェックがあれば</w:t>
+      </w:r>
+      <w:r>
+        <w:rPr>
+          <w:b/>
+          <w:bCs/>
+        </w:rPr>
+        <w:t xml:space="preserve">外す</w:t>
+      </w:r>
+      <w:r>
+        <w:t xml:space="preserve">（外さないと、大阪市24区・堺市7区の行が混ざる）。「実行」を押して市区町村の一覧を出し、「全て選択」→「確定」。</w:t>
+      </w:r>
+    </w:p>
+    <w:p>
+      <w:pPr>
+        <w:pStyle w:val="ListParagraph"/>
+        <w:numPr>
+          <w:ilvl w:val="0"/>
+          <w:numId w:val="7"/>
+        </w:numPr>
+        <w:spacing w:after="80" w:line="300"/>
+      </w:pPr>
+      <w:r>
+        <w:rPr>
+          <w:b/>
+          <w:bCs/>
+        </w:rPr>
+        <w:t xml:space="preserve">表示項目選択：</w:t>
+      </w:r>
+      <w:r>
+        <w:t xml:space="preserve">項目の一覧（プルダウンの複数選択）から、下の表の項目を選ぶ。項目名の先頭に、A1101_総人口のようにコードが付いている。先頭に # が付くものは「指標データ」（計算済みの値）。</w:t>
+      </w:r>
+      <w:r>
+        <w:rPr>
+          <w:b/>
+          <w:bCs/>
+        </w:rPr>
+        <w:t xml:space="preserve">一度に選べるのは25項目まで。</w:t>
+      </w:r>
+      <w:r>
+        <w:t xml:space="preserve">「項目を選択」→「確定」を押す。「処理中」の表示が消えるまで待つ。</w:t>
+      </w:r>
+    </w:p>
+    <w:p>
+      <w:pPr>
+        <w:pStyle w:val="ListParagraph"/>
+        <w:numPr>
+          <w:ilvl w:val="0"/>
+          <w:numId w:val="7"/>
+        </w:numPr>
+        <w:spacing w:after="80" w:line="300"/>
+      </w:pPr>
+      <w:r>
+        <w:rPr>
+          <w:b/>
+          <w:bCs/>
+        </w:rPr>
+        <w:t xml:space="preserve">年を選ぶ：</w:t>
+      </w:r>
+      <w:r>
+        <w:t xml:space="preserve">表の上にある調査年のプルダウン（例：2020年度）で年を選び、「再表示」を押す。国勢調査の項目も「年度」と表示される。</w:t>
+      </w:r>
+      <w:r>
+        <w:rPr>
+          <w:b/>
+          <w:bCs/>
+        </w:rPr>
+        <w:t xml:space="preserve">年ごとに別の表になるので、下の表のセットごとに、年を選んでダウンロードする。</w:t>
+      </w:r>
+    </w:p>
+    <w:p>
+      <w:pPr>
+        <w:pStyle w:val="ListParagraph"/>
+        <w:numPr>
+          <w:ilvl w:val="0"/>
+          <w:numId w:val="7"/>
+        </w:numPr>
+        <w:spacing w:after="80" w:line="300"/>
+      </w:pPr>
+      <w:r>
+        <w:t xml:space="preserve">「ダウンロード」ボタンを押すと、別のウィンドウが開く。設定は次の3つ：ファイル形式は「UTF-8(BOM有り)」（Excelで文字化けしない）、出力範囲は「ページ上部の選択項目」、そして</w:t>
+      </w:r>
+      <w:r>
+        <w:rPr>
+          <w:b/>
+          <w:bCs/>
+        </w:rPr>
+        <w:t xml:space="preserve">「桁区切り(,)を使用しない」にチェック</w:t>
+      </w:r>
+      <w:r>
+        <w:t xml:space="preserve">（カンマ付きだと、数値が文字になる）。</w:t>
+      </w:r>
+    </w:p>
+    <w:p>
+      <w:pPr>
+        <w:pStyle w:val="ListParagraph"/>
+        <w:numPr>
+          <w:ilvl w:val="0"/>
+          <w:numId w:val="7"/>
+        </w:numPr>
+        <w:spacing w:after="80" w:line="300"/>
+      </w:pPr>
+      <w:r>
+        <w:t xml:space="preserve">ファイル作成のボタンを押し、しばらく待つ。ファイルの一覧が出たら「ダウンロード」を押す。ウィンドウが自動で閉じることがある。ダウンロードフォルダに保存される。</w:t>
+      </w:r>
+    </w:p>
+    <w:p>
+      <w:pPr>
+        <w:pStyle w:val="ListParagraph"/>
+        <w:numPr>
+          <w:ilvl w:val="0"/>
+          <w:numId w:val="7"/>
+        </w:numPr>
+        <w:spacing w:after="80" w:line="300"/>
+      </w:pPr>
+      <w:r>
+        <w:t xml:space="preserve">ダウンロードしたCSVをExcelで開き、全体をコピーして、作業ブックの該当シートに貼り付ける。</w:t>
+      </w:r>
+    </w:p>
+    <w:p>
+      <w:pPr>
+        <w:spacing w:after="120" w:line="320"/>
+      </w:pPr>
+      <w:r>
+        <w:t xml:space="preserve">取るセット（1セット＝1回のダウンロード）：</w:t>
+      </w:r>
+    </w:p>
+    <w:tbl>
+      <w:tblPr>
+        <w:tblW w:type="dxa" w:w="9638"/>
+        <w:tblBorders>
+          <w:top w:val="single" w:color="auto" w:sz="4"/>
+          <w:left w:val="single" w:color="auto" w:sz="4"/>
+          <w:bottom w:val="single" w:color="auto" w:sz="4"/>
+          <w:right w:val="single" w:color="auto" w:sz="4"/>
+          <w:insideH w:val="single" w:color="auto" w:sz="4"/>
+          <w:insideV w:val="single" w:color="auto" w:sz="4"/>
+        </w:tblBorders>
+      </w:tblPr>
+      <w:tblGrid>
+        <w:gridCol w:w="2224"/>
+        <w:gridCol w:w="1483"/>
+        <w:gridCol w:w="5931"/>
+      </w:tblGrid>
+      <w:tr>
+        <w:trPr>
+          <w:tblHeader/>
+        </w:trPr>
+        <w:tc>
+          <w:tcPr>
+            <w:tcW w:type="dxa" w:w="2224"/>
+            <w:tcBorders>
+              <w:top w:val="single" w:color="C9D1DC" w:sz="4"/>
+              <w:left w:val="single" w:color="C9D1DC" w:sz="4"/>
+              <w:bottom w:val="single" w:color="C9D1DC" w:sz="4"/>
+              <w:right w:val="single" w:color="C9D1DC" w:sz="4"/>
+            </w:tcBorders>
+            <w:shd w:fill="E3ECF8" w:color="auto" w:val="clear"/>
+            <w:tcMar>
+              <w:top w:type="dxa" w:w="60"/>
+              <w:left w:type="dxa" w:w="90"/>
+              <w:bottom w:type="dxa" w:w="60"/>
+              <w:right w:type="dxa" w:w="90"/>
+            </w:tcMar>
+          </w:tcPr>
+          <w:p>
+            <w:pPr>
+              <w:spacing w:after="0" w:line="260"/>
+            </w:pPr>
+            <w:r>
+              <w:rPr>
+                <w:b/>
+                <w:bCs/>
+                <w:sz w:val="18"/>
+                <w:szCs w:val="18"/>
+              </w:rPr>
+              <w:t xml:space="preserve">セット（シート名）</w:t>
+            </w:r>
+          </w:p>
+        </w:tc>
+        <w:tc>
+          <w:tcPr>
+            <w:tcW w:type="dxa" w:w="1483"/>
+            <w:tcBorders>
+              <w:top w:val="single" w:color="C9D1DC" w:sz="4"/>
+              <w:left w:val="single" w:color="C9D1DC" w:sz="4"/>
+              <w:bottom w:val="single" w:color="C9D1DC" w:sz="4"/>
+              <w:right w:val="single" w:color="C9D1DC" w:sz="4"/>
+            </w:tcBorders>
+            <w:shd w:fill="E3ECF8" w:color="auto" w:val="clear"/>
+            <w:tcMar>
+              <w:top w:type="dxa" w:w="60"/>
+              <w:left w:type="dxa" w:w="90"/>
+              <w:bottom w:type="dxa" w:w="60"/>
+              <w:right w:type="dxa" w:w="90"/>
+            </w:tcMar>
+          </w:tcPr>
+          <w:p>
+            <w:pPr>
+              <w:spacing w:after="0" w:line="260"/>
+            </w:pPr>
+            <w:r>
+              <w:rPr>
+                <w:b/>
+                <w:bCs/>
+                <w:sz w:val="18"/>
+                <w:szCs w:val="18"/>
+              </w:rPr>
+              <w:t xml:space="preserve">年</w:t>
+            </w:r>
+          </w:p>
+        </w:tc>
+        <w:tc>
+          <w:tcPr>
+            <w:tcW w:type="dxa" w:w="5931"/>
+            <w:tcBorders>
+              <w:top w:val="single" w:color="C9D1DC" w:sz="4"/>
+              <w:left w:val="single" w:color="C9D1DC" w:sz="4"/>
+              <w:bottom w:val="single" w:color="C9D1DC" w:sz="4"/>
+              <w:right w:val="single" w:color="C9D1DC" w:sz="4"/>
+            </w:tcBorders>
+            <w:shd w:fill="E3ECF8" w:color="auto" w:val="clear"/>
+            <w:tcMar>
+              <w:top w:type="dxa" w:w="60"/>
+              <w:left w:type="dxa" w:w="90"/>
+              <w:bottom w:type="dxa" w:w="60"/>
+              <w:right w:type="dxa" w:w="90"/>
+            </w:tcMar>
+          </w:tcPr>
+          <w:p>
+            <w:pPr>
+              <w:spacing w:after="0" w:line="260"/>
+            </w:pPr>
+            <w:r>
+              <w:rPr>
+                <w:b/>
+                <w:bCs/>
+                <w:sz w:val="18"/>
+                <w:szCs w:val="18"/>
+              </w:rPr>
+              <w:t xml:space="preserve">選ぶ項目</w:t>
+            </w:r>
+          </w:p>
+        </w:tc>
+      </w:tr>
+      <w:tr>
+        <w:tc>
+          <w:tcPr>
+            <w:tcW w:type="dxa" w:w="2224"/>
+            <w:tcBorders>
+              <w:top w:val="single" w:color="C9D1DC" w:sz="4"/>
+              <w:left w:val="single" w:color="C9D1DC" w:sz="4"/>
+              <w:bottom w:val="single" w:color="C9D1DC" w:sz="4"/>
+              <w:right w:val="single" w:color="C9D1DC" w:sz="4"/>
+            </w:tcBorders>
+            <w:tcMar>
+              <w:top w:type="dxa" w:w="60"/>
+              <w:left w:type="dxa" w:w="90"/>
+              <w:bottom w:type="dxa" w:w="60"/>
+              <w:right w:type="dxa" w:w="90"/>
+            </w:tcMar>
+          </w:tcPr>
+          <w:p>
+            <w:pPr>
+              <w:spacing w:after="0" w:line="260"/>
+            </w:pPr>
+            <w:r>
+              <w:rPr>
+                <w:sz w:val="18"/>
+                <w:szCs w:val="18"/>
+              </w:rPr>
+              <w:t xml:space="preserve">国2020</w:t>
+            </w:r>
+          </w:p>
+        </w:tc>
+        <w:tc>
+          <w:tcPr>
+            <w:tcW w:type="dxa" w:w="1483"/>
+            <w:tcBorders>
+              <w:top w:val="single" w:color="C9D1DC" w:sz="4"/>
+              <w:left w:val="single" w:color="C9D1DC" w:sz="4"/>
+              <w:bottom w:val="single" w:color="C9D1DC" w:sz="4"/>
+              <w:right w:val="single" w:color="C9D1DC" w:sz="4"/>
+            </w:tcBorders>
+            <w:tcMar>
+              <w:top w:type="dxa" w:w="60"/>
+              <w:left w:type="dxa" w:w="90"/>
+              <w:bottom w:type="dxa" w:w="60"/>
+              <w:right w:type="dxa" w:w="90"/>
+            </w:tcMar>
+          </w:tcPr>
+          <w:p>
+            <w:pPr>
+              <w:spacing w:after="0" w:line="260"/>
+            </w:pPr>
+            <w:r>
+              <w:rPr>
+                <w:sz w:val="18"/>
+                <w:szCs w:val="18"/>
+              </w:rPr>
+              <w:t xml:space="preserve">2020年度</w:t>
+            </w:r>
+          </w:p>
+        </w:tc>
+        <w:tc>
+          <w:tcPr>
+            <w:tcW w:type="dxa" w:w="5931"/>
+            <w:tcBorders>
+              <w:top w:val="single" w:color="C9D1DC" w:sz="4"/>
+              <w:left w:val="single" w:color="C9D1DC" w:sz="4"/>
+              <w:bottom w:val="single" w:color="C9D1DC" w:sz="4"/>
+              <w:right w:val="single" w:color="C9D1DC" w:sz="4"/>
+            </w:tcBorders>
+            <w:tcMar>
+              <w:top w:type="dxa" w:w="60"/>
+              <w:left w:type="dxa" w:w="90"/>
+              <w:bottom w:type="dxa" w:w="60"/>
+              <w:right w:type="dxa" w:w="90"/>
+            </w:tcMar>
+          </w:tcPr>
+          <w:p>
+            <w:pPr>
+              <w:spacing w:after="0" w:line="260"/>
+            </w:pPr>
+            <w:r>
+              <w:rPr>
+                <w:sz w:val="18"/>
+                <w:szCs w:val="18"/>
+              </w:rPr>
+              <w:t xml:space="preserve">A1101 総人口、A1302 15〜64歳人口、A1303 65歳以上人口、A7101 世帯数、A710101 一般世帯数、A8201 夫65歳以上・妻60歳以上の夫婦のみの世帯数、A8301 65歳以上世帯員の単独世帯数</w:t>
+            </w:r>
+          </w:p>
+        </w:tc>
+      </w:tr>
+      <w:tr>
+        <w:tc>
+          <w:tcPr>
+            <w:tcW w:type="dxa" w:w="2224"/>
+            <w:tcBorders>
+              <w:top w:val="single" w:color="C9D1DC" w:sz="4"/>
+              <w:left w:val="single" w:color="C9D1DC" w:sz="4"/>
+              <w:bottom w:val="single" w:color="C9D1DC" w:sz="4"/>
+              <w:right w:val="single" w:color="C9D1DC" w:sz="4"/>
+            </w:tcBorders>
+            <w:tcMar>
+              <w:top w:type="dxa" w:w="60"/>
+              <w:left w:type="dxa" w:w="90"/>
+              <w:bottom w:type="dxa" w:w="60"/>
+              <w:right w:type="dxa" w:w="90"/>
+            </w:tcMar>
+          </w:tcPr>
+          <w:p>
+            <w:pPr>
+              <w:spacing w:after="0" w:line="260"/>
+            </w:pPr>
+            <w:r>
+              <w:rPr>
+                <w:sz w:val="18"/>
+                <w:szCs w:val="18"/>
+              </w:rPr>
+              <w:t xml:space="preserve">国2015</w:t>
+            </w:r>
+          </w:p>
+        </w:tc>
+        <w:tc>
+          <w:tcPr>
+            <w:tcW w:type="dxa" w:w="1483"/>
+            <w:tcBorders>
+              <w:top w:val="single" w:color="C9D1DC" w:sz="4"/>
+              <w:left w:val="single" w:color="C9D1DC" w:sz="4"/>
+              <w:bottom w:val="single" w:color="C9D1DC" w:sz="4"/>
+              <w:right w:val="single" w:color="C9D1DC" w:sz="4"/>
+            </w:tcBorders>
+            <w:tcMar>
+              <w:top w:type="dxa" w:w="60"/>
+              <w:left w:type="dxa" w:w="90"/>
+              <w:bottom w:type="dxa" w:w="60"/>
+              <w:right w:type="dxa" w:w="90"/>
+            </w:tcMar>
+          </w:tcPr>
+          <w:p>
+            <w:pPr>
+              <w:spacing w:after="0" w:line="260"/>
+            </w:pPr>
+            <w:r>
+              <w:rPr>
+                <w:sz w:val="18"/>
+                <w:szCs w:val="18"/>
+              </w:rPr>
+              <w:t xml:space="preserve">2015年度</w:t>
+            </w:r>
+          </w:p>
+        </w:tc>
+        <w:tc>
+          <w:tcPr>
+            <w:tcW w:type="dxa" w:w="5931"/>
+            <w:tcBorders>
+              <w:top w:val="single" w:color="C9D1DC" w:sz="4"/>
+              <w:left w:val="single" w:color="C9D1DC" w:sz="4"/>
+              <w:bottom w:val="single" w:color="C9D1DC" w:sz="4"/>
+              <w:right w:val="single" w:color="C9D1DC" w:sz="4"/>
+            </w:tcBorders>
+            <w:tcMar>
+              <w:top w:type="dxa" w:w="60"/>
+              <w:left w:type="dxa" w:w="90"/>
+              <w:bottom w:type="dxa" w:w="60"/>
+              <w:right w:type="dxa" w:w="90"/>
+            </w:tcMar>
+          </w:tcPr>
+          <w:p>
+            <w:pPr>
+              <w:spacing w:after="0" w:line="260"/>
+            </w:pPr>
+            <w:r>
+              <w:rPr>
+                <w:sz w:val="18"/>
+                <w:szCs w:val="18"/>
+              </w:rPr>
+              <w:t xml:space="preserve">A1101、A1302、A1303</w:t>
+            </w:r>
+          </w:p>
+        </w:tc>
+      </w:tr>
+      <w:tr>
+        <w:tc>
+          <w:tcPr>
+            <w:tcW w:type="dxa" w:w="2224"/>
+            <w:tcBorders>
+              <w:top w:val="single" w:color="C9D1DC" w:sz="4"/>
+              <w:left w:val="single" w:color="C9D1DC" w:sz="4"/>
+              <w:bottom w:val="single" w:color="C9D1DC" w:sz="4"/>
+              <w:right w:val="single" w:color="C9D1DC" w:sz="4"/>
+            </w:tcBorders>
+            <w:tcMar>
+              <w:top w:type="dxa" w:w="60"/>
+              <w:left w:type="dxa" w:w="90"/>
+              <w:bottom w:type="dxa" w:w="60"/>
+              <w:right w:type="dxa" w:w="90"/>
+            </w:tcMar>
+          </w:tcPr>
+          <w:p>
+            <w:pPr>
+              <w:spacing w:after="0" w:line="260"/>
+            </w:pPr>
+            <w:r>
+              <w:rPr>
+                <w:sz w:val="18"/>
+                <w:szCs w:val="18"/>
+              </w:rPr>
+              <w:t xml:space="preserve">体系2024</w:t>
+            </w:r>
+          </w:p>
+        </w:tc>
+        <w:tc>
+          <w:tcPr>
+            <w:tcW w:type="dxa" w:w="1483"/>
+            <w:tcBorders>
+              <w:top w:val="single" w:color="C9D1DC" w:sz="4"/>
+              <w:left w:val="single" w:color="C9D1DC" w:sz="4"/>
+              <w:bottom w:val="single" w:color="C9D1DC" w:sz="4"/>
+              <w:right w:val="single" w:color="C9D1DC" w:sz="4"/>
+            </w:tcBorders>
+            <w:tcMar>
+              <w:top w:type="dxa" w:w="60"/>
+              <w:left w:type="dxa" w:w="90"/>
+              <w:bottom w:type="dxa" w:w="60"/>
+              <w:right w:type="dxa" w:w="90"/>
+            </w:tcMar>
+          </w:tcPr>
+          <w:p>
+            <w:pPr>
+              <w:spacing w:after="0" w:line="260"/>
+            </w:pPr>
+            <w:r>
+              <w:rPr>
+                <w:sz w:val="18"/>
+                <w:szCs w:val="18"/>
+              </w:rPr>
+              <w:t xml:space="preserve">2024年度</w:t>
+            </w:r>
+          </w:p>
+        </w:tc>
+        <w:tc>
+          <w:tcPr>
+            <w:tcW w:type="dxa" w:w="5931"/>
+            <w:tcBorders>
+              <w:top w:val="single" w:color="C9D1DC" w:sz="4"/>
+              <w:left w:val="single" w:color="C9D1DC" w:sz="4"/>
+              <w:bottom w:val="single" w:color="C9D1DC" w:sz="4"/>
+              <w:right w:val="single" w:color="C9D1DC" w:sz="4"/>
+            </w:tcBorders>
+            <w:tcMar>
+              <w:top w:type="dxa" w:w="60"/>
+              <w:left w:type="dxa" w:w="90"/>
+              <w:bottom w:type="dxa" w:w="60"/>
+              <w:right w:type="dxa" w:w="90"/>
+            </w:tcMar>
+          </w:tcPr>
+          <w:p>
+            <w:pPr>
+              <w:spacing w:after="0" w:line="260"/>
+            </w:pPr>
+            <w:r>
+              <w:rPr>
+                <w:sz w:val="18"/>
+                <w:szCs w:val="18"/>
+              </w:rPr>
+              <w:t xml:space="preserve">B1101 総面積（北方地域及び竹島を除く）、E2101 小学校数、E3901 義務教育学校数</w:t>
+            </w:r>
+          </w:p>
+        </w:tc>
+      </w:tr>
+      <w:tr>
+        <w:tc>
+          <w:tcPr>
+            <w:tcW w:type="dxa" w:w="2224"/>
+            <w:tcBorders>
+              <w:top w:val="single" w:color="C9D1DC" w:sz="4"/>
+              <w:left w:val="single" w:color="C9D1DC" w:sz="4"/>
+              <w:bottom w:val="single" w:color="C9D1DC" w:sz="4"/>
+              <w:right w:val="single" w:color="C9D1DC" w:sz="4"/>
+            </w:tcBorders>
+            <w:tcMar>
+              <w:top w:type="dxa" w:w="60"/>
+              <w:left w:type="dxa" w:w="90"/>
+              <w:bottom w:type="dxa" w:w="60"/>
+              <w:right w:type="dxa" w:w="90"/>
+            </w:tcMar>
+          </w:tcPr>
+          <w:p>
+            <w:pPr>
+              <w:spacing w:after="0" w:line="260"/>
+            </w:pPr>
+            <w:r>
+              <w:rPr>
+                <w:sz w:val="18"/>
+                <w:szCs w:val="18"/>
+              </w:rPr>
+              <w:t xml:space="preserve">体系2022</w:t>
+            </w:r>
+          </w:p>
+        </w:tc>
+        <w:tc>
+          <w:tcPr>
+            <w:tcW w:type="dxa" w:w="1483"/>
+            <w:tcBorders>
+              <w:top w:val="single" w:color="C9D1DC" w:sz="4"/>
+              <w:left w:val="single" w:color="C9D1DC" w:sz="4"/>
+              <w:bottom w:val="single" w:color="C9D1DC" w:sz="4"/>
+              <w:right w:val="single" w:color="C9D1DC" w:sz="4"/>
+            </w:tcBorders>
+            <w:tcMar>
+              <w:top w:type="dxa" w:w="60"/>
+              <w:left w:type="dxa" w:w="90"/>
+              <w:bottom w:type="dxa" w:w="60"/>
+              <w:right w:type="dxa" w:w="90"/>
+            </w:tcMar>
+          </w:tcPr>
+          <w:p>
+            <w:pPr>
+              <w:spacing w:after="0" w:line="260"/>
+            </w:pPr>
+            <w:r>
+              <w:rPr>
+                <w:sz w:val="18"/>
+                <w:szCs w:val="18"/>
+              </w:rPr>
+              <w:t xml:space="preserve">2022年度</w:t>
+            </w:r>
+          </w:p>
+        </w:tc>
+        <w:tc>
+          <w:tcPr>
+            <w:tcW w:type="dxa" w:w="5931"/>
+            <w:tcBorders>
+              <w:top w:val="single" w:color="C9D1DC" w:sz="4"/>
+              <w:left w:val="single" w:color="C9D1DC" w:sz="4"/>
+              <w:bottom w:val="single" w:color="C9D1DC" w:sz="4"/>
+              <w:right w:val="single" w:color="C9D1DC" w:sz="4"/>
+            </w:tcBorders>
+            <w:tcMar>
+              <w:top w:type="dxa" w:w="60"/>
+              <w:left w:type="dxa" w:w="90"/>
+              <w:bottom w:type="dxa" w:w="60"/>
+              <w:right w:type="dxa" w:w="90"/>
+            </w:tcMar>
+          </w:tcPr>
+          <w:p>
+            <w:pPr>
+              <w:spacing w:after="0" w:line="260"/>
+            </w:pPr>
+            <w:r>
+              <w:rPr>
+                <w:sz w:val="18"/>
+                <w:szCs w:val="18"/>
+              </w:rPr>
+              <w:t xml:space="preserve">D2201 財政力指数（市町村財政）</w:t>
+            </w:r>
+          </w:p>
+        </w:tc>
+      </w:tr>
+      <w:tr>
+        <w:tc>
+          <w:tcPr>
+            <w:tcW w:type="dxa" w:w="2224"/>
+            <w:tcBorders>
+              <w:top w:val="single" w:color="C9D1DC" w:sz="4"/>
+              <w:left w:val="single" w:color="C9D1DC" w:sz="4"/>
+              <w:bottom w:val="single" w:color="C9D1DC" w:sz="4"/>
+              <w:right w:val="single" w:color="C9D1DC" w:sz="4"/>
+            </w:tcBorders>
+            <w:tcMar>
+              <w:top w:type="dxa" w:w="60"/>
+              <w:left w:type="dxa" w:w="90"/>
+              <w:bottom w:type="dxa" w:w="60"/>
+              <w:right w:type="dxa" w:w="90"/>
+            </w:tcMar>
+          </w:tcPr>
+          <w:p>
+            <w:pPr>
+              <w:spacing w:after="0" w:line="260"/>
+            </w:pPr>
+            <w:r>
+              <w:rPr>
+                <w:sz w:val="18"/>
+                <w:szCs w:val="18"/>
+              </w:rPr>
+              <w:t xml:space="preserve">体系2023</w:t>
+            </w:r>
+          </w:p>
+        </w:tc>
+        <w:tc>
+          <w:tcPr>
+            <w:tcW w:type="dxa" w:w="1483"/>
+            <w:tcBorders>
+              <w:top w:val="single" w:color="C9D1DC" w:sz="4"/>
+              <w:left w:val="single" w:color="C9D1DC" w:sz="4"/>
+              <w:bottom w:val="single" w:color="C9D1DC" w:sz="4"/>
+              <w:right w:val="single" w:color="C9D1DC" w:sz="4"/>
+            </w:tcBorders>
+            <w:tcMar>
+              <w:top w:type="dxa" w:w="60"/>
+              <w:left w:type="dxa" w:w="90"/>
+              <w:bottom w:type="dxa" w:w="60"/>
+              <w:right w:type="dxa" w:w="90"/>
+            </w:tcMar>
+          </w:tcPr>
+          <w:p>
+            <w:pPr>
+              <w:spacing w:after="0" w:line="260"/>
+            </w:pPr>
+            <w:r>
+              <w:rPr>
+                <w:sz w:val="18"/>
+                <w:szCs w:val="18"/>
+              </w:rPr>
+              <w:t xml:space="preserve">2023年度</w:t>
+            </w:r>
+          </w:p>
+        </w:tc>
+        <w:tc>
+          <w:tcPr>
+            <w:tcW w:type="dxa" w:w="5931"/>
+            <w:tcBorders>
+              <w:top w:val="single" w:color="C9D1DC" w:sz="4"/>
+              <w:left w:val="single" w:color="C9D1DC" w:sz="4"/>
+              <w:bottom w:val="single" w:color="C9D1DC" w:sz="4"/>
+              <w:right w:val="single" w:color="C9D1DC" w:sz="4"/>
+            </w:tcBorders>
+            <w:tcMar>
+              <w:top w:type="dxa" w:w="60"/>
+              <w:left w:type="dxa" w:w="90"/>
+              <w:bottom w:type="dxa" w:w="60"/>
+              <w:right w:type="dxa" w:w="90"/>
+            </w:tcMar>
+          </w:tcPr>
+          <w:p>
+            <w:pPr>
+              <w:spacing w:after="0" w:line="260"/>
+            </w:pPr>
+            <w:r>
+              <w:rPr>
+                <w:sz w:val="18"/>
+                <w:szCs w:val="18"/>
+              </w:rPr>
+              <w:t xml:space="preserve">#H01405 空き家比率、#B01301 可住地面積割合、#I0950103 一般診療所数（可住地面積100km2当たり）、J230128 介護老人福祉施設定員数（基本票）</w:t>
+            </w:r>
+          </w:p>
+        </w:tc>
+      </w:tr>
+      <w:tr>
+        <w:tc>
+          <w:tcPr>
+            <w:tcW w:type="dxa" w:w="2224"/>
+            <w:tcBorders>
+              <w:top w:val="single" w:color="C9D1DC" w:sz="4"/>
+              <w:left w:val="single" w:color="C9D1DC" w:sz="4"/>
+              <w:bottom w:val="single" w:color="C9D1DC" w:sz="4"/>
+              <w:right w:val="single" w:color="C9D1DC" w:sz="4"/>
+            </w:tcBorders>
+            <w:tcMar>
+              <w:top w:type="dxa" w:w="60"/>
+              <w:left w:type="dxa" w:w="90"/>
+              <w:bottom w:type="dxa" w:w="60"/>
+              <w:right w:type="dxa" w:w="90"/>
+            </w:tcMar>
+          </w:tcPr>
+          <w:p>
+            <w:pPr>
+              <w:spacing w:after="0" w:line="260"/>
+            </w:pPr>
+            <w:r>
+              <w:rPr>
+                <w:sz w:val="18"/>
+                <w:szCs w:val="18"/>
+              </w:rPr>
+              <w:t xml:space="preserve">事業所2016 / 事業所2021</w:t>
+            </w:r>
+          </w:p>
+        </w:tc>
+        <w:tc>
+          <w:tcPr>
+            <w:tcW w:type="dxa" w:w="1483"/>
+            <w:tcBorders>
+              <w:top w:val="single" w:color="C9D1DC" w:sz="4"/>
+              <w:left w:val="single" w:color="C9D1DC" w:sz="4"/>
+              <w:bottom w:val="single" w:color="C9D1DC" w:sz="4"/>
+              <w:right w:val="single" w:color="C9D1DC" w:sz="4"/>
+            </w:tcBorders>
+            <w:tcMar>
+              <w:top w:type="dxa" w:w="60"/>
+              <w:left w:type="dxa" w:w="90"/>
+              <w:bottom w:type="dxa" w:w="60"/>
+              <w:right w:type="dxa" w:w="90"/>
+            </w:tcMar>
+          </w:tcPr>
+          <w:p>
+            <w:pPr>
+              <w:spacing w:after="0" w:line="260"/>
+            </w:pPr>
+            <w:r>
+              <w:rPr>
+                <w:sz w:val="18"/>
+                <w:szCs w:val="18"/>
+              </w:rPr>
+              <w:t xml:space="preserve">2016年度 / 2021年度</w:t>
+            </w:r>
+          </w:p>
+        </w:tc>
+        <w:tc>
+          <w:tcPr>
+            <w:tcW w:type="dxa" w:w="5931"/>
+            <w:tcBorders>
+              <w:top w:val="single" w:color="C9D1DC" w:sz="4"/>
+              <w:left w:val="single" w:color="C9D1DC" w:sz="4"/>
+              <w:bottom w:val="single" w:color="C9D1DC" w:sz="4"/>
+              <w:right w:val="single" w:color="C9D1DC" w:sz="4"/>
+            </w:tcBorders>
+            <w:tcMar>
+              <w:top w:type="dxa" w:w="60"/>
+              <w:left w:type="dxa" w:w="90"/>
+              <w:bottom w:type="dxa" w:w="60"/>
+              <w:right w:type="dxa" w:w="90"/>
+            </w:tcMar>
+          </w:tcPr>
+          <w:p>
+            <w:pPr>
+              <w:spacing w:after="0" w:line="260"/>
+            </w:pPr>
+            <w:r>
+              <w:rPr>
+                <w:sz w:val="18"/>
+                <w:szCs w:val="18"/>
+              </w:rPr>
+              <w:t xml:space="preserve">C2108 民営事業所数（経済センサス‐活動調査）。新しい調査の年が公表されたら、その年度も選ぶ</w:t>
+            </w:r>
+          </w:p>
+        </w:tc>
+      </w:tr>
+    </w:tbl>
+    <w:p>
+      <w:pPr>
+        <w:pBdr>
+          <w:left w:val="single" w:color="C77D12" w:sz="18" w:space="6"/>
+        </w:pBdr>
+        <w:shd w:fill="FBEEDA" w:color="auto" w:val="clear"/>
+        <w:spacing w:after="160" w:before="60" w:line="300"/>
+        <w:ind w:left="120"/>
+      </w:pPr>
+      <w:r>
+        <w:rPr>
+          <w:sz w:val="20"/>
+          <w:szCs w:val="20"/>
+        </w:rPr>
+        <w:t xml:space="preserve">次の調査が出たときは、年度を新しい年（例：国勢調査2025年→「2025年度」）に読み替えます。公表されたばかりの項目は、まだ社会・人口統計体系に載っていないことがあります（e-Statでの反映は公表から数か月遅れることがあります）。その場合は、載るまで待ち、ツールの「画面に出る年次」は古い年のままにしておきます（年次と数値がずれないようにするため）。</w:t>
+      </w:r>
+    </w:p>
+    <w:p>
+      <w:pPr>
+        <w:spacing w:after="120" w:line="320"/>
+      </w:pPr>
+      <w:r>
+        <w:t xml:space="preserve">ダウンロードしたCSVの形：最初の6行は凡例と表題（***＝調査・集計していない、-＝データが得られない、X＝秘匿）。8行目が項目コード、9行目が見出しで、10行目から市町村の行です。C列が地域コード、D列が「大阪府 大阪市」のような地域名で、その右に、項目ごとに「数値の列・注釈の列」がペアで並びます。</w:t>
+      </w:r>
+    </w:p>
+    <w:p>
+      <w:pPr>
+        <w:spacing w:after="120" w:line="320"/>
+      </w:pPr>
+      <w:r>
+        <w:t xml:space="preserve">この表からは、A.10の式（見出しにコードが含まれる列を探して取る）で数値を引きます。列の位置は選んだ項目の順で変わるので、列記号を決め打ちしないでください。</w:t>
+      </w:r>
+    </w:p>
+    <w:p>
+      <w:pPr>
+        <w:pStyle w:val="Heading2"/>
+      </w:pPr>
+      <w:r>
+        <w:t xml:space="preserve">A.2 通勤・通学の自家用車利用率（e-Stat統計表 0003454514）</w:t>
+      </w:r>
+    </w:p>
+    <w:p>
+      <w:pPr>
+        <w:spacing w:after="120" w:line="320"/>
+      </w:pPr>
+      <w:r>
+        <w:t xml:space="preserve">入り口：https://www.e-stat.go.jp/dbview?sid=0003454514　（令和2年国勢調査 従業地・通学地による人口・就業状態等集計、表番号18「利用交通手段」）</w:t>
+      </w:r>
+    </w:p>
+    <w:p>
+      <w:pPr>
+        <w:pStyle w:val="ListParagraph"/>
+        <w:numPr>
+          <w:ilvl w:val="0"/>
+          <w:numId w:val="8"/>
+        </w:numPr>
+        <w:spacing w:after="80" w:line="300"/>
+      </w:pPr>
+      <w:r>
+        <w:t xml:space="preserve">ページを開き、少し待ってから、画面の「項目を選択」を押す。選択画面が開く。</w:t>
+      </w:r>
+    </w:p>
+    <w:p>
+      <w:pPr>
+        <w:pStyle w:val="ListParagraph"/>
+        <w:numPr>
+          <w:ilvl w:val="0"/>
+          <w:numId w:val="8"/>
+        </w:numPr>
+        <w:spacing w:after="80" w:line="300"/>
+      </w:pPr>
+      <w:r>
+        <w:t xml:space="preserve">選択画面の上部のプルダウンで軸を切り替えながら、3つの条件を順に決める。各軸で、先に「全解除」を押してから、次のものだけにチェックする（□のアイコンをクリック）。①</w:t>
+      </w:r>
+      <w:r>
+        <w:rPr>
+          <w:b/>
+          <w:bCs/>
+        </w:rPr>
+        <w:t xml:space="preserve">利用交通手段</w:t>
+      </w:r>
+      <w:r>
+        <w:t xml:space="preserve">：「総数」と「自家用車」。②</w:t>
+      </w:r>
+      <w:r>
+        <w:rPr>
+          <w:b/>
+          <w:bCs/>
+        </w:rPr>
+        <w:t xml:space="preserve">常住地又は従業地・通学地</w:t>
+      </w:r>
+      <w:r>
+        <w:t xml:space="preserve">：「常住地による人口」。③</w:t>
+      </w:r>
+      <w:r>
+        <w:rPr>
+          <w:b/>
+          <w:bCs/>
+        </w:rPr>
+        <w:t xml:space="preserve">全国，都道府県，市区町村</w:t>
+      </w:r>
+      <w:r>
+        <w:t xml:space="preserve">：「大阪府」にチェックして「配下グループの選択」を押す（大阪府の全市区町村が選ばれる）。</w:t>
+      </w:r>
+    </w:p>
+    <w:p>
+      <w:pPr>
+        <w:pStyle w:val="ListParagraph"/>
+        <w:numPr>
+          <w:ilvl w:val="0"/>
+          <w:numId w:val="8"/>
+        </w:numPr>
+        <w:spacing w:after="80" w:line="300"/>
+      </w:pPr>
+      <w:r>
+        <w:t xml:space="preserve">選択画面の「確定」を押し、画面に戻ったらもう一度「確定」を押す。表が出るまで待つ。</w:t>
+      </w:r>
+    </w:p>
+    <w:p>
+      <w:pPr>
+        <w:pStyle w:val="ListParagraph"/>
+        <w:numPr>
+          <w:ilvl w:val="0"/>
+          <w:numId w:val="8"/>
+        </w:numPr>
+        <w:spacing w:after="80" w:line="300"/>
+      </w:pPr>
+      <w:r>
+        <w:t xml:space="preserve">「ダウンロード」を押し、別ウィンドウで形式「UTF-8(BOM有り)」を選んで、ダウンロードする。</w:t>
+      </w:r>
+    </w:p>
+    <w:p>
+      <w:pPr>
+        <w:pStyle w:val="ListParagraph"/>
+        <w:numPr>
+          <w:ilvl w:val="0"/>
+          <w:numId w:val="8"/>
+        </w:numPr>
+        <w:spacing w:after="80" w:line="300"/>
+      </w:pPr>
+      <w:r>
+        <w:t xml:space="preserve">CSVをExcelで開き、作業ブックの「交通」シートに貼り付ける。大阪市・堺市は「市」の行を使う（区の行は使わない）。</w:t>
+      </w:r>
+    </w:p>
+    <w:p>
+      <w:pPr>
+        <w:spacing w:after="120" w:line="320"/>
+      </w:pPr>
+      <w:r>
+        <w:t xml:space="preserve">CSVの形：D列が地域コード、I列が利用交通手段（総数／自家用車）、K列が人数です。式はA.10にあります。</w:t>
+      </w:r>
+      <w:r>
+        <w:rPr>
+          <w:b/>
+          <w:bCs/>
+        </w:rPr>
+        <w:t xml:space="preserve">複数の手段を併用する人がいるため、各手段の割合の合計は100%を超えます。これは正しい状態です。</w:t>
+      </w:r>
+    </w:p>
+    <w:p>
+      <w:pPr>
+        <w:pStyle w:val="Heading2"/>
+      </w:pPr>
+      <w:r>
+        <w:t xml:space="preserve">A.3 マイナンバーカード保有率（総務省）</w:t>
+      </w:r>
+    </w:p>
+    <w:p>
+      <w:pPr>
+        <w:pStyle w:val="ListParagraph"/>
+        <w:numPr>
+          <w:ilvl w:val="0"/>
+          <w:numId w:val="9"/>
+        </w:numPr>
+        <w:spacing w:after="80" w:line="300"/>
+      </w:pPr>
+      <w:r>
+        <w:t xml:space="preserve">総務省「マイナンバーカードの交付状況について」（https://www.soumu.go.jp/kojinbango_card/kofujokyo.html）を開く。</w:t>
+      </w:r>
+    </w:p>
+    <w:p>
+      <w:pPr>
+        <w:pStyle w:val="ListParagraph"/>
+        <w:numPr>
+          <w:ilvl w:val="0"/>
+          <w:numId w:val="9"/>
+        </w:numPr>
+        <w:spacing w:after="80" w:line="300"/>
+      </w:pPr>
+      <w:r>
+        <w:t xml:space="preserve">最新の月の「市区町村別」のExcelファイル（「公表用」シートのあるファイル）をダウンロードして開く。</w:t>
+      </w:r>
+    </w:p>
+    <w:p>
+      <w:pPr>
+        <w:pStyle w:val="ListParagraph"/>
+        <w:numPr>
+          <w:ilvl w:val="0"/>
+          <w:numId w:val="9"/>
+        </w:numPr>
+        <w:spacing w:after="80" w:line="300"/>
+      </w:pPr>
+      <w:r>
+        <w:t xml:space="preserve">「公表用」シートの全体をコピーし、作業ブックの「マイナ」シートに貼り付ける。</w:t>
+      </w:r>
+    </w:p>
+    <w:p>
+      <w:pPr>
+        <w:pStyle w:val="ListParagraph"/>
+        <w:numPr>
+          <w:ilvl w:val="0"/>
+          <w:numId w:val="9"/>
+        </w:numPr>
+        <w:spacing w:after="80" w:line="300"/>
+      </w:pPr>
+      <w:r>
+        <w:t xml:space="preserve">「マイナ」シートのF列に、A列とB列をつなげた名前を作る：F1に =A1&amp;B1 と入れて、下までコピーする。</w:t>
+      </w:r>
+    </w:p>
+    <w:p>
+      <w:pPr>
+        <w:spacing w:after="120" w:line="320"/>
+      </w:pPr>
+      <w:r>
+        <w:t xml:space="preserve">この表には、市区町村名だけの行（A列＝大阪府、B列＝大阪市など）が並びます。</w:t>
+      </w:r>
+      <w:r>
+        <w:rPr>
+          <w:b/>
+          <w:bCs/>
+        </w:rPr>
+        <w:t xml:space="preserve">町村は「三島郡島本町」のように郡名が付いています。</w:t>
+      </w:r>
+      <w:r>
+        <w:t xml:space="preserve">名前の探し方はA.10の式を使ってください（先に完全に一致する名前を探し、なければ「郡」付きで探します。「大阪市」で探すと「東大阪市」に当たる問題をこれで避けられます）。値は0.8168…のような割合なので、100倍します。</w:t>
+      </w:r>
+    </w:p>
+    <w:p>
+      <w:pPr>
+        <w:pBdr>
+          <w:left w:val="single" w:color="C77D12" w:sz="18" w:space="6"/>
+        </w:pBdr>
+        <w:shd w:fill="FBEEDA" w:color="auto" w:val="clear"/>
+        <w:spacing w:after="160" w:before="60" w:line="300"/>
+        <w:ind w:left="120"/>
+      </w:pPr>
+      <w:r>
+        <w:rPr>
+          <w:sz w:val="20"/>
+          <w:szCs w:val="20"/>
+        </w:rPr>
+        <w:t xml:space="preserve">この表には「人口に対する保有枚数率」の上位・下位の順位表も載っています。43市町村の行は、A列が「大阪府」の行から探してください。</w:t>
+      </w:r>
+    </w:p>
+    <w:p>
+      <w:pPr>
+        <w:pStyle w:val="Heading2"/>
+      </w:pPr>
+      <w:r>
+        <w:t xml:space="preserve">A.4 食料品アクセス困難人口割合（農林水産政策研究所）</w:t>
+      </w:r>
+    </w:p>
+    <w:p>
+      <w:pPr>
+        <w:pStyle w:val="ListParagraph"/>
+        <w:numPr>
+          <w:ilvl w:val="0"/>
+          <w:numId w:val="10"/>
+        </w:numPr>
+        <w:spacing w:after="80" w:line="300"/>
+      </w:pPr>
+      <w:r>
+        <w:t xml:space="preserve">農林水産政策研究所「食料品アクセスマップ」（https://www.maff.go.jp/primaff/seika/fsc/faccess/a_map.html）を開く。</w:t>
+      </w:r>
+    </w:p>
+    <w:p>
+      <w:pPr>
+        <w:pStyle w:val="ListParagraph"/>
+        <w:numPr>
+          <w:ilvl w:val="0"/>
+          <w:numId w:val="10"/>
+        </w:numPr>
+        <w:spacing w:after="80" w:line="300"/>
+      </w:pPr>
+      <w:r>
+        <w:t xml:space="preserve">最新の推計の「市町村別」の集計表（Excel「表５ 食料品アクセス困難人口の動向（市町村別）」）をダウンロードする。</w:t>
+      </w:r>
+    </w:p>
+    <w:p>
+      <w:pPr>
+        <w:pStyle w:val="ListParagraph"/>
+        <w:numPr>
+          <w:ilvl w:val="0"/>
+          <w:numId w:val="10"/>
+        </w:numPr>
+        <w:spacing w:after="80" w:line="300"/>
+      </w:pPr>
+      <w:r>
+        <w:t xml:space="preserve">「表５ 市町村別」シートを、作業ブックの「食料品」シートに貼り付ける。</w:t>
+      </w:r>
+    </w:p>
+    <w:p>
+      <w:pPr>
+        <w:pStyle w:val="ListParagraph"/>
+        <w:numPr>
+          <w:ilvl w:val="0"/>
+          <w:numId w:val="10"/>
+        </w:numPr>
+        <w:spacing w:after="80" w:line="300"/>
+      </w:pPr>
+      <w:r>
+        <w:rPr>
+          <w:b/>
+          <w:bCs/>
+        </w:rPr>
+        <w:t xml:space="preserve">2020年の、65歳以上の「割合」の列</w:t>
+      </w:r>
+      <w:r>
+        <w:t xml:space="preserve">の値を使う（現在の版ではE列。列記号は版で変わるので、見出しの「2020年」「65歳以上」「割合」で確かめる）。B列が5桁の自治体コード（</w:t>
+      </w:r>
+      <w:r>
+        <w:rPr>
+          <w:b/>
+          <w:bCs/>
+        </w:rPr>
+        <w:t xml:space="preserve">文字</w:t>
+      </w:r>
+      <w:r>
+        <w:t xml:space="preserve">）。</w:t>
+      </w:r>
+    </w:p>
+    <w:p>
+      <w:pPr>
+        <w:pBdr>
+          <w:left w:val="single" w:color="C77D12" w:sz="18" w:space="6"/>
+        </w:pBdr>
+        <w:shd w:fill="FBEEDA" w:color="auto" w:val="clear"/>
+        <w:spacing w:after="160" w:before="60" w:line="300"/>
+        <w:ind w:left="120"/>
+      </w:pPr>
+      <w:r>
+        <w:rPr>
+          <w:sz w:val="20"/>
+          <w:szCs w:val="20"/>
+        </w:rPr>
+        <w:t xml:space="preserve">この調査の対象年次は、国勢調査の年（2020年）に合わせて数年ごとに更新されます。新しい版の年次が国勢調査と違う場合は、画面の年次を「買い物の不便さの年次」で直してください。</w:t>
+      </w:r>
+    </w:p>
+    <w:p>
+      <w:pPr>
+        <w:pStyle w:val="Heading2"/>
+      </w:pPr>
+      <w:r>
+        <w:t xml:space="preserve">A.5 将来推計人口（国立社会保障・人口問題研究所）</w:t>
+      </w:r>
+    </w:p>
+    <w:p>
+      <w:pPr>
+        <w:pStyle w:val="ListParagraph"/>
+        <w:numPr>
+          <w:ilvl w:val="0"/>
+          <w:numId w:val="11"/>
+        </w:numPr>
+        <w:spacing w:after="80" w:line="300"/>
+      </w:pPr>
+      <w:r>
+        <w:t xml:space="preserve">国立社会保障・人口問題研究所「日本の地域別将来推計人口（令和5年推計）」（https://www.ipss.go.jp/pp-shicyoson/j/shicyoson23/t-page.asp）を開く。</w:t>
+      </w:r>
+    </w:p>
+    <w:p>
+      <w:pPr>
+        <w:pStyle w:val="ListParagraph"/>
+        <w:numPr>
+          <w:ilvl w:val="0"/>
+          <w:numId w:val="11"/>
+        </w:numPr>
+        <w:spacing w:after="80" w:line="300"/>
+      </w:pPr>
+      <w:r>
+        <w:t xml:space="preserve">「結果表1 総人口および指数」のExcelをダウンロードする。</w:t>
+      </w:r>
+    </w:p>
+    <w:p>
+      <w:pPr>
+        <w:pStyle w:val="ListParagraph"/>
+        <w:numPr>
+          <w:ilvl w:val="0"/>
+          <w:numId w:val="11"/>
+        </w:numPr>
+        <w:spacing w:after="80" w:line="300"/>
+      </w:pPr>
+      <w:r>
+        <w:t xml:space="preserve">作業ブックの「将来人口」シートに貼り付ける。A列が自治体コード（</w:t>
+      </w:r>
+      <w:r>
+        <w:rPr>
+          <w:b/>
+          <w:bCs/>
+        </w:rPr>
+        <w:t xml:space="preserve">数値</w:t>
+      </w:r>
+      <w:r>
+        <w:t xml:space="preserve">）、E列が2020年、K列が2050年の総人口。</w:t>
+      </w:r>
+    </w:p>
+    <w:p>
+      <w:pPr>
+        <w:spacing w:after="120" w:line="320"/>
+      </w:pPr>
+      <w:r>
+        <w:t xml:space="preserve">RESASの「将来人口推計」に載っている値と、この表の値は、43市町村すべてで一致することを確かめてあります。RESASの画面を操作する必要はありません。</w:t>
+      </w:r>
+    </w:p>
+    <w:p>
+      <w:pPr>
+        <w:pStyle w:val="Heading2"/>
+      </w:pPr>
+      <w:r>
+        <w:t xml:space="preserve">A.6 土砂災害警戒区域数（大阪府）</w:t>
+      </w:r>
+    </w:p>
+    <w:p>
+      <w:pPr>
+        <w:pStyle w:val="ListParagraph"/>
+        <w:numPr>
+          <w:ilvl w:val="0"/>
+          <w:numId w:val="12"/>
+        </w:numPr>
+        <w:spacing w:after="80" w:line="300"/>
+      </w:pPr>
+      <w:r>
+        <w:t xml:space="preserve">大阪府「大阪府内の土砂災害防止法の指定状況」（https://www.pref.osaka.lg.jp/o130110/damusabo/dosyahou/d_sitei.html）を開く。</w:t>
+      </w:r>
+    </w:p>
+    <w:p>
+      <w:pPr>
+        <w:pStyle w:val="ListParagraph"/>
+        <w:numPr>
+          <w:ilvl w:val="0"/>
+          <w:numId w:val="12"/>
+        </w:numPr>
+        <w:spacing w:after="80" w:line="300"/>
+      </w:pPr>
+      <w:r>
+        <w:t xml:space="preserve">「各市町村の指定状況一覧表」のExcelをダウンロードする。「【集計】」シートを、作業ブックの「土砂」シートに貼り付ける。</w:t>
+      </w:r>
+    </w:p>
+    <w:p>
+      <w:pPr>
+        <w:pStyle w:val="ListParagraph"/>
+        <w:numPr>
+          <w:ilvl w:val="0"/>
+          <w:numId w:val="12"/>
+        </w:numPr>
+        <w:spacing w:after="80" w:line="300"/>
+      </w:pPr>
+      <w:r>
+        <w:t xml:space="preserve">表は左右2つのブロックに分かれている（左：B列に名前、右：M列に名前）。名前の</w:t>
+      </w:r>
+      <w:r>
+        <w:rPr>
+          <w:b/>
+          <w:bCs/>
+        </w:rPr>
+        <w:t xml:space="preserve">すぐ右の数字</w:t>
+      </w:r>
+      <w:r>
+        <w:t xml:space="preserve">（見出し「全体」の「Ｙ」＝警戒区域）が区域数。</w:t>
+      </w:r>
+    </w:p>
+    <w:p>
+      <w:pPr>
+        <w:pBdr>
+          <w:left w:val="single" w:color="C77D12" w:sz="18" w:space="6"/>
+        </w:pBdr>
+        <w:shd w:fill="FBEEDA" w:color="auto" w:val="clear"/>
+        <w:spacing w:after="160" w:before="60" w:line="300"/>
+        <w:ind w:left="120"/>
+      </w:pPr>
+      <w:r>
+        <w:rPr>
+          <w:b/>
+          <w:bCs/>
+          <w:sz w:val="20"/>
+          <w:szCs w:val="20"/>
+        </w:rPr>
+        <w:t xml:space="preserve">一覧に名前がない市町村は、指定なし（0件）です</w:t>
+      </w:r>
+      <w:r>
+        <w:rPr>
+          <w:sz w:val="20"/>
+          <w:szCs w:val="20"/>
+        </w:rPr>
+        <w:t xml:space="preserve">（現在は大阪市・守口市・門真市・摂津市・松原市・藤井寺市・泉大津市・高石市・忠岡町の9市町）。名前の書き方が違って一覧に見つからないだけの場合も0になってしまうので、0になった市町村の数を、前回と比べて確かめてください。</w:t>
+      </w:r>
+    </w:p>
+    <w:p>
+      <w:pPr>
+        <w:pStyle w:val="Heading2"/>
+      </w:pPr>
+      <w:r>
+        <w:t xml:space="preserve">A.7 DX（AI・RPA・生成AI、オンライン化）</w:t>
+      </w:r>
+    </w:p>
+    <w:p>
+      <w:pPr>
+        <w:pStyle w:val="Heading3"/>
+      </w:pPr>
+      <w:r>
+        <w:t xml:space="preserve">AI・RPA・生成AIの導入状況</w:t>
+      </w:r>
+    </w:p>
+    <w:p>
+      <w:pPr>
+        <w:pStyle w:val="ListParagraph"/>
+        <w:numPr>
+          <w:ilvl w:val="0"/>
+          <w:numId w:val="13"/>
+        </w:numPr>
+        <w:spacing w:after="80" w:line="300"/>
+      </w:pPr>
+      <w:r>
+        <w:t xml:space="preserve">総務省「地方自治体におけるAI・RPAの実証実験・導入状況等調査」（https://www.soumu.go.jp/menu_news/s-news/01ryutsu06_02000479.html）を開く。</w:t>
+      </w:r>
+    </w:p>
+    <w:p>
+      <w:pPr>
+        <w:pStyle w:val="ListParagraph"/>
+        <w:numPr>
+          <w:ilvl w:val="0"/>
+          <w:numId w:val="13"/>
+        </w:numPr>
+        <w:spacing w:after="80" w:line="300"/>
+      </w:pPr>
+      <w:r>
+        <w:t xml:space="preserve">AI・RPA・生成AIそれぞれの導入団体一覧のExcel（3ファイル）をダウンロードし、作業ブックの「導入AI」「導入RPA」「導入生成AI」シートに貼り付ける。</w:t>
+      </w:r>
+    </w:p>
+    <w:p>
+      <w:pPr>
+        <w:pStyle w:val="ListParagraph"/>
+        <w:numPr>
+          <w:ilvl w:val="0"/>
+          <w:numId w:val="13"/>
+        </w:numPr>
+        <w:spacing w:after="80" w:line="300"/>
+      </w:pPr>
+      <w:r>
+        <w:t xml:space="preserve">各シートは、D列＝都道府県名、E列＝市区町村名、F列＝導入済（○）、G列＝実証実験中（○）。式はA.10。</w:t>
+      </w:r>
+    </w:p>
+    <w:p>
+      <w:pPr>
+        <w:pBdr>
+          <w:left w:val="single" w:color="C77D12" w:sz="18" w:space="6"/>
+        </w:pBdr>
+        <w:shd w:fill="FBEEDA" w:color="auto" w:val="clear"/>
+        <w:spacing w:after="160" w:before="60" w:line="300"/>
+        <w:ind w:left="120"/>
+      </w:pPr>
+      <w:r>
+        <w:rPr>
+          <w:b/>
+          <w:bCs/>
+          <w:sz w:val="20"/>
+          <w:szCs w:val="20"/>
+        </w:rPr>
+        <w:t xml:space="preserve">この一覧は、導入済・実証実験中の団体だけを載せた表で、公表不可の回答は載っていません。</w:t>
+      </w:r>
+      <w:r>
+        <w:rPr>
+          <w:sz w:val="20"/>
+          <w:szCs w:val="20"/>
+        </w:rPr>
+        <w:t xml:space="preserve">一覧にない団体は「未導入」（0）にしていますが、未回答や公表不可の団体が含まれる可能性があります（ガイドにも明記済み）。</w:t>
+      </w:r>
+    </w:p>
+    <w:p>
+      <w:pPr>
+        <w:pStyle w:val="Heading3"/>
+      </w:pPr>
+      <w:r>
+        <w:t xml:space="preserve">オンライン化済の手続数</w:t>
+      </w:r>
+    </w:p>
+    <w:p>
+      <w:pPr>
+        <w:pStyle w:val="ListParagraph"/>
+        <w:numPr>
+          <w:ilvl w:val="0"/>
+          <w:numId w:val="14"/>
+        </w:numPr>
+        <w:spacing w:after="80" w:line="300"/>
+      </w:pPr>
+      <w:r>
+        <w:t xml:space="preserve">総務省「自治体DX・情報化推進概要」（https://www.soumu.go.jp/denshijiti/060213_02.html）を開く。</w:t>
+      </w:r>
+    </w:p>
+    <w:p>
+      <w:pPr>
+        <w:pStyle w:val="ListParagraph"/>
+        <w:numPr>
+          <w:ilvl w:val="0"/>
+          <w:numId w:val="14"/>
+        </w:numPr>
+        <w:spacing w:after="80" w:line="300"/>
+      </w:pPr>
+      <w:r>
+        <w:t xml:space="preserve">「個別資料」（zipファイル）をダウンロードして展開し、「（６）オンライン利用状況調査（都道府県・市区町村）」のExcelを開く。</w:t>
+      </w:r>
+    </w:p>
+    <w:p>
+      <w:pPr>
+        <w:pStyle w:val="ListParagraph"/>
+        <w:numPr>
+          <w:ilvl w:val="0"/>
+          <w:numId w:val="14"/>
+        </w:numPr>
+        <w:spacing w:after="80" w:line="300"/>
+      </w:pPr>
+      <w:r>
+        <w:t xml:space="preserve">「市町村」シートを、作業ブックの「オンライン」シートに貼り付ける。B列に自治体コード（文字）、D列に「大阪府 大阪市」のような名前、8行目から市町村の行。手続ごとの結果は、G列、L列、Q列…（5列おき）に「済」「未」などで並び、最後はIM列。</w:t>
+      </w:r>
+    </w:p>
+    <w:p>
+      <w:pPr>
+        <w:pStyle w:val="ListParagraph"/>
+        <w:numPr>
+          <w:ilvl w:val="0"/>
+          <w:numId w:val="14"/>
+        </w:numPr>
+        <w:spacing w:after="80" w:line="300"/>
+      </w:pPr>
+      <w:r>
+        <w:t xml:space="preserve">A.10の式（IZ列とJA列に入れる）で、「済」の数と、「済」「未」の数を数える。</w:t>
+      </w:r>
+    </w:p>
+    <w:p>
+      <w:pPr>
+        <w:pStyle w:val="Heading2"/>
+      </w:pPr>
+      <w:r>
+        <w:t xml:space="preserve">A.8 RESAS（支出流出入率・業種別事業所数）</w:t>
+      </w:r>
+    </w:p>
+    <w:p>
+      <w:pPr>
+        <w:spacing w:after="120" w:line="320"/>
+      </w:pPr>
+      <w:r>
+        <w:t xml:space="preserve">この2つは、RESAS（https://resas.go.jp/）の「地域経済循環マップ」「地域ビジネス環境分析（経済センサス）」の画面に表示される数値を読んで入力する作業になります。</w:t>
+      </w:r>
+      <w:r>
+        <w:rPr>
+          <w:b/>
+          <w:bCs/>
+        </w:rPr>
+        <w:t xml:space="preserve">ダウンロード機能の出力を確かめられていないため、画面の操作手順は書けません。</w:t>
+      </w:r>
+    </w:p>
+    <w:p>
+      <w:pPr>
+        <w:spacing w:after="120" w:line="320"/>
+      </w:pPr>
+      <w:r>
+        <w:t xml:space="preserve">できること（おすすめ順）：</w:t>
+      </w:r>
+    </w:p>
+    <w:p>
+      <w:pPr>
+        <w:pStyle w:val="ListParagraph"/>
+        <w:numPr>
+          <w:ilvl w:val="0"/>
+          <w:numId w:val="15"/>
+        </w:numPr>
+        <w:spacing w:after="80" w:line="300"/>
+      </w:pPr>
+      <w:r>
+        <w:rPr>
+          <w:b/>
+          <w:bCs/>
+        </w:rPr>
+        <w:t xml:space="preserve">前回の値のまま残す。</w:t>
+      </w:r>
+      <w:r>
+        <w:t xml:space="preserve">支出流出入率は2022年、業種別事業所数は2016年・2021年のまま据え置き、ツールの「画面に出る年次」も変えない。数値と年次を合わせて据え置く限り、誤った表示にはならない。</w:t>
+      </w:r>
+    </w:p>
+    <w:p>
+      <w:pPr>
+        <w:pStyle w:val="ListParagraph"/>
+        <w:numPr>
+          <w:ilvl w:val="0"/>
+          <w:numId w:val="15"/>
+        </w:numPr>
+        <w:spacing w:after="80" w:line="300"/>
+      </w:pPr>
+      <w:r>
+        <w:t xml:space="preserve">画面で市町村を1つずつ選んで表示される数値を、CSVに手で入力する（43市町村×26項目ほど。時間がかかる）。</w:t>
+      </w:r>
+      <w:r>
+        <w:rPr>
+          <w:b/>
+          <w:bCs/>
+        </w:rPr>
+        <w:t xml:space="preserve">非公開の市（現在は河内長野市・東大阪市の支出流出入率）と、秘匿（1〜2件）の業種は空欄のまま</w:t>
+      </w:r>
+      <w:r>
+        <w:t xml:space="preserve">にし、近隣の値や推定値で埋めない。</w:t>
+      </w:r>
+    </w:p>
+    <w:p>
+      <w:pPr>
+        <w:pStyle w:val="ListParagraph"/>
+        <w:numPr>
+          <w:ilvl w:val="0"/>
+          <w:numId w:val="15"/>
+        </w:numPr>
+        <w:spacing w:after="80" w:line="300"/>
+      </w:pPr>
+      <w:r>
+        <w:t xml:space="preserve">開発経験者に、経済センサスの公表表（e-Stat）からの取り直しを頼む。</w:t>
+      </w:r>
+    </w:p>
+    <w:p>
+      <w:pPr>
+        <w:pStyle w:val="Heading2"/>
+      </w:pPr>
+      <w:r>
+        <w:t xml:space="preserve">A.9 地図を使う列（浸水・地震・液状化・鉄道駅）</w:t>
+      </w:r>
+    </w:p>
+    <w:p>
+      <w:pPr>
+        <w:spacing w:after="120" w:line="320"/>
+      </w:pPr>
+      <w:r>
+        <w:t xml:space="preserve">この8列（鉄道駅1km圏1列、浸水4列、地震の揺れ2列、液状化1列）は、国土数値情報や地震動予測地図のデータを、250mメッシュの人口に重ねて計算した値です。Excelだけでは作れません。</w:t>
+      </w:r>
+    </w:p>
+    <w:p>
+      <w:pPr>
+        <w:pStyle w:val="ListParagraph"/>
+        <w:numPr>
+          <w:ilvl w:val="0"/>
+          <w:numId w:val="2"/>
+        </w:numPr>
+        <w:spacing w:after="60" w:line="300"/>
+      </w:pPr>
+      <w:r>
+        <w:t xml:space="preserve">元データが改定された（洪水浸水想定区域の更新、新しい地震動予測地図など）ときだけ、作り直しが必要です。改定がなければ</w:t>
+      </w:r>
+      <w:r>
+        <w:rPr>
+          <w:b/>
+          <w:bCs/>
+        </w:rPr>
+        <w:t xml:space="preserve">前回の値のままで正しい</w:t>
+      </w:r>
+      <w:r>
+        <w:t xml:space="preserve">ので、何もしないでください。</w:t>
+      </w:r>
+    </w:p>
+    <w:p>
+      <w:pPr>
+        <w:pStyle w:val="ListParagraph"/>
+        <w:numPr>
+          <w:ilvl w:val="0"/>
+          <w:numId w:val="2"/>
+        </w:numPr>
+        <w:spacing w:after="60" w:line="300"/>
+      </w:pPr>
+      <w:r>
+        <w:t xml:space="preserve">作り直すときは、リポジトリの tools/ フォルダの geo.py と tools/README.md にある手順（Pythonが使える人向け）に従います。計算のやり方は、ガイドの「指標の計算方法」にも書いてあります。</w:t>
+      </w:r>
+    </w:p>
+    <w:p>
+      <w:pPr>
+        <w:pStyle w:val="ListParagraph"/>
+        <w:numPr>
+          <w:ilvl w:val="0"/>
+          <w:numId w:val="2"/>
+        </w:numPr>
+        <w:spacing w:after="60" w:line="300"/>
+      </w:pPr>
+      <w:r>
+        <w:t xml:space="preserve">作り直せない場合は、前回の値を残し、「画面に出る年次」もそのままにしてください。</w:t>
+      </w:r>
+    </w:p>
+    <w:p>
+      <w:pPr>
+        <w:pStyle w:val="Heading2"/>
+      </w:pPr>
+      <w:r>
+        <w:t xml:space="preserve">A.10 Excelの式の例</w:t>
+      </w:r>
+    </w:p>
+    <w:p>
+      <w:pPr>
+        <w:spacing w:after="120" w:line="320"/>
+      </w:pPr>
+      <w:r>
+        <w:t xml:space="preserve">作業ブックの「取り込み用」シートの2行目（大阪市）から下へコピーする式です。A列＝ID、B列＝市町村名、C列＝自治体コードとします。シート名は、A.0で決めたものです。</w:t>
+      </w:r>
+    </w:p>
+    <w:p>
+      <w:pPr>
+        <w:pStyle w:val="Heading3"/>
+      </w:pPr>
+      <w:r>
+        <w:t xml:space="preserve">(1) e-Statの表から、コードと項目名で数値を引く（A.1の表）</w:t>
+      </w:r>
+    </w:p>
+    <w:p>
+      <w:pPr>
+        <w:pBdr>
+          <w:left w:val="single" w:color="8993A3" w:sz="12" w:space="6"/>
+        </w:pBdr>
+        <w:shd w:fill="F1F3F6" w:color="auto" w:val="clear"/>
+        <w:spacing w:after="100" w:before="40" w:line="260"/>
+        <w:ind w:left="200"/>
+      </w:pPr>
+      <w:r>
+        <w:rPr>
+          <w:rFonts w:ascii="Consolas" w:eastAsia="Yu Gothic" w:hAnsi="Consolas"/>
+          <w:sz w:val="18"/>
+          <w:szCs w:val="18"/>
+        </w:rPr>
+        <w:t xml:space="preserve">=INDEX(国2020!$A:$BZ, MATCH($C2,国2020!$C:$C,0), MATCH("*A1101_*",国2020!$9:$9,0))</w:t>
+      </w:r>
+    </w:p>
+    <w:p>
+      <w:pPr>
+        <w:spacing w:after="120" w:line="320"/>
+      </w:pPr>
+      <w:r>
+        <w:t xml:space="preserve">国2020シートで、C列（地域コード）が自治体コードと同じ行の、9行目（見出し）に「A1101_」を含む列の値を返す。項目のコードだけを書き換えて使う（A1303、A8301など）。</w:t>
+      </w:r>
+      <w:r>
+        <w:rPr>
+          <w:b/>
+          <w:bCs/>
+        </w:rPr>
+        <w:t xml:space="preserve">「A7101_」と「A710101_」は別の項目</w:t>
+      </w:r>
+      <w:r>
+        <w:t xml:space="preserve">なので、コードのあとの _ まで書くこと。#H01405 などは *H01405_* とする。</w:t>
+      </w:r>
+    </w:p>
+    <w:p>
+      <w:pPr>
+        <w:spacing w:after="120" w:line="320"/>
+      </w:pPr>
+      <w:r>
+        <w:t xml:space="preserve">「#N/A」が出たら、コードの型がそろっていません。次の式に替えてください（数値でも文字でも見つかる）：</w:t>
+      </w:r>
+    </w:p>
+    <w:p>
+      <w:pPr>
+        <w:pBdr>
+          <w:left w:val="single" w:color="8993A3" w:sz="12" w:space="6"/>
+        </w:pBdr>
+        <w:shd w:fill="F1F3F6" w:color="auto" w:val="clear"/>
+        <w:spacing w:after="100" w:before="40" w:line="260"/>
+        <w:ind w:left="200"/>
+      </w:pPr>
+      <w:r>
+        <w:rPr>
+          <w:rFonts w:ascii="Consolas" w:eastAsia="Yu Gothic" w:hAnsi="Consolas"/>
+          <w:sz w:val="18"/>
+          <w:szCs w:val="18"/>
+        </w:rPr>
+        <w:t xml:space="preserve">=IFERROR(INDEX(国2020!$A:$BZ,MATCH($C2,国2020!$C:$C,0),MATCH("*A1101_*",国2020!$9:$9,0)),INDEX(国2020!$A:$BZ,MATCH(""&amp;$C2,国2020!$C:$C,0),MATCH("*A1101_*",国2020!$9:$9,0)))</w:t>
+      </w:r>
+    </w:p>
+    <w:p>
+      <w:pPr>
+        <w:spacing w:after="120" w:line="320"/>
+      </w:pPr>
+      <w:r>
+        <w:t xml:space="preserve">数値が「X」「-」だと、そのセルは記号のままです。計算式の前に、記号でないことを確かめてください：</w:t>
+      </w:r>
+    </w:p>
+    <w:p>
+      <w:pPr>
+        <w:pBdr>
+          <w:left w:val="single" w:color="8993A3" w:sz="12" w:space="6"/>
+        </w:pBdr>
+        <w:shd w:fill="F1F3F6" w:color="auto" w:val="clear"/>
+        <w:spacing w:after="100" w:before="40" w:line="260"/>
+        <w:ind w:left="200"/>
+      </w:pPr>
+      <w:r>
+        <w:rPr>
+          <w:rFonts w:ascii="Consolas" w:eastAsia="Yu Gothic" w:hAnsi="Consolas"/>
+          <w:sz w:val="18"/>
+          <w:szCs w:val="18"/>
+        </w:rPr>
+        <w:t xml:space="preserve">=IF(ISNUMBER(d),d,"")</w:t>
+      </w:r>
+    </w:p>
+    <w:p>
+      <w:pPr>
+        <w:pStyle w:val="Heading3"/>
+      </w:pPr>
+      <w:r>
+        <w:t xml:space="preserve">(2) 計算列の例（値は(1)の結果を使う。ROUNDで丸める）</w:t>
+      </w:r>
+    </w:p>
+    <w:tbl>
+      <w:tblPr>
+        <w:tblW w:type="dxa" w:w="9638"/>
+        <w:tblBorders>
+          <w:top w:val="single" w:color="auto" w:sz="4"/>
+          <w:left w:val="single" w:color="auto" w:sz="4"/>
+          <w:bottom w:val="single" w:color="auto" w:sz="4"/>
+          <w:right w:val="single" w:color="auto" w:sz="4"/>
+          <w:insideH w:val="single" w:color="auto" w:sz="4"/>
+          <w:insideV w:val="single" w:color="auto" w:sz="4"/>
+        </w:tblBorders>
+      </w:tblPr>
+      <w:tblGrid>
+        <w:gridCol w:w="2410"/>
+        <w:gridCol w:w="7228"/>
+      </w:tblGrid>
+      <w:tr>
+        <w:trPr>
+          <w:tblHeader/>
+        </w:trPr>
+        <w:tc>
+          <w:tcPr>
+            <w:tcW w:type="dxa" w:w="2410"/>
+            <w:tcBorders>
+              <w:top w:val="single" w:color="C9D1DC" w:sz="4"/>
+              <w:left w:val="single" w:color="C9D1DC" w:sz="4"/>
+              <w:bottom w:val="single" w:color="C9D1DC" w:sz="4"/>
+              <w:right w:val="single" w:color="C9D1DC" w:sz="4"/>
+            </w:tcBorders>
+            <w:shd w:fill="E3ECF8" w:color="auto" w:val="clear"/>
+            <w:tcMar>
+              <w:top w:type="dxa" w:w="60"/>
+              <w:left w:type="dxa" w:w="90"/>
+              <w:bottom w:type="dxa" w:w="60"/>
+              <w:right w:type="dxa" w:w="90"/>
+            </w:tcMar>
+          </w:tcPr>
+          <w:p>
+            <w:pPr>
+              <w:spacing w:after="0" w:line="260"/>
+            </w:pPr>
+            <w:r>
+              <w:rPr>
+                <w:b/>
+                <w:bCs/>
+                <w:sz w:val="18"/>
+                <w:szCs w:val="18"/>
+              </w:rPr>
+              <w:t xml:space="preserve">列</w:t>
+            </w:r>
+          </w:p>
+        </w:tc>
+        <w:tc>
+          <w:tcPr>
+            <w:tcW w:type="dxa" w:w="7228"/>
+            <w:tcBorders>
+              <w:top w:val="single" w:color="C9D1DC" w:sz="4"/>
+              <w:left w:val="single" w:color="C9D1DC" w:sz="4"/>
+              <w:bottom w:val="single" w:color="C9D1DC" w:sz="4"/>
+              <w:right w:val="single" w:color="C9D1DC" w:sz="4"/>
+            </w:tcBorders>
+            <w:shd w:fill="E3ECF8" w:color="auto" w:val="clear"/>
+            <w:tcMar>
+              <w:top w:type="dxa" w:w="60"/>
+              <w:left w:type="dxa" w:w="90"/>
+              <w:bottom w:type="dxa" w:w="60"/>
+              <w:right w:type="dxa" w:w="90"/>
+            </w:tcMar>
+          </w:tcPr>
+          <w:p>
+            <w:pPr>
+              <w:spacing w:after="0" w:line="260"/>
+            </w:pPr>
+            <w:r>
+              <w:rPr>
+                <w:b/>
+                <w:bCs/>
+                <w:sz w:val="18"/>
+                <w:szCs w:val="18"/>
+              </w:rPr>
+              <w:t xml:space="preserve">式（列名は「取り込み用」の列に読み替える）</w:t>
+            </w:r>
+          </w:p>
+        </w:tc>
+      </w:tr>
+      <w:tr>
+        <w:tc>
+          <w:tcPr>
+            <w:tcW w:type="dxa" w:w="2410"/>
+            <w:tcBorders>
+              <w:top w:val="single" w:color="C9D1DC" w:sz="4"/>
+              <w:left w:val="single" w:color="C9D1DC" w:sz="4"/>
+              <w:bottom w:val="single" w:color="C9D1DC" w:sz="4"/>
+              <w:right w:val="single" w:color="C9D1DC" w:sz="4"/>
+            </w:tcBorders>
+            <w:tcMar>
+              <w:top w:type="dxa" w:w="60"/>
+              <w:left w:type="dxa" w:w="90"/>
+              <w:bottom w:type="dxa" w:w="60"/>
+              <w:right w:type="dxa" w:w="90"/>
+            </w:tcMar>
+          </w:tcPr>
+          <w:p>
+            <w:pPr>
+              <w:spacing w:after="0" w:line="260"/>
+            </w:pPr>
+            <w:r>
+              <w:rPr>
+                <w:sz w:val="18"/>
+                <w:szCs w:val="18"/>
+              </w:rPr>
+              <w:t xml:space="preserve">人口</w:t>
+            </w:r>
+          </w:p>
+        </w:tc>
+        <w:tc>
+          <w:tcPr>
+            <w:tcW w:type="dxa" w:w="7228"/>
+            <w:tcBorders>
+              <w:top w:val="single" w:color="C9D1DC" w:sz="4"/>
+              <w:left w:val="single" w:color="C9D1DC" w:sz="4"/>
+              <w:bottom w:val="single" w:color="C9D1DC" w:sz="4"/>
+              <w:right w:val="single" w:color="C9D1DC" w:sz="4"/>
+            </w:tcBorders>
+            <w:tcMar>
+              <w:top w:type="dxa" w:w="60"/>
+              <w:left w:type="dxa" w:w="90"/>
+              <w:bottom w:type="dxa" w:w="60"/>
+              <w:right w:type="dxa" w:w="90"/>
+            </w:tcMar>
+          </w:tcPr>
+          <w:p>
+            <w:pPr>
+              <w:spacing w:after="0" w:line="260"/>
+            </w:pPr>
+            <w:r>
+              <w:rPr>
+                <w:sz w:val="18"/>
+                <w:szCs w:val="18"/>
+              </w:rPr>
+              <w:t xml:space="preserve">＝(1)の A1101（国2020）</w:t>
+            </w:r>
+          </w:p>
+        </w:tc>
+      </w:tr>
+      <w:tr>
+        <w:tc>
+          <w:tcPr>
+            <w:tcW w:type="dxa" w:w="2410"/>
+            <w:tcBorders>
+              <w:top w:val="single" w:color="C9D1DC" w:sz="4"/>
+              <w:left w:val="single" w:color="C9D1DC" w:sz="4"/>
+              <w:bottom w:val="single" w:color="C9D1DC" w:sz="4"/>
+              <w:right w:val="single" w:color="C9D1DC" w:sz="4"/>
+            </w:tcBorders>
+            <w:tcMar>
+              <w:top w:type="dxa" w:w="60"/>
+              <w:left w:type="dxa" w:w="90"/>
+              <w:bottom w:type="dxa" w:w="60"/>
+              <w:right w:type="dxa" w:w="90"/>
+            </w:tcMar>
+          </w:tcPr>
+          <w:p>
+            <w:pPr>
+              <w:spacing w:after="0" w:line="260"/>
+            </w:pPr>
+            <w:r>
+              <w:rPr>
+                <w:sz w:val="18"/>
+                <w:szCs w:val="18"/>
+              </w:rPr>
+              <w:t xml:space="preserve">人口増減率</w:t>
+            </w:r>
+          </w:p>
+        </w:tc>
+        <w:tc>
+          <w:tcPr>
+            <w:tcW w:type="dxa" w:w="7228"/>
+            <w:tcBorders>
+              <w:top w:val="single" w:color="C9D1DC" w:sz="4"/>
+              <w:left w:val="single" w:color="C9D1DC" w:sz="4"/>
+              <w:bottom w:val="single" w:color="C9D1DC" w:sz="4"/>
+              <w:right w:val="single" w:color="C9D1DC" w:sz="4"/>
+            </w:tcBorders>
+            <w:tcMar>
+              <w:top w:type="dxa" w:w="60"/>
+              <w:left w:type="dxa" w:w="90"/>
+              <w:bottom w:type="dxa" w:w="60"/>
+              <w:right w:type="dxa" w:w="90"/>
+            </w:tcMar>
+          </w:tcPr>
+          <w:p>
+            <w:pPr>
+              <w:spacing w:after="0" w:line="260"/>
+            </w:pPr>
+            <w:r>
+              <w:rPr>
+                <w:sz w:val="18"/>
+                <w:szCs w:val="18"/>
+              </w:rPr>
+              <w:t xml:space="preserve">=ROUND(((国2020のA1101 / 国2015のA1101)^(1/5)-1)*100, 2)</w:t>
+            </w:r>
+          </w:p>
+        </w:tc>
+      </w:tr>
+      <w:tr>
+        <w:tc>
+          <w:tcPr>
+            <w:tcW w:type="dxa" w:w="2410"/>
+            <w:tcBorders>
+              <w:top w:val="single" w:color="C9D1DC" w:sz="4"/>
+              <w:left w:val="single" w:color="C9D1DC" w:sz="4"/>
+              <w:bottom w:val="single" w:color="C9D1DC" w:sz="4"/>
+              <w:right w:val="single" w:color="C9D1DC" w:sz="4"/>
+            </w:tcBorders>
+            <w:tcMar>
+              <w:top w:type="dxa" w:w="60"/>
+              <w:left w:type="dxa" w:w="90"/>
+              <w:bottom w:type="dxa" w:w="60"/>
+              <w:right w:type="dxa" w:w="90"/>
+            </w:tcMar>
+          </w:tcPr>
+          <w:p>
+            <w:pPr>
+              <w:spacing w:after="0" w:line="260"/>
+            </w:pPr>
+            <w:r>
+              <w:rPr>
+                <w:sz w:val="18"/>
+                <w:szCs w:val="18"/>
+              </w:rPr>
+              <w:t xml:space="preserve">高齢化率</w:t>
+            </w:r>
+          </w:p>
+        </w:tc>
+        <w:tc>
+          <w:tcPr>
+            <w:tcW w:type="dxa" w:w="7228"/>
+            <w:tcBorders>
+              <w:top w:val="single" w:color="C9D1DC" w:sz="4"/>
+              <w:left w:val="single" w:color="C9D1DC" w:sz="4"/>
+              <w:bottom w:val="single" w:color="C9D1DC" w:sz="4"/>
+              <w:right w:val="single" w:color="C9D1DC" w:sz="4"/>
+            </w:tcBorders>
+            <w:tcMar>
+              <w:top w:type="dxa" w:w="60"/>
+              <w:left w:type="dxa" w:w="90"/>
+              <w:bottom w:type="dxa" w:w="60"/>
+              <w:right w:type="dxa" w:w="90"/>
+            </w:tcMar>
+          </w:tcPr>
+          <w:p>
+            <w:pPr>
+              <w:spacing w:after="0" w:line="260"/>
+            </w:pPr>
+            <w:r>
+              <w:rPr>
+                <w:sz w:val="18"/>
+                <w:szCs w:val="18"/>
+              </w:rPr>
+              <w:t xml:space="preserve">=ROUND(A1303 / A1101 * 100, 1)</w:t>
+            </w:r>
+          </w:p>
+        </w:tc>
+      </w:tr>
+      <w:tr>
+        <w:tc>
+          <w:tcPr>
+            <w:tcW w:type="dxa" w:w="2410"/>
+            <w:tcBorders>
+              <w:top w:val="single" w:color="C9D1DC" w:sz="4"/>
+              <w:left w:val="single" w:color="C9D1DC" w:sz="4"/>
+              <w:bottom w:val="single" w:color="C9D1DC" w:sz="4"/>
+              <w:right w:val="single" w:color="C9D1DC" w:sz="4"/>
+            </w:tcBorders>
+            <w:tcMar>
+              <w:top w:type="dxa" w:w="60"/>
+              <w:left w:type="dxa" w:w="90"/>
+              <w:bottom w:type="dxa" w:w="60"/>
+              <w:right w:type="dxa" w:w="90"/>
+            </w:tcMar>
+          </w:tcPr>
+          <w:p>
+            <w:pPr>
+              <w:spacing w:after="0" w:line="260"/>
+            </w:pPr>
+            <w:r>
+              <w:rPr>
+                <w:sz w:val="18"/>
+                <w:szCs w:val="18"/>
+              </w:rPr>
+              <w:t xml:space="preserve">面積</w:t>
+            </w:r>
+          </w:p>
+        </w:tc>
+        <w:tc>
+          <w:tcPr>
+            <w:tcW w:type="dxa" w:w="7228"/>
+            <w:tcBorders>
+              <w:top w:val="single" w:color="C9D1DC" w:sz="4"/>
+              <w:left w:val="single" w:color="C9D1DC" w:sz="4"/>
+              <w:bottom w:val="single" w:color="C9D1DC" w:sz="4"/>
+              <w:right w:val="single" w:color="C9D1DC" w:sz="4"/>
+            </w:tcBorders>
+            <w:tcMar>
+              <w:top w:type="dxa" w:w="60"/>
+              <w:left w:type="dxa" w:w="90"/>
+              <w:bottom w:type="dxa" w:w="60"/>
+              <w:right w:type="dxa" w:w="90"/>
+            </w:tcMar>
+          </w:tcPr>
+          <w:p>
+            <w:pPr>
+              <w:spacing w:after="0" w:line="260"/>
+            </w:pPr>
+            <w:r>
+              <w:rPr>
+                <w:sz w:val="18"/>
+                <w:szCs w:val="18"/>
+              </w:rPr>
+              <w:t xml:space="preserve">=ROUND(B1101（体系2024） / 100, 2)</w:t>
+            </w:r>
+          </w:p>
+        </w:tc>
+      </w:tr>
+      <w:tr>
+        <w:tc>
+          <w:tcPr>
+            <w:tcW w:type="dxa" w:w="2410"/>
+            <w:tcBorders>
+              <w:top w:val="single" w:color="C9D1DC" w:sz="4"/>
+              <w:left w:val="single" w:color="C9D1DC" w:sz="4"/>
+              <w:bottom w:val="single" w:color="C9D1DC" w:sz="4"/>
+              <w:right w:val="single" w:color="C9D1DC" w:sz="4"/>
+            </w:tcBorders>
+            <w:tcMar>
+              <w:top w:type="dxa" w:w="60"/>
+              <w:left w:type="dxa" w:w="90"/>
+              <w:bottom w:type="dxa" w:w="60"/>
+              <w:right w:type="dxa" w:w="90"/>
+            </w:tcMar>
+          </w:tcPr>
+          <w:p>
+            <w:pPr>
+              <w:spacing w:after="0" w:line="260"/>
+            </w:pPr>
+            <w:r>
+              <w:rPr>
+                <w:sz w:val="18"/>
+                <w:szCs w:val="18"/>
+              </w:rPr>
+              <w:t xml:space="preserve">単独世帯率</w:t>
+            </w:r>
+          </w:p>
+        </w:tc>
+        <w:tc>
+          <w:tcPr>
+            <w:tcW w:type="dxa" w:w="7228"/>
+            <w:tcBorders>
+              <w:top w:val="single" w:color="C9D1DC" w:sz="4"/>
+              <w:left w:val="single" w:color="C9D1DC" w:sz="4"/>
+              <w:bottom w:val="single" w:color="C9D1DC" w:sz="4"/>
+              <w:right w:val="single" w:color="C9D1DC" w:sz="4"/>
+            </w:tcBorders>
+            <w:tcMar>
+              <w:top w:type="dxa" w:w="60"/>
+              <w:left w:type="dxa" w:w="90"/>
+              <w:bottom w:type="dxa" w:w="60"/>
+              <w:right w:type="dxa" w:w="90"/>
+            </w:tcMar>
+          </w:tcPr>
+          <w:p>
+            <w:pPr>
+              <w:spacing w:after="0" w:line="260"/>
+            </w:pPr>
+            <w:r>
+              <w:rPr>
+                <w:sz w:val="18"/>
+                <w:szCs w:val="18"/>
+              </w:rPr>
+              <w:t xml:space="preserve">=ROUND(A8301 / A710101 * 100, 2)</w:t>
+            </w:r>
+          </w:p>
+        </w:tc>
+      </w:tr>
+      <w:tr>
+        <w:tc>
+          <w:tcPr>
+            <w:tcW w:type="dxa" w:w="2410"/>
+            <w:tcBorders>
+              <w:top w:val="single" w:color="C9D1DC" w:sz="4"/>
+              <w:left w:val="single" w:color="C9D1DC" w:sz="4"/>
+              <w:bottom w:val="single" w:color="C9D1DC" w:sz="4"/>
+              <w:right w:val="single" w:color="C9D1DC" w:sz="4"/>
+            </w:tcBorders>
+            <w:tcMar>
+              <w:top w:type="dxa" w:w="60"/>
+              <w:left w:type="dxa" w:w="90"/>
+              <w:bottom w:type="dxa" w:w="60"/>
+              <w:right w:type="dxa" w:w="90"/>
+            </w:tcMar>
+          </w:tcPr>
+          <w:p>
+            <w:pPr>
+              <w:spacing w:after="0" w:line="260"/>
+            </w:pPr>
+            <w:r>
+              <w:rPr>
+                <w:sz w:val="18"/>
+                <w:szCs w:val="18"/>
+              </w:rPr>
+              <w:t xml:space="preserve">生産年齢人口の増減率</w:t>
+            </w:r>
+          </w:p>
+        </w:tc>
+        <w:tc>
+          <w:tcPr>
+            <w:tcW w:type="dxa" w:w="7228"/>
+            <w:tcBorders>
+              <w:top w:val="single" w:color="C9D1DC" w:sz="4"/>
+              <w:left w:val="single" w:color="C9D1DC" w:sz="4"/>
+              <w:bottom w:val="single" w:color="C9D1DC" w:sz="4"/>
+              <w:right w:val="single" w:color="C9D1DC" w:sz="4"/>
+            </w:tcBorders>
+            <w:tcMar>
+              <w:top w:type="dxa" w:w="60"/>
+              <w:left w:type="dxa" w:w="90"/>
+              <w:bottom w:type="dxa" w:w="60"/>
+              <w:right w:type="dxa" w:w="90"/>
+            </w:tcMar>
+          </w:tcPr>
+          <w:p>
+            <w:pPr>
+              <w:spacing w:after="0" w:line="260"/>
+            </w:pPr>
+            <w:r>
+              <w:rPr>
+                <w:sz w:val="18"/>
+                <w:szCs w:val="18"/>
+              </w:rPr>
+              <w:t xml:space="preserve">=ROUND((国2020のA1302 / 国2015のA1302 - 1) * 100, 2)</w:t>
+            </w:r>
+          </w:p>
+        </w:tc>
+      </w:tr>
+      <w:tr>
+        <w:tc>
+          <w:tcPr>
+            <w:tcW w:type="dxa" w:w="2410"/>
+            <w:tcBorders>
+              <w:top w:val="single" w:color="C9D1DC" w:sz="4"/>
+              <w:left w:val="single" w:color="C9D1DC" w:sz="4"/>
+              <w:bottom w:val="single" w:color="C9D1DC" w:sz="4"/>
+              <w:right w:val="single" w:color="C9D1DC" w:sz="4"/>
+            </w:tcBorders>
+            <w:tcMar>
+              <w:top w:type="dxa" w:w="60"/>
+              <w:left w:type="dxa" w:w="90"/>
+              <w:bottom w:type="dxa" w:w="60"/>
+              <w:right w:type="dxa" w:w="90"/>
+            </w:tcMar>
+          </w:tcPr>
+          <w:p>
+            <w:pPr>
+              <w:spacing w:after="0" w:line="260"/>
+            </w:pPr>
+            <w:r>
+              <w:rPr>
+                <w:sz w:val="18"/>
+                <w:szCs w:val="18"/>
+              </w:rPr>
+              <w:t xml:space="preserve">高齢化率の上昇幅</w:t>
+            </w:r>
+          </w:p>
+        </w:tc>
+        <w:tc>
+          <w:tcPr>
+            <w:tcW w:type="dxa" w:w="7228"/>
+            <w:tcBorders>
+              <w:top w:val="single" w:color="C9D1DC" w:sz="4"/>
+              <w:left w:val="single" w:color="C9D1DC" w:sz="4"/>
+              <w:bottom w:val="single" w:color="C9D1DC" w:sz="4"/>
+              <w:right w:val="single" w:color="C9D1DC" w:sz="4"/>
+            </w:tcBorders>
+            <w:tcMar>
+              <w:top w:type="dxa" w:w="60"/>
+              <w:left w:type="dxa" w:w="90"/>
+              <w:bottom w:type="dxa" w:w="60"/>
+              <w:right w:type="dxa" w:w="90"/>
+            </w:tcMar>
+          </w:tcPr>
+          <w:p>
+            <w:pPr>
+              <w:spacing w:after="0" w:line="260"/>
+            </w:pPr>
+            <w:r>
+              <w:rPr>
+                <w:sz w:val="18"/>
+                <w:szCs w:val="18"/>
+              </w:rPr>
+              <w:t xml:space="preserve">=ROUND((国2020のA1303/A1101 - 国2015のA1303/A1101) * 100, 2)　※途中の高齢化率は丸めない</w:t>
+            </w:r>
+          </w:p>
+        </w:tc>
+      </w:tr>
+      <w:tr>
+        <w:tc>
+          <w:tcPr>
+            <w:tcW w:type="dxa" w:w="2410"/>
+            <w:tcBorders>
+              <w:top w:val="single" w:color="C9D1DC" w:sz="4"/>
+              <w:left w:val="single" w:color="C9D1DC" w:sz="4"/>
+              <w:bottom w:val="single" w:color="C9D1DC" w:sz="4"/>
+              <w:right w:val="single" w:color="C9D1DC" w:sz="4"/>
+            </w:tcBorders>
+            <w:tcMar>
+              <w:top w:type="dxa" w:w="60"/>
+              <w:left w:type="dxa" w:w="90"/>
+              <w:bottom w:type="dxa" w:w="60"/>
+              <w:right w:type="dxa" w:w="90"/>
+            </w:tcMar>
+          </w:tcPr>
+          <w:p>
+            <w:pPr>
+              <w:spacing w:after="0" w:line="260"/>
+            </w:pPr>
+            <w:r>
+              <w:rPr>
+                <w:sz w:val="18"/>
+                <w:szCs w:val="18"/>
+              </w:rPr>
+              <w:t xml:space="preserve">65歳以上の一人暮らし</w:t>
+            </w:r>
+          </w:p>
+        </w:tc>
+        <w:tc>
+          <w:tcPr>
+            <w:tcW w:type="dxa" w:w="7228"/>
+            <w:tcBorders>
+              <w:top w:val="single" w:color="C9D1DC" w:sz="4"/>
+              <w:left w:val="single" w:color="C9D1DC" w:sz="4"/>
+              <w:bottom w:val="single" w:color="C9D1DC" w:sz="4"/>
+              <w:right w:val="single" w:color="C9D1DC" w:sz="4"/>
+            </w:tcBorders>
+            <w:tcMar>
+              <w:top w:type="dxa" w:w="60"/>
+              <w:left w:type="dxa" w:w="90"/>
+              <w:bottom w:type="dxa" w:w="60"/>
+              <w:right w:type="dxa" w:w="90"/>
+            </w:tcMar>
+          </w:tcPr>
+          <w:p>
+            <w:pPr>
+              <w:spacing w:after="0" w:line="260"/>
+            </w:pPr>
+            <w:r>
+              <w:rPr>
+                <w:sz w:val="18"/>
+                <w:szCs w:val="18"/>
+              </w:rPr>
+              <w:t xml:space="preserve">=ROUND(A8301 / A1303 * 100, 1)</w:t>
+            </w:r>
+          </w:p>
+        </w:tc>
+      </w:tr>
+      <w:tr>
+        <w:tc>
+          <w:tcPr>
+            <w:tcW w:type="dxa" w:w="2410"/>
+            <w:tcBorders>
+              <w:top w:val="single" w:color="C9D1DC" w:sz="4"/>
+              <w:left w:val="single" w:color="C9D1DC" w:sz="4"/>
+              <w:bottom w:val="single" w:color="C9D1DC" w:sz="4"/>
+              <w:right w:val="single" w:color="C9D1DC" w:sz="4"/>
+            </w:tcBorders>
+            <w:tcMar>
+              <w:top w:type="dxa" w:w="60"/>
+              <w:left w:type="dxa" w:w="90"/>
+              <w:bottom w:type="dxa" w:w="60"/>
+              <w:right w:type="dxa" w:w="90"/>
+            </w:tcMar>
+          </w:tcPr>
+          <w:p>
+            <w:pPr>
+              <w:spacing w:after="0" w:line="260"/>
+            </w:pPr>
+            <w:r>
+              <w:rPr>
+                <w:sz w:val="18"/>
+                <w:szCs w:val="18"/>
+              </w:rPr>
+              <w:t xml:space="preserve">高齢者のみの世帯</w:t>
+            </w:r>
+          </w:p>
+        </w:tc>
+        <w:tc>
+          <w:tcPr>
+            <w:tcW w:type="dxa" w:w="7228"/>
+            <w:tcBorders>
+              <w:top w:val="single" w:color="C9D1DC" w:sz="4"/>
+              <w:left w:val="single" w:color="C9D1DC" w:sz="4"/>
+              <w:bottom w:val="single" w:color="C9D1DC" w:sz="4"/>
+              <w:right w:val="single" w:color="C9D1DC" w:sz="4"/>
+            </w:tcBorders>
+            <w:tcMar>
+              <w:top w:type="dxa" w:w="60"/>
+              <w:left w:type="dxa" w:w="90"/>
+              <w:bottom w:type="dxa" w:w="60"/>
+              <w:right w:type="dxa" w:w="90"/>
+            </w:tcMar>
+          </w:tcPr>
+          <w:p>
+            <w:pPr>
+              <w:spacing w:after="0" w:line="260"/>
+            </w:pPr>
+            <w:r>
+              <w:rPr>
+                <w:sz w:val="18"/>
+                <w:szCs w:val="18"/>
+              </w:rPr>
+              <w:t xml:space="preserve">=ROUND((A8301 + A8201) / A710101 * 100, 1)</w:t>
+            </w:r>
+          </w:p>
+        </w:tc>
+      </w:tr>
+      <w:tr>
+        <w:tc>
+          <w:tcPr>
+            <w:tcW w:type="dxa" w:w="2410"/>
+            <w:tcBorders>
+              <w:top w:val="single" w:color="C9D1DC" w:sz="4"/>
+              <w:left w:val="single" w:color="C9D1DC" w:sz="4"/>
+              <w:bottom w:val="single" w:color="C9D1DC" w:sz="4"/>
+              <w:right w:val="single" w:color="C9D1DC" w:sz="4"/>
+            </w:tcBorders>
+            <w:tcMar>
+              <w:top w:type="dxa" w:w="60"/>
+              <w:left w:type="dxa" w:w="90"/>
+              <w:bottom w:type="dxa" w:w="60"/>
+              <w:right w:type="dxa" w:w="90"/>
+            </w:tcMar>
+          </w:tcPr>
+          <w:p>
+            <w:pPr>
+              <w:spacing w:after="0" w:line="260"/>
+            </w:pPr>
+            <w:r>
+              <w:rPr>
+                <w:sz w:val="18"/>
+                <w:szCs w:val="18"/>
+              </w:rPr>
+              <w:t xml:space="preserve">可住地面積</w:t>
+            </w:r>
+          </w:p>
+        </w:tc>
+        <w:tc>
+          <w:tcPr>
+            <w:tcW w:type="dxa" w:w="7228"/>
+            <w:tcBorders>
+              <w:top w:val="single" w:color="C9D1DC" w:sz="4"/>
+              <w:left w:val="single" w:color="C9D1DC" w:sz="4"/>
+              <w:bottom w:val="single" w:color="C9D1DC" w:sz="4"/>
+              <w:right w:val="single" w:color="C9D1DC" w:sz="4"/>
+            </w:tcBorders>
+            <w:tcMar>
+              <w:top w:type="dxa" w:w="60"/>
+              <w:left w:type="dxa" w:w="90"/>
+              <w:bottom w:type="dxa" w:w="60"/>
+              <w:right w:type="dxa" w:w="90"/>
+            </w:tcMar>
+          </w:tcPr>
+          <w:p>
+            <w:pPr>
+              <w:spacing w:after="0" w:line="260"/>
+            </w:pPr>
+            <w:r>
+              <w:rPr>
+                <w:sz w:val="18"/>
+                <w:szCs w:val="18"/>
+              </w:rPr>
+              <w:t xml:space="preserve">=ROUND(面積の列 * #B01301（体系2023） / 100, 2)</w:t>
+            </w:r>
+          </w:p>
+        </w:tc>
+      </w:tr>
+      <w:tr>
+        <w:tc>
+          <w:tcPr>
+            <w:tcW w:type="dxa" w:w="2410"/>
+            <w:tcBorders>
+              <w:top w:val="single" w:color="C9D1DC" w:sz="4"/>
+              <w:left w:val="single" w:color="C9D1DC" w:sz="4"/>
+              <w:bottom w:val="single" w:color="C9D1DC" w:sz="4"/>
+              <w:right w:val="single" w:color="C9D1DC" w:sz="4"/>
+            </w:tcBorders>
+            <w:tcMar>
+              <w:top w:type="dxa" w:w="60"/>
+              <w:left w:type="dxa" w:w="90"/>
+              <w:bottom w:type="dxa" w:w="60"/>
+              <w:right w:type="dxa" w:w="90"/>
+            </w:tcMar>
+          </w:tcPr>
+          <w:p>
+            <w:pPr>
+              <w:spacing w:after="0" w:line="260"/>
+            </w:pPr>
+            <w:r>
+              <w:rPr>
+                <w:sz w:val="18"/>
+                <w:szCs w:val="18"/>
+              </w:rPr>
+              <w:t xml:space="preserve">学校密度</w:t>
+            </w:r>
+          </w:p>
+        </w:tc>
+        <w:tc>
+          <w:tcPr>
+            <w:tcW w:type="dxa" w:w="7228"/>
+            <w:tcBorders>
+              <w:top w:val="single" w:color="C9D1DC" w:sz="4"/>
+              <w:left w:val="single" w:color="C9D1DC" w:sz="4"/>
+              <w:bottom w:val="single" w:color="C9D1DC" w:sz="4"/>
+              <w:right w:val="single" w:color="C9D1DC" w:sz="4"/>
+            </w:tcBorders>
+            <w:tcMar>
+              <w:top w:type="dxa" w:w="60"/>
+              <w:left w:type="dxa" w:w="90"/>
+              <w:bottom w:type="dxa" w:w="60"/>
+              <w:right w:type="dxa" w:w="90"/>
+            </w:tcMar>
+          </w:tcPr>
+          <w:p>
+            <w:pPr>
+              <w:spacing w:after="0" w:line="260"/>
+            </w:pPr>
+            <w:r>
+              <w:rPr>
+                <w:sz w:val="18"/>
+                <w:szCs w:val="18"/>
+              </w:rPr>
+              <w:t xml:space="preserve">=ROUND((E2101 + E3901) / (面積の列 * #B01301 / 100) * 100, 1)　※分母は丸めない。E3901が「-」の町村は、IF(ISNUMBER(..),..,0)で0にして足す</w:t>
+            </w:r>
+          </w:p>
+        </w:tc>
+      </w:tr>
+      <w:tr>
+        <w:tc>
+          <w:tcPr>
+            <w:tcW w:type="dxa" w:w="2410"/>
+            <w:tcBorders>
+              <w:top w:val="single" w:color="C9D1DC" w:sz="4"/>
+              <w:left w:val="single" w:color="C9D1DC" w:sz="4"/>
+              <w:bottom w:val="single" w:color="C9D1DC" w:sz="4"/>
+              <w:right w:val="single" w:color="C9D1DC" w:sz="4"/>
+            </w:tcBorders>
+            <w:tcMar>
+              <w:top w:type="dxa" w:w="60"/>
+              <w:left w:type="dxa" w:w="90"/>
+              <w:bottom w:type="dxa" w:w="60"/>
+              <w:right w:type="dxa" w:w="90"/>
+            </w:tcMar>
+          </w:tcPr>
+          <w:p>
+            <w:pPr>
+              <w:spacing w:after="0" w:line="260"/>
+            </w:pPr>
+            <w:r>
+              <w:rPr>
+                <w:sz w:val="18"/>
+                <w:szCs w:val="18"/>
+              </w:rPr>
+              <w:t xml:space="preserve">介護施設定員</w:t>
+            </w:r>
+          </w:p>
+        </w:tc>
+        <w:tc>
+          <w:tcPr>
+            <w:tcW w:type="dxa" w:w="7228"/>
+            <w:tcBorders>
+              <w:top w:val="single" w:color="C9D1DC" w:sz="4"/>
+              <w:left w:val="single" w:color="C9D1DC" w:sz="4"/>
+              <w:bottom w:val="single" w:color="C9D1DC" w:sz="4"/>
+              <w:right w:val="single" w:color="C9D1DC" w:sz="4"/>
+            </w:tcBorders>
+            <w:tcMar>
+              <w:top w:type="dxa" w:w="60"/>
+              <w:left w:type="dxa" w:w="90"/>
+              <w:bottom w:type="dxa" w:w="60"/>
+              <w:right w:type="dxa" w:w="90"/>
+            </w:tcMar>
+          </w:tcPr>
+          <w:p>
+            <w:pPr>
+              <w:spacing w:after="0" w:line="260"/>
+            </w:pPr>
+            <w:r>
+              <w:rPr>
+                <w:sz w:val="18"/>
+                <w:szCs w:val="18"/>
+              </w:rPr>
+              <w:t xml:space="preserve">=ROUND(J230128 / (人口の列 * 高齢化率の列 / 100) * 1000, 1)</w:t>
+            </w:r>
+          </w:p>
+        </w:tc>
+      </w:tr>
+    </w:tbl>
+    <w:p>
+      <w:pPr>
+        <w:pStyle w:val="Heading3"/>
+      </w:pPr>
+      <w:r>
+        <w:t xml:space="preserve">(3) 通勤・通学の自家用車利用率（交通シート：D列＝コード、I列＝手段名、K列＝人数）</w:t>
+      </w:r>
+    </w:p>
+    <w:p>
+      <w:pPr>
+        <w:pBdr>
+          <w:left w:val="single" w:color="8993A3" w:sz="12" w:space="6"/>
+        </w:pBdr>
+        <w:shd w:fill="F1F3F6" w:color="auto" w:val="clear"/>
+        <w:spacing w:after="100" w:before="40" w:line="260"/>
+        <w:ind w:left="200"/>
+      </w:pPr>
+      <w:r>
+        <w:rPr>
+          <w:rFonts w:ascii="Consolas" w:eastAsia="Yu Gothic" w:hAnsi="Consolas"/>
+          <w:sz w:val="18"/>
+          <w:szCs w:val="18"/>
+        </w:rPr>
+        <w:t xml:space="preserve">=ROUND(SUMIFS(交通!$K:$K,交通!$D:$D,$C2,交通!$I:$I,"自家用車") / SUMIFS(交通!$K:$K,交通!$D:$D,$C2,交通!$I:$I,"総数") * 100, 1)</w:t>
+      </w:r>
+    </w:p>
+    <w:p>
+      <w:pPr>
+        <w:spacing w:after="120" w:line="320"/>
+      </w:pPr>
+      <w:r>
+        <w:t xml:space="preserve">分母が0になるとエラー（#DIV/0!）になるので気づけます。人数の列が文字（"111,878"のようにカンマ付き）のままだと0になります。左寄せの数値がないか確かめてください。</w:t>
+      </w:r>
+    </w:p>
+    <w:p>
+      <w:pPr>
+        <w:pStyle w:val="Heading3"/>
+      </w:pPr>
+      <w:r>
+        <w:t xml:space="preserve">(4) マイナンバーカード保有率（マイナシートのF列に =A1&amp;B1 を入れておく）</w:t>
+      </w:r>
+    </w:p>
+    <w:p>
+      <w:pPr>
+        <w:pBdr>
+          <w:left w:val="single" w:color="8993A3" w:sz="12" w:space="6"/>
+        </w:pBdr>
+        <w:shd w:fill="F1F3F6" w:color="auto" w:val="clear"/>
+        <w:spacing w:after="100" w:before="40" w:line="260"/>
+        <w:ind w:left="200"/>
+      </w:pPr>
+      <w:r>
+        <w:rPr>
+          <w:rFonts w:ascii="Consolas" w:eastAsia="Yu Gothic" w:hAnsi="Consolas"/>
+          <w:sz w:val="18"/>
+          <w:szCs w:val="18"/>
+        </w:rPr>
+        <w:t xml:space="preserve">=ROUND(INDEX(マイナ!$E:$E, IFERROR(MATCH("大阪府"&amp;$B2,マイナ!$F:$F,0), MATCH("大阪府*郡"&amp;$B2,マイナ!$F:$F,0))) * 100, 2)</w:t>
+      </w:r>
+    </w:p>
+    <w:p>
+      <w:pPr>
+        <w:pStyle w:val="Heading3"/>
+      </w:pPr>
+      <w:r>
+        <w:t xml:space="preserve">(5) 食料品アクセス困難人口割合（B列＝コード（文字）、E列＝割合の場合）</w:t>
+      </w:r>
+    </w:p>
+    <w:p>
+      <w:pPr>
+        <w:pBdr>
+          <w:left w:val="single" w:color="8993A3" w:sz="12" w:space="6"/>
+        </w:pBdr>
+        <w:shd w:fill="F1F3F6" w:color="auto" w:val="clear"/>
+        <w:spacing w:after="100" w:before="40" w:line="260"/>
+        <w:ind w:left="200"/>
+      </w:pPr>
+      <w:r>
+        <w:rPr>
+          <w:rFonts w:ascii="Consolas" w:eastAsia="Yu Gothic" w:hAnsi="Consolas"/>
+          <w:sz w:val="18"/>
+          <w:szCs w:val="18"/>
+        </w:rPr>
+        <w:t xml:space="preserve">=ROUND(INDEX(食料品!$E:$E, MATCH(""&amp;$C2,食料品!$B:$B,0)), 2)</w:t>
+      </w:r>
+    </w:p>
+    <w:p>
+      <w:pPr>
+        <w:pStyle w:val="Heading3"/>
+      </w:pPr>
+      <w:r>
+        <w:t xml:space="preserve">(6) 将来推計人口（A列＝コード（数値）、E列＝2020年、K列＝2050年）</w:t>
+      </w:r>
+    </w:p>
+    <w:p>
+      <w:pPr>
+        <w:pBdr>
+          <w:left w:val="single" w:color="8993A3" w:sz="12" w:space="6"/>
+        </w:pBdr>
+        <w:shd w:fill="F1F3F6" w:color="auto" w:val="clear"/>
+        <w:spacing w:after="100" w:before="40" w:line="260"/>
+        <w:ind w:left="200"/>
+      </w:pPr>
+      <w:r>
+        <w:rPr>
+          <w:rFonts w:ascii="Consolas" w:eastAsia="Yu Gothic" w:hAnsi="Consolas"/>
+          <w:sz w:val="18"/>
+          <w:szCs w:val="18"/>
+        </w:rPr>
+        <w:t xml:space="preserve">=INDEX(将来人口!$K:$K, MATCH($C2,将来人口!$A:$A,0))</w:t>
+      </w:r>
+    </w:p>
+    <w:p>
+      <w:pPr>
+        <w:pBdr>
+          <w:left w:val="single" w:color="8993A3" w:sz="12" w:space="6"/>
+        </w:pBdr>
+        <w:shd w:fill="F1F3F6" w:color="auto" w:val="clear"/>
+        <w:spacing w:after="100" w:before="40" w:line="260"/>
+        <w:ind w:left="200"/>
+      </w:pPr>
+      <w:r>
+        <w:rPr>
+          <w:rFonts w:ascii="Consolas" w:eastAsia="Yu Gothic" w:hAnsi="Consolas"/>
+          <w:sz w:val="18"/>
+          <w:szCs w:val="18"/>
+        </w:rPr>
+        <w:t xml:space="preserve">=ROUND((INDEX(将来人口!$K:$K,MATCH($C2,将来人口!$A:$A,0)) / INDEX(将来人口!$E:$E,MATCH($C2,将来人口!$A:$A,0)) - 1) * 100, 1)</w:t>
+      </w:r>
+    </w:p>
+    <w:p>
+      <w:pPr>
+        <w:pStyle w:val="Heading3"/>
+      </w:pPr>
+      <w:r>
+        <w:t xml:space="preserve">(7) 土砂災害警戒区域数（左ブロックはB・C列、右ブロックはM・N列）</w:t>
+      </w:r>
+    </w:p>
+    <w:p>
+      <w:pPr>
+        <w:pBdr>
+          <w:left w:val="single" w:color="8993A3" w:sz="12" w:space="6"/>
+        </w:pBdr>
+        <w:shd w:fill="F1F3F6" w:color="auto" w:val="clear"/>
+        <w:spacing w:after="100" w:before="40" w:line="260"/>
+        <w:ind w:left="200"/>
+      </w:pPr>
+      <w:r>
+        <w:rPr>
+          <w:rFonts w:ascii="Consolas" w:eastAsia="Yu Gothic" w:hAnsi="Consolas"/>
+          <w:sz w:val="18"/>
+          <w:szCs w:val="18"/>
+        </w:rPr>
+        <w:t xml:space="preserve">=IFERROR(INDEX(土砂!$C:$C,MATCH($B2,土砂!$B:$B,0)), IFERROR(INDEX(土砂!$N:$N,MATCH($B2,土砂!$M:$M,0)), 0))</w:t>
+      </w:r>
+    </w:p>
+    <w:p>
+      <w:pPr>
+        <w:pStyle w:val="Heading3"/>
+      </w:pPr>
+      <w:r>
+        <w:t xml:space="preserve">(8) AI・RPA・生成AI（導入AIシートの例。RPA、生成AIも同じ式でシート名だけ替える）</w:t>
+      </w:r>
+    </w:p>
+    <w:p>
+      <w:pPr>
+        <w:pBdr>
+          <w:left w:val="single" w:color="8993A3" w:sz="12" w:space="6"/>
+        </w:pBdr>
+        <w:shd w:fill="F1F3F6" w:color="auto" w:val="clear"/>
+        <w:spacing w:after="100" w:before="40" w:line="260"/>
+        <w:ind w:left="200"/>
+      </w:pPr>
+      <w:r>
+        <w:rPr>
+          <w:rFonts w:ascii="Consolas" w:eastAsia="Yu Gothic" w:hAnsi="Consolas"/>
+          <w:sz w:val="18"/>
+          <w:szCs w:val="18"/>
+        </w:rPr>
+        <w:t xml:space="preserve">=IF(COUNTIFS(導入AI!$D:$D,"大阪府",導入AI!$E:$E,$B2,導入AI!$F:$F,"○")&gt;0, 2, IF(COUNTIFS(導入AI!$D:$D,"大阪府",導入AI!$E:$E,$B2,導入AI!$G:$G,"○")&gt;0, 1, 0))</w:t>
+      </w:r>
+    </w:p>
+    <w:p>
+      <w:pPr>
+        <w:pStyle w:val="Heading3"/>
+      </w:pPr>
+      <w:r>
+        <w:t xml:space="preserve">(9) オンライン化済の手続数・対象手続数</w:t>
+      </w:r>
+    </w:p>
+    <w:p>
+      <w:pPr>
+        <w:spacing w:after="120" w:line="320"/>
+      </w:pPr>
+      <w:r>
+        <w:t xml:space="preserve">オンラインシートの、各市町村の行の右（IZ列とJA列）に次の式を入れて、下の全行にコピーする（2行目の場合。行番号が違えば読み替える）：</w:t>
+      </w:r>
+    </w:p>
+    <w:p>
+      <w:pPr>
+        <w:pBdr>
+          <w:left w:val="single" w:color="8993A3" w:sz="12" w:space="6"/>
+        </w:pBdr>
+        <w:shd w:fill="F1F3F6" w:color="auto" w:val="clear"/>
+        <w:spacing w:after="100" w:before="40" w:line="260"/>
+        <w:ind w:left="200"/>
+      </w:pPr>
+      <w:r>
+        <w:rPr>
+          <w:rFonts w:ascii="Consolas" w:eastAsia="Yu Gothic" w:hAnsi="Consolas"/>
+          <w:sz w:val="18"/>
+          <w:szCs w:val="18"/>
+        </w:rPr>
+        <w:t xml:space="preserve">IZ2:  =SUMPRODUCT((MOD(COLUMN($G2:$IM2)-COLUMN($G2),5)=0)*($G2:$IM2="済"))</w:t>
+      </w:r>
+    </w:p>
+    <w:p>
+      <w:pPr>
+        <w:pBdr>
+          <w:left w:val="single" w:color="8993A3" w:sz="12" w:space="6"/>
+        </w:pBdr>
+        <w:shd w:fill="F1F3F6" w:color="auto" w:val="clear"/>
+        <w:spacing w:after="100" w:before="40" w:line="260"/>
+        <w:ind w:left="200"/>
+      </w:pPr>
+      <w:r>
+        <w:rPr>
+          <w:rFonts w:ascii="Consolas" w:eastAsia="Yu Gothic" w:hAnsi="Consolas"/>
+          <w:sz w:val="18"/>
+          <w:szCs w:val="18"/>
+        </w:rPr>
+        <w:t xml:space="preserve">JA2:  =SUMPRODUCT((MOD(COLUMN($G2:$IM2)-COLUMN($G2),5)=0)*((($G2:$IM2)="済")+(($G2:$IM2)="未")))</w:t>
+      </w:r>
+    </w:p>
+    <w:p>
+      <w:pPr>
+        <w:spacing w:after="120" w:line="320"/>
+      </w:pPr>
+      <w:r>
+        <w:t xml:space="preserve">そのうえで、「取り込み用」シートから、自治体コード（文字にした形）で引く：</w:t>
+      </w:r>
+    </w:p>
+    <w:p>
+      <w:pPr>
+        <w:pBdr>
+          <w:left w:val="single" w:color="8993A3" w:sz="12" w:space="6"/>
+        </w:pBdr>
+        <w:shd w:fill="F1F3F6" w:color="auto" w:val="clear"/>
+        <w:spacing w:after="100" w:before="40" w:line="260"/>
+        <w:ind w:left="200"/>
+      </w:pPr>
+      <w:r>
+        <w:rPr>
+          <w:rFonts w:ascii="Consolas" w:eastAsia="Yu Gothic" w:hAnsi="Consolas"/>
+          <w:sz w:val="18"/>
+          <w:szCs w:val="18"/>
+        </w:rPr>
+        <w:t xml:space="preserve">=INDEX(オンライン!$IZ:$IZ, MATCH(TEXT($C2,"00000"),オンライン!$B:$B,0))　（対象手続数はIZをJAに替える）</w:t>
+      </w:r>
+    </w:p>
+    <w:p>
+      <w:pPr>
+        <w:pBdr>
+          <w:left w:val="single" w:color="C77D12" w:sz="18" w:space="6"/>
+        </w:pBdr>
+        <w:shd w:fill="FBEEDA" w:color="auto" w:val="clear"/>
+        <w:spacing w:after="160" w:before="60" w:line="300"/>
+        <w:ind w:left="120"/>
+      </w:pPr>
+      <w:r>
+        <w:rPr>
+          <w:sz w:val="20"/>
+          <w:szCs w:val="20"/>
+        </w:rPr>
+        <w:t xml:space="preserve">最初の練習（A.0）のとき、大阪市が「済33／対象47」になることを確かめてください（現在の版の値）。</w:t>
+      </w:r>
+    </w:p>
+    <w:p>
+      <w:pPr>
+        <w:pStyle w:val="Heading2"/>
+      </w:pPr>
+      <w:r>
+        <w:t xml:space="preserve">A.11 全部そろえたあとの確認</w:t>
+      </w:r>
+    </w:p>
+    <w:p>
+      <w:pPr>
+        <w:pStyle w:val="ListParagraph"/>
+        <w:numPr>
+          <w:ilvl w:val="0"/>
+          <w:numId w:val="16"/>
+        </w:numPr>
+        <w:spacing w:after="80" w:line="300"/>
+      </w:pPr>
+      <w:r>
+        <w:t xml:space="preserve">作業ブックの「取り込み用」シートに、</w:t>
+      </w:r>
+      <w:r>
+        <w:rPr>
+          <w:b/>
+          <w:bCs/>
+        </w:rPr>
+        <w:t xml:space="preserve">「#N/A」「#VALUE!」「#DIV/0!」が残っていない</w:t>
+      </w:r>
+      <w:r>
+        <w:t xml:space="preserve">ことを確かめる（Ctrl＋Fで「#」を探す）。</w:t>
+      </w:r>
+    </w:p>
+    <w:p>
+      <w:pPr>
+        <w:pStyle w:val="ListParagraph"/>
+        <w:numPr>
+          <w:ilvl w:val="0"/>
+          <w:numId w:val="16"/>
+        </w:numPr>
+        <w:spacing w:after="80" w:line="300"/>
+      </w:pPr>
+      <w:r>
+        <w:t xml:space="preserve">空欄にしてよい列（空き家率・支出流出入率・業種別事業所数）以外に、空欄がないことを確かめる。</w:t>
+      </w:r>
+    </w:p>
+    <w:p>
+      <w:pPr>
+        <w:pStyle w:val="ListParagraph"/>
+        <w:numPr>
+          <w:ilvl w:val="0"/>
+          <w:numId w:val="16"/>
+        </w:numPr>
+        <w:spacing w:after="80" w:line="300"/>
+      </w:pPr>
+      <w:r>
+        <w:t xml:space="preserve">CSV UTF-8形式で保存し、データ更新ツールで読み込む。赤い枠のエラー（範囲外の値・行のずれなど）を直す。</w:t>
+      </w:r>
+    </w:p>
+    <w:p>
+      <w:pPr>
+        <w:pStyle w:val="ListParagraph"/>
+        <w:numPr>
+          <w:ilvl w:val="0"/>
+          <w:numId w:val="16"/>
+        </w:numPr>
+        <w:spacing w:after="80" w:line="300"/>
+      </w:pPr>
+      <w:r>
+        <w:t xml:space="preserve">黄色い枠の「念のため確かめてほしいところ」を見て、大きく変わった値が、公式の表と合っているかを確かめる。</w:t>
+      </w:r>
+    </w:p>
+    <w:p>
+      <w:pPr>
+        <w:pStyle w:val="ListParagraph"/>
+        <w:numPr>
+          <w:ilvl w:val="0"/>
+          <w:numId w:val="16"/>
+        </w:numPr>
+        <w:spacing w:after="80" w:line="300"/>
+      </w:pPr>
+      <w:r>
+        <w:t xml:space="preserve">3.5の「更新後の確認」をする。</w:t>
+      </w:r>
+    </w:p>
+    <w:p>
+      <w:pPr>
+        <w:pBdr>
+          <w:left w:val="single" w:color="C77D12" w:sz="18" w:space="6"/>
+        </w:pBdr>
+        <w:shd w:fill="FBEEDA" w:color="auto" w:val="clear"/>
+        <w:spacing w:after="160" w:before="60" w:line="300"/>
+        <w:ind w:left="120"/>
+      </w:pPr>
+      <w:r>
+        <w:rPr>
+          <w:sz w:val="20"/>
+          <w:szCs w:val="20"/>
+        </w:rPr>
+        <w:t xml:space="preserve">式の結果と公式の表が食い違うときは、式が間違っているのではなく、公式側が改定されたり、項目の定義が変わったりしていることがあります。そのときは、無理に合わせず、旧版のまま運用して、課内または開発経験者に相談してください。</w:t>
+      </w:r>
+    </w:p>
     <w:sectPr>
       <w:footerReference w:type="default" r:id="rId6"/>
       <w:pgSz w:w="11906" w:h="16838" w:orient="portrait"/>
@@ -12036,6 +16156,72 @@
     </w:lvlOverride>
   </w:num>
   <w:num w:numId="5">
+    <w:abstractNumId w:val="3"/>
+    <w:lvlOverride w:ilvl="0">
+      <w:startOverride w:val="1"/>
+    </w:lvlOverride>
+  </w:num>
+  <w:num w:numId="6">
+    <w:abstractNumId w:val="3"/>
+    <w:lvlOverride w:ilvl="0">
+      <w:startOverride w:val="1"/>
+    </w:lvlOverride>
+  </w:num>
+  <w:num w:numId="7">
+    <w:abstractNumId w:val="3"/>
+    <w:lvlOverride w:ilvl="0">
+      <w:startOverride w:val="1"/>
+    </w:lvlOverride>
+  </w:num>
+  <w:num w:numId="8">
+    <w:abstractNumId w:val="3"/>
+    <w:lvlOverride w:ilvl="0">
+      <w:startOverride w:val="1"/>
+    </w:lvlOverride>
+  </w:num>
+  <w:num w:numId="9">
+    <w:abstractNumId w:val="3"/>
+    <w:lvlOverride w:ilvl="0">
+      <w:startOverride w:val="1"/>
+    </w:lvlOverride>
+  </w:num>
+  <w:num w:numId="10">
+    <w:abstractNumId w:val="3"/>
+    <w:lvlOverride w:ilvl="0">
+      <w:startOverride w:val="1"/>
+    </w:lvlOverride>
+  </w:num>
+  <w:num w:numId="11">
+    <w:abstractNumId w:val="3"/>
+    <w:lvlOverride w:ilvl="0">
+      <w:startOverride w:val="1"/>
+    </w:lvlOverride>
+  </w:num>
+  <w:num w:numId="12">
+    <w:abstractNumId w:val="3"/>
+    <w:lvlOverride w:ilvl="0">
+      <w:startOverride w:val="1"/>
+    </w:lvlOverride>
+  </w:num>
+  <w:num w:numId="13">
+    <w:abstractNumId w:val="3"/>
+    <w:lvlOverride w:ilvl="0">
+      <w:startOverride w:val="1"/>
+    </w:lvlOverride>
+  </w:num>
+  <w:num w:numId="14">
+    <w:abstractNumId w:val="3"/>
+    <w:lvlOverride w:ilvl="0">
+      <w:startOverride w:val="1"/>
+    </w:lvlOverride>
+  </w:num>
+  <w:num w:numId="15">
+    <w:abstractNumId w:val="3"/>
+    <w:lvlOverride w:ilvl="0">
+      <w:startOverride w:val="1"/>
+    </w:lvlOverride>
+  </w:num>
+  <w:num w:numId="16">
     <w:abstractNumId w:val="3"/>
     <w:lvlOverride w:ilvl="0">
       <w:startOverride w:val="1"/>
